--- a/distribution-docs/Paycom Historical Data Bot.docx
+++ b/distribution-docs/Paycom Historical Data Bot.docx
@@ -51,7 +51,7 @@
           <w:sz w:val="16"/>
           <w:szCs w:val="16"/>
         </w:rPr>
-        <w:t xml:space="preserve">// @version      0.30.2</w:t>
+        <w:t xml:space="preserve">// @version      0.31.0</w:t>
       </w:r>
     </w:p>
     <w:p>
@@ -19694,6 +19694,58 @@
           <w:sz w:val="16"/>
           <w:szCs w:val="16"/>
         </w:rPr>
+        <w:t xml:space="preserve">  // Stamp of the queue row downloaded for the PREVIOUS range of this wizard run,</w:t>
+      </w:r>
+    </w:p>
+    <w:p>
+      <w:pPr>
+        <w:spacing w:after="0" w:line="220"/>
+      </w:pPr>
+      <w:r>
+        <w:rPr>
+          <w:rFonts w:ascii="Consolas" w:cs="Consolas" w:eastAsia="Consolas" w:hAnsi="Consolas"/>
+          <w:sz w:val="16"/>
+          <w:szCs w:val="16"/>
+        </w:rPr>
+        <w:t xml:space="preserve">  // so the next range can refuse to hand back the same row (see wizardDownload).</w:t>
+      </w:r>
+    </w:p>
+    <w:p>
+      <w:pPr>
+        <w:spacing w:after="0" w:line="220"/>
+      </w:pPr>
+      <w:r>
+        <w:rPr>
+          <w:rFonts w:ascii="Consolas" w:cs="Consolas" w:eastAsia="Consolas" w:hAnsi="Consolas"/>
+          <w:sz w:val="16"/>
+          <w:szCs w:val="16"/>
+        </w:rPr>
+        <w:t xml:space="preserve">  const WZ_LAST_STAMP_KEY = 'histbot.wz.lastStamp';</w:t>
+      </w:r>
+    </w:p>
+    <w:p>
+      <w:pPr>
+        <w:spacing w:after="0" w:line="220"/>
+      </w:pPr>
+      <w:r>
+        <w:rPr>
+          <w:rFonts w:ascii="Consolas" w:cs="Consolas" w:eastAsia="Consolas" w:hAnsi="Consolas"/>
+          <w:sz w:val="16"/>
+          <w:szCs w:val="16"/>
+        </w:rPr>
+        <w:t xml:space="preserve"> </w:t>
+      </w:r>
+    </w:p>
+    <w:p>
+      <w:pPr>
+        <w:spacing w:after="0" w:line="220"/>
+      </w:pPr>
+      <w:r>
+        <w:rPr>
+          <w:rFonts w:ascii="Consolas" w:cs="Consolas" w:eastAsia="Consolas" w:hAnsi="Consolas"/>
+          <w:sz w:val="16"/>
+          <w:szCs w:val="16"/>
+        </w:rPr>
         <w:t xml:space="preserve">  // Download the generated ARW report from the recent-reports tab.</w:t>
       </w:r>
     </w:p>
@@ -19707,6 +19759,240 @@
           <w:sz w:val="16"/>
           <w:szCs w:val="16"/>
         </w:rPr>
+        <w:t xml:space="preserve">  //</w:t>
+      </w:r>
+    </w:p>
+    <w:p>
+      <w:pPr>
+        <w:spacing w:after="0" w:line="220"/>
+      </w:pPr>
+      <w:r>
+        <w:rPr>
+          <w:rFonts w:ascii="Consolas" w:cs="Consolas" w:eastAsia="Consolas" w:hAnsi="Consolas"/>
+          <w:sz w:val="16"/>
+          <w:szCs w:val="16"/>
+        </w:rPr>
+        <w:t xml:space="preserve">  // Do NOT use the "count the Download buttons, wait for the count to rise, take</w:t>
+      </w:r>
+    </w:p>
+    <w:p>
+      <w:pPr>
+        <w:spacing w:after="0" w:line="220"/>
+      </w:pPr>
+      <w:r>
+        <w:rPr>
+          <w:rFonts w:ascii="Consolas" w:cs="Consolas" w:eastAsia="Consolas" w:hAnsi="Consolas"/>
+          <w:sz w:val="16"/>
+          <w:szCs w:val="16"/>
+        </w:rPr>
+        <w:t xml:space="preserve">  // the topmost" shortcut here. generateAndDownload can use it safely because it</w:t>
+      </w:r>
+    </w:p>
+    <w:p>
+      <w:pPr>
+        <w:spacing w:after="0" w:line="220"/>
+      </w:pPr>
+      <w:r>
+        <w:rPr>
+          <w:rFonts w:ascii="Consolas" w:cs="Consolas" w:eastAsia="Consolas" w:hAnsi="Consolas"/>
+          <w:sz w:val="16"/>
+          <w:szCs w:val="16"/>
+        </w:rPr>
+        <w:t xml:space="preserve">  // snapshots the count on the SAME page immediately before clicking Generate.</w:t>
+      </w:r>
+    </w:p>
+    <w:p>
+      <w:pPr>
+        <w:spacing w:after="0" w:line="220"/>
+      </w:pPr>
+      <w:r>
+        <w:rPr>
+          <w:rFonts w:ascii="Consolas" w:cs="Consolas" w:eastAsia="Consolas" w:hAnsi="Consolas"/>
+          <w:sz w:val="16"/>
+          <w:szCs w:val="16"/>
+        </w:rPr>
+        <w:t xml:space="preserve">  // The wizard can't: it clicks Generate on the wizard page and only then</w:t>
+      </w:r>
+    </w:p>
+    <w:p>
+      <w:pPr>
+        <w:spacing w:after="0" w:line="220"/>
+      </w:pPr>
+      <w:r>
+        <w:rPr>
+          <w:rFonts w:ascii="Consolas" w:cs="Consolas" w:eastAsia="Consolas" w:hAnsi="Consolas"/>
+          <w:sz w:val="16"/>
+          <w:szCs w:val="16"/>
+        </w:rPr>
+        <w:t xml:space="preserve">  // navigates to the queue, so the snapshot is taken on a freshly-loading list</w:t>
+      </w:r>
+    </w:p>
+    <w:p>
+      <w:pPr>
+        <w:spacing w:after="0" w:line="220"/>
+      </w:pPr>
+      <w:r>
+        <w:rPr>
+          <w:rFonts w:ascii="Consolas" w:cs="Consolas" w:eastAsia="Consolas" w:hAnsi="Consolas"/>
+          <w:sz w:val="16"/>
+          <w:szCs w:val="16"/>
+        </w:rPr>
+        <w:t xml:space="preserve">  // whose rows are still rendering. The count then rises because an OLD row</w:t>
+      </w:r>
+    </w:p>
+    <w:p>
+      <w:pPr>
+        <w:spacing w:after="0" w:line="220"/>
+      </w:pPr>
+      <w:r>
+        <w:rPr>
+          <w:rFonts w:ascii="Consolas" w:cs="Consolas" w:eastAsia="Consolas" w:hAnsi="Consolas"/>
+          <w:sz w:val="16"/>
+          <w:szCs w:val="16"/>
+        </w:rPr>
+        <w:t xml:space="preserve">  // rendered late — not because our report finished — and the topmost row is</w:t>
+      </w:r>
+    </w:p>
+    <w:p>
+      <w:pPr>
+        <w:spacing w:after="0" w:line="220"/>
+      </w:pPr>
+      <w:r>
+        <w:rPr>
+          <w:rFonts w:ascii="Consolas" w:cs="Consolas" w:eastAsia="Consolas" w:hAnsi="Consolas"/>
+          <w:sz w:val="16"/>
+          <w:szCs w:val="16"/>
+        </w:rPr>
+        <w:t xml:space="preserve">  // still the PREVIOUS range's. That silently saved 2023's file a second time as</w:t>
+      </w:r>
+    </w:p>
+    <w:p>
+      <w:pPr>
+        <w:spacing w:after="0" w:line="220"/>
+      </w:pPr>
+      <w:r>
+        <w:rPr>
+          <w:rFonts w:ascii="Consolas" w:cs="Consolas" w:eastAsia="Consolas" w:hAnsi="Consolas"/>
+          <w:sz w:val="16"/>
+          <w:szCs w:val="16"/>
+        </w:rPr>
+        <w:t xml:space="preserve">  // PriorPayroll_2024.csv (byte-identical, confirmed by md5) while the log</w:t>
+      </w:r>
+    </w:p>
+    <w:p>
+      <w:pPr>
+        <w:spacing w:after="0" w:line="220"/>
+      </w:pPr>
+      <w:r>
+        <w:rPr>
+          <w:rFonts w:ascii="Consolas" w:cs="Consolas" w:eastAsia="Consolas" w:hAnsi="Consolas"/>
+          <w:sz w:val="16"/>
+          <w:szCs w:val="16"/>
+        </w:rPr>
+        <w:t xml:space="preserve">  // happily reported both as downloaded.</w:t>
+      </w:r>
+    </w:p>
+    <w:p>
+      <w:pPr>
+        <w:spacing w:after="0" w:line="220"/>
+      </w:pPr>
+      <w:r>
+        <w:rPr>
+          <w:rFonts w:ascii="Consolas" w:cs="Consolas" w:eastAsia="Consolas" w:hAnsi="Consolas"/>
+          <w:sz w:val="16"/>
+          <w:szCs w:val="16"/>
+        </w:rPr>
+        <w:t xml:space="preserve">  //</w:t>
+      </w:r>
+    </w:p>
+    <w:p>
+      <w:pPr>
+        <w:spacing w:after="0" w:line="220"/>
+      </w:pPr>
+      <w:r>
+        <w:rPr>
+          <w:rFonts w:ascii="Consolas" w:cs="Consolas" w:eastAsia="Consolas" w:hAnsi="Consolas"/>
+          <w:sz w:val="16"/>
+          <w:szCs w:val="16"/>
+        </w:rPr>
+        <w:t xml:space="preserve">  // Our report is by definition the NEWEST row in the queue, so instead: wait</w:t>
+      </w:r>
+    </w:p>
+    <w:p>
+      <w:pPr>
+        <w:spacing w:after="0" w:line="220"/>
+      </w:pPr>
+      <w:r>
+        <w:rPr>
+          <w:rFonts w:ascii="Consolas" w:cs="Consolas" w:eastAsia="Consolas" w:hAnsi="Consolas"/>
+          <w:sz w:val="16"/>
+          <w:szCs w:val="16"/>
+        </w:rPr>
+        <w:t xml:space="preserve">  // until the newest row actually has a Download button, and refuse the stamp we</w:t>
+      </w:r>
+    </w:p>
+    <w:p>
+      <w:pPr>
+        <w:spacing w:after="0" w:line="220"/>
+      </w:pPr>
+      <w:r>
+        <w:rPr>
+          <w:rFonts w:ascii="Consolas" w:cs="Consolas" w:eastAsia="Consolas" w:hAnsi="Consolas"/>
+          <w:sz w:val="16"/>
+          <w:szCs w:val="16"/>
+        </w:rPr>
+        <w:t xml:space="preserve">  // downloaded for the previous range (that row being newest means ours has not</w:t>
+      </w:r>
+    </w:p>
+    <w:p>
+      <w:pPr>
+        <w:spacing w:after="0" w:line="220"/>
+      </w:pPr>
+      <w:r>
+        <w:rPr>
+          <w:rFonts w:ascii="Consolas" w:cs="Consolas" w:eastAsia="Consolas" w:hAnsi="Consolas"/>
+          <w:sz w:val="16"/>
+          <w:szCs w:val="16"/>
+        </w:rPr>
+        <w:t xml:space="preserve">  // appeared yet). Stamps are only ever compared to EACH OTHER, never to the</w:t>
+      </w:r>
+    </w:p>
+    <w:p>
+      <w:pPr>
+        <w:spacing w:after="0" w:line="220"/>
+      </w:pPr>
+      <w:r>
+        <w:rPr>
+          <w:rFonts w:ascii="Consolas" w:cs="Consolas" w:eastAsia="Consolas" w:hAnsi="Consolas"/>
+          <w:sz w:val="16"/>
+          <w:szCs w:val="16"/>
+        </w:rPr>
+        <w:t xml:space="preserve">  // clock — Paycom prints them in the client's timezone (CST here), which is not</w:t>
+      </w:r>
+    </w:p>
+    <w:p>
+      <w:pPr>
+        <w:spacing w:after="0" w:line="220"/>
+      </w:pPr>
+      <w:r>
+        <w:rPr>
+          <w:rFonts w:ascii="Consolas" w:cs="Consolas" w:eastAsia="Consolas" w:hAnsi="Consolas"/>
+          <w:sz w:val="16"/>
+          <w:szCs w:val="16"/>
+        </w:rPr>
+        <w:t xml:space="preserve">  // the browser's.</w:t>
+      </w:r>
+    </w:p>
+    <w:p>
+      <w:pPr>
+        <w:spacing w:after="0" w:line="220"/>
+      </w:pPr>
+      <w:r>
+        <w:rPr>
+          <w:rFonts w:ascii="Consolas" w:cs="Consolas" w:eastAsia="Consolas" w:hAnsi="Consolas"/>
+          <w:sz w:val="16"/>
+          <w:szCs w:val="16"/>
+        </w:rPr>
         <w:t xml:space="preserve">  async function wizardDownload(report, range) {</w:t>
       </w:r>
     </w:p>
@@ -19746,59 +20032,241 @@
           <w:sz w:val="16"/>
           <w:szCs w:val="16"/>
         </w:rPr>
-        <w:t xml:space="preserve">    const initial = getDownloadButtons().length;</w:t>
-      </w:r>
-    </w:p>
-    <w:p>
-      <w:pPr>
-        <w:spacing w:after="0" w:line="220"/>
-      </w:pPr>
-      <w:r>
-        <w:rPr>
-          <w:rFonts w:ascii="Consolas" w:cs="Consolas" w:eastAsia="Consolas" w:hAnsi="Consolas"/>
-          <w:sz w:val="16"/>
-          <w:szCs w:val="16"/>
-        </w:rPr>
-        <w:t xml:space="preserve">    await waitFor(() =&gt; getDownloadButtons().length &gt; initial, {</w:t>
-      </w:r>
-    </w:p>
-    <w:p>
-      <w:pPr>
-        <w:spacing w:after="0" w:line="220"/>
-      </w:pPr>
-      <w:r>
-        <w:rPr>
-          <w:rFonts w:ascii="Consolas" w:cs="Consolas" w:eastAsia="Consolas" w:hAnsi="Consolas"/>
-          <w:sz w:val="16"/>
-          <w:szCs w:val="16"/>
-        </w:rPr>
-        <w:t xml:space="preserve">      timeout: 30 * 60 * 1000, interval: 900, label: 'wizard report Download',</w:t>
-      </w:r>
-    </w:p>
-    <w:p>
-      <w:pPr>
-        <w:spacing w:after="0" w:line="220"/>
-      </w:pPr>
-      <w:r>
-        <w:rPr>
-          <w:rFonts w:ascii="Consolas" w:cs="Consolas" w:eastAsia="Consolas" w:hAnsi="Consolas"/>
-          <w:sz w:val="16"/>
-          <w:szCs w:val="16"/>
-        </w:rPr>
-        <w:t xml:space="preserve">    });</w:t>
-      </w:r>
-    </w:p>
-    <w:p>
-      <w:pPr>
-        <w:spacing w:after="0" w:line="220"/>
-      </w:pPr>
-      <w:r>
-        <w:rPr>
-          <w:rFonts w:ascii="Consolas" w:cs="Consolas" w:eastAsia="Consolas" w:hAnsi="Consolas"/>
-          <w:sz w:val="16"/>
-          <w:szCs w:val="16"/>
-        </w:rPr>
-        <w:t xml:space="preserve">    await downloadNewest(`${report.fileBase}_${range.label}`);</w:t>
+        <w:t xml:space="preserve"> </w:t>
+      </w:r>
+    </w:p>
+    <w:p>
+      <w:pPr>
+        <w:spacing w:after="0" w:line="220"/>
+      </w:pPr>
+      <w:r>
+        <w:rPr>
+          <w:rFonts w:ascii="Consolas" w:cs="Consolas" w:eastAsia="Consolas" w:hAnsi="Consolas"/>
+          <w:sz w:val="16"/>
+          <w:szCs w:val="16"/>
+        </w:rPr>
+        <w:t xml:space="preserve">    let lastStamp = '';</w:t>
+      </w:r>
+    </w:p>
+    <w:p>
+      <w:pPr>
+        <w:spacing w:after="0" w:line="220"/>
+      </w:pPr>
+      <w:r>
+        <w:rPr>
+          <w:rFonts w:ascii="Consolas" w:cs="Consolas" w:eastAsia="Consolas" w:hAnsi="Consolas"/>
+          <w:sz w:val="16"/>
+          <w:szCs w:val="16"/>
+        </w:rPr>
+        <w:t xml:space="preserve">    try { lastStamp = localStorage.getItem(WZ_LAST_STAMP_KEY) || ''; } catch (_) {}</w:t>
+      </w:r>
+    </w:p>
+    <w:p>
+      <w:pPr>
+        <w:spacing w:after="0" w:line="220"/>
+      </w:pPr>
+      <w:r>
+        <w:rPr>
+          <w:rFonts w:ascii="Consolas" w:cs="Consolas" w:eastAsia="Consolas" w:hAnsi="Consolas"/>
+          <w:sz w:val="16"/>
+          <w:szCs w:val="16"/>
+        </w:rPr>
+        <w:t xml:space="preserve"> </w:t>
+      </w:r>
+    </w:p>
+    <w:p>
+      <w:pPr>
+        <w:spacing w:after="0" w:line="220"/>
+      </w:pPr>
+      <w:r>
+        <w:rPr>
+          <w:rFonts w:ascii="Consolas" w:cs="Consolas" w:eastAsia="Consolas" w:hAnsi="Consolas"/>
+          <w:sz w:val="16"/>
+          <w:szCs w:val="16"/>
+        </w:rPr>
+        <w:t xml:space="preserve">    const found = await waitFor(() =&gt; {</w:t>
+      </w:r>
+    </w:p>
+    <w:p>
+      <w:pPr>
+        <w:spacing w:after="0" w:line="220"/>
+      </w:pPr>
+      <w:r>
+        <w:rPr>
+          <w:rFonts w:ascii="Consolas" w:cs="Consolas" w:eastAsia="Consolas" w:hAnsi="Consolas"/>
+          <w:sz w:val="16"/>
+          <w:szCs w:val="16"/>
+        </w:rPr>
+        <w:t xml:space="preserve">      const rows = [...scanQueueStamps().entries()]</w:t>
+      </w:r>
+    </w:p>
+    <w:p>
+      <w:pPr>
+        <w:spacing w:after="0" w:line="220"/>
+      </w:pPr>
+      <w:r>
+        <w:rPr>
+          <w:rFonts w:ascii="Consolas" w:cs="Consolas" w:eastAsia="Consolas" w:hAnsi="Consolas"/>
+          <w:sz w:val="16"/>
+          <w:szCs w:val="16"/>
+        </w:rPr>
+        <w:t xml:space="preserve">        .map(([stamp, el]) =&gt; ({ stamp, el, t: parseStamp(stamp) }))</w:t>
+      </w:r>
+    </w:p>
+    <w:p>
+      <w:pPr>
+        <w:spacing w:after="0" w:line="220"/>
+      </w:pPr>
+      <w:r>
+        <w:rPr>
+          <w:rFonts w:ascii="Consolas" w:cs="Consolas" w:eastAsia="Consolas" w:hAnsi="Consolas"/>
+          <w:sz w:val="16"/>
+          <w:szCs w:val="16"/>
+        </w:rPr>
+        <w:t xml:space="preserve">        .sort((a, b) =&gt; b.t - a.t); // newest first</w:t>
+      </w:r>
+    </w:p>
+    <w:p>
+      <w:pPr>
+        <w:spacing w:after="0" w:line="220"/>
+      </w:pPr>
+      <w:r>
+        <w:rPr>
+          <w:rFonts w:ascii="Consolas" w:cs="Consolas" w:eastAsia="Consolas" w:hAnsi="Consolas"/>
+          <w:sz w:val="16"/>
+          <w:szCs w:val="16"/>
+        </w:rPr>
+        <w:t xml:space="preserve">      const newest = rows[0];</w:t>
+      </w:r>
+    </w:p>
+    <w:p>
+      <w:pPr>
+        <w:spacing w:after="0" w:line="220"/>
+      </w:pPr>
+      <w:r>
+        <w:rPr>
+          <w:rFonts w:ascii="Consolas" w:cs="Consolas" w:eastAsia="Consolas" w:hAnsi="Consolas"/>
+          <w:sz w:val="16"/>
+          <w:szCs w:val="16"/>
+        </w:rPr>
+        <w:t xml:space="preserve">      if (!newest) return null;</w:t>
+      </w:r>
+    </w:p>
+    <w:p>
+      <w:pPr>
+        <w:spacing w:after="0" w:line="220"/>
+      </w:pPr>
+      <w:r>
+        <w:rPr>
+          <w:rFonts w:ascii="Consolas" w:cs="Consolas" w:eastAsia="Consolas" w:hAnsi="Consolas"/>
+          <w:sz w:val="16"/>
+          <w:szCs w:val="16"/>
+        </w:rPr>
+        <w:t xml:space="preserve">      // Newest row is the one we just downloaded → our new report isn't in the</w:t>
+      </w:r>
+    </w:p>
+    <w:p>
+      <w:pPr>
+        <w:spacing w:after="0" w:line="220"/>
+      </w:pPr>
+      <w:r>
+        <w:rPr>
+          <w:rFonts w:ascii="Consolas" w:cs="Consolas" w:eastAsia="Consolas" w:hAnsi="Consolas"/>
+          <w:sz w:val="16"/>
+          <w:szCs w:val="16"/>
+        </w:rPr>
+        <w:t xml:space="preserve">      // list yet. Keep waiting rather than handing back the same file again.</w:t>
+      </w:r>
+    </w:p>
+    <w:p>
+      <w:pPr>
+        <w:spacing w:after="0" w:line="220"/>
+      </w:pPr>
+      <w:r>
+        <w:rPr>
+          <w:rFonts w:ascii="Consolas" w:cs="Consolas" w:eastAsia="Consolas" w:hAnsi="Consolas"/>
+          <w:sz w:val="16"/>
+          <w:szCs w:val="16"/>
+        </w:rPr>
+        <w:t xml:space="preserve">      if (lastStamp &amp;&amp; newest.stamp === lastStamp) return null;</w:t>
+      </w:r>
+    </w:p>
+    <w:p>
+      <w:pPr>
+        <w:spacing w:after="0" w:line="220"/>
+      </w:pPr>
+      <w:r>
+        <w:rPr>
+          <w:rFonts w:ascii="Consolas" w:cs="Consolas" w:eastAsia="Consolas" w:hAnsi="Consolas"/>
+          <w:sz w:val="16"/>
+          <w:szCs w:val="16"/>
+        </w:rPr>
+        <w:t xml:space="preserve">      const btn = downloadButtonInRow(newest.el);</w:t>
+      </w:r>
+    </w:p>
+    <w:p>
+      <w:pPr>
+        <w:spacing w:after="0" w:line="220"/>
+      </w:pPr>
+      <w:r>
+        <w:rPr>
+          <w:rFonts w:ascii="Consolas" w:cs="Consolas" w:eastAsia="Consolas" w:hAnsi="Consolas"/>
+          <w:sz w:val="16"/>
+          <w:szCs w:val="16"/>
+        </w:rPr>
+        <w:t xml:space="preserve">      return btn ? { btn, stamp: newest.stamp } : null; // still generating → wait</w:t>
+      </w:r>
+    </w:p>
+    <w:p>
+      <w:pPr>
+        <w:spacing w:after="0" w:line="220"/>
+      </w:pPr>
+      <w:r>
+        <w:rPr>
+          <w:rFonts w:ascii="Consolas" w:cs="Consolas" w:eastAsia="Consolas" w:hAnsi="Consolas"/>
+          <w:sz w:val="16"/>
+          <w:szCs w:val="16"/>
+        </w:rPr>
+        <w:t xml:space="preserve">    }, { timeout: 30 * 60 * 1000, interval: 900, label: `${runLabel(report, range)} queue row` });</w:t>
+      </w:r>
+    </w:p>
+    <w:p>
+      <w:pPr>
+        <w:spacing w:after="0" w:line="220"/>
+      </w:pPr>
+      <w:r>
+        <w:rPr>
+          <w:rFonts w:ascii="Consolas" w:cs="Consolas" w:eastAsia="Consolas" w:hAnsi="Consolas"/>
+          <w:sz w:val="16"/>
+          <w:szCs w:val="16"/>
+        </w:rPr>
+        <w:t xml:space="preserve"> </w:t>
+      </w:r>
+    </w:p>
+    <w:p>
+      <w:pPr>
+        <w:spacing w:after="0" w:line="220"/>
+      </w:pPr>
+      <w:r>
+        <w:rPr>
+          <w:rFonts w:ascii="Consolas" w:cs="Consolas" w:eastAsia="Consolas" w:hAnsi="Consolas"/>
+          <w:sz w:val="16"/>
+          <w:szCs w:val="16"/>
+        </w:rPr>
+        <w:t xml:space="preserve">    await downloadViaButton(found.btn, `${report.fileBase}_${range.label}`);</w:t>
+      </w:r>
+    </w:p>
+    <w:p>
+      <w:pPr>
+        <w:spacing w:after="0" w:line="220"/>
+      </w:pPr>
+      <w:r>
+        <w:rPr>
+          <w:rFonts w:ascii="Consolas" w:cs="Consolas" w:eastAsia="Consolas" w:hAnsi="Consolas"/>
+          <w:sz w:val="16"/>
+          <w:szCs w:val="16"/>
+        </w:rPr>
+        <w:t xml:space="preserve">    try { localStorage.setItem(WZ_LAST_STAMP_KEY, found.stamp); } catch (_) {}</w:t>
       </w:r>
     </w:p>
     <w:p>
@@ -20007,6 +20475,45 @@
           <w:szCs w:val="16"/>
         </w:rPr>
         <w:t xml:space="preserve">      localStorage.removeItem(WZ_RANGE_IDX_KEY);</w:t>
+      </w:r>
+    </w:p>
+    <w:p>
+      <w:pPr>
+        <w:spacing w:after="0" w:line="220"/>
+      </w:pPr>
+      <w:r>
+        <w:rPr>
+          <w:rFonts w:ascii="Consolas" w:cs="Consolas" w:eastAsia="Consolas" w:hAnsi="Consolas"/>
+          <w:sz w:val="16"/>
+          <w:szCs w:val="16"/>
+        </w:rPr>
+        <w:t xml:space="preserve">      // Must be cleared too — a stamp left over from a previous run would make</w:t>
+      </w:r>
+    </w:p>
+    <w:p>
+      <w:pPr>
+        <w:spacing w:after="0" w:line="220"/>
+      </w:pPr>
+      <w:r>
+        <w:rPr>
+          <w:rFonts w:ascii="Consolas" w:cs="Consolas" w:eastAsia="Consolas" w:hAnsi="Consolas"/>
+          <w:sz w:val="16"/>
+          <w:szCs w:val="16"/>
+        </w:rPr>
+        <w:t xml:space="preserve">      // the next run's FIRST range sit and wait for a row newer than it.</w:t>
+      </w:r>
+    </w:p>
+    <w:p>
+      <w:pPr>
+        <w:spacing w:after="0" w:line="220"/>
+      </w:pPr>
+      <w:r>
+        <w:rPr>
+          <w:rFonts w:ascii="Consolas" w:cs="Consolas" w:eastAsia="Consolas" w:hAnsi="Consolas"/>
+          <w:sz w:val="16"/>
+          <w:szCs w:val="16"/>
+        </w:rPr>
+        <w:t xml:space="preserve">      localStorage.removeItem(WZ_LAST_STAMP_KEY);</w:t>
       </w:r>
     </w:p>
     <w:p>

--- a/distribution-docs/Paycom Historical Data Bot.docx
+++ b/distribution-docs/Paycom Historical Data Bot.docx
@@ -51,7 +51,7 @@
           <w:sz w:val="16"/>
           <w:szCs w:val="16"/>
         </w:rPr>
-        <w:t xml:space="preserve">// @version      0.31.0</w:t>
+        <w:t xml:space="preserve">// @version      0.32.0</w:t>
       </w:r>
     </w:p>
     <w:p>
@@ -5030,6 +5030,123 @@
           <w:sz w:val="16"/>
           <w:szCs w:val="16"/>
         </w:rPr>
+        <w:t xml:space="preserve">  // Chrome throttles timers in BACKGROUND tabs to roughly once a minute, so the</w:t>
+      </w:r>
+    </w:p>
+    <w:p>
+      <w:pPr>
+        <w:spacing w:after="0" w:line="220"/>
+      </w:pPr>
+      <w:r>
+        <w:rPr>
+          <w:rFonts w:ascii="Consolas" w:cs="Consolas" w:eastAsia="Consolas" w:hAnsi="Consolas"/>
+          <w:sz w:val="16"/>
+          <w:szCs w:val="16"/>
+        </w:rPr>
+        <w:t xml:space="preserve">  // driver's heartbeat stops being punctual the moment the user looks at another</w:t>
+      </w:r>
+    </w:p>
+    <w:p>
+      <w:pPr>
+        <w:spacing w:after="0" w:line="220"/>
+      </w:pPr>
+      <w:r>
+        <w:rPr>
+          <w:rFonts w:ascii="Consolas" w:cs="Consolas" w:eastAsia="Consolas" w:hAnsi="Consolas"/>
+          <w:sz w:val="16"/>
+          <w:szCs w:val="16"/>
+        </w:rPr>
+        <w:t xml:space="preserve">  // tab — it is not dead, just throttled. The old 8s staleness window treated</w:t>
+      </w:r>
+    </w:p>
+    <w:p>
+      <w:pPr>
+        <w:spacing w:after="0" w:line="220"/>
+      </w:pPr>
+      <w:r>
+        <w:rPr>
+          <w:rFonts w:ascii="Consolas" w:cs="Consolas" w:eastAsia="Consolas" w:hAnsi="Consolas"/>
+          <w:sz w:val="16"/>
+          <w:szCs w:val="16"/>
+        </w:rPr>
+        <w:t xml:space="preserve">  // that as a crash: a second Paycom tab took over, and two tabs then drove the</w:t>
+      </w:r>
+    </w:p>
+    <w:p>
+      <w:pPr>
+        <w:spacing w:after="0" w:line="220"/>
+      </w:pPr>
+      <w:r>
+        <w:rPr>
+          <w:rFonts w:ascii="Consolas" w:cs="Consolas" w:eastAsia="Consolas" w:hAnsi="Consolas"/>
+          <w:sz w:val="16"/>
+          <w:szCs w:val="16"/>
+        </w:rPr>
+        <w:t xml:space="preserve">  // same queue at once. That interleaved two reports on one form (Employee Punch</w:t>
+      </w:r>
+    </w:p>
+    <w:p>
+      <w:pPr>
+        <w:spacing w:after="0" w:line="220"/>
+      </w:pPr>
+      <w:r>
+        <w:rPr>
+          <w:rFonts w:ascii="Consolas" w:cs="Consolas" w:eastAsia="Consolas" w:hAnsi="Consolas"/>
+          <w:sz w:val="16"/>
+          <w:szCs w:val="16"/>
+        </w:rPr>
+        <w:t xml:space="preserve">  // Change and Employee Rates by Allocation generated alternately), and the</w:t>
+      </w:r>
+    </w:p>
+    <w:p>
+      <w:pPr>
+        <w:spacing w:after="0" w:line="220"/>
+      </w:pPr>
+      <w:r>
+        <w:rPr>
+          <w:rFonts w:ascii="Consolas" w:cs="Consolas" w:eastAsia="Consolas" w:hAnsi="Consolas"/>
+          <w:sz w:val="16"/>
+          <w:szCs w:val="16"/>
+        </w:rPr>
+        <w:t xml:space="preserve">  // files those runs claimed to save never reached disk. The window must</w:t>
+      </w:r>
+    </w:p>
+    <w:p>
+      <w:pPr>
+        <w:spacing w:after="0" w:line="220"/>
+      </w:pPr>
+      <w:r>
+        <w:rPr>
+          <w:rFonts w:ascii="Consolas" w:cs="Consolas" w:eastAsia="Consolas" w:hAnsi="Consolas"/>
+          <w:sz w:val="16"/>
+          <w:szCs w:val="16"/>
+        </w:rPr>
+        <w:t xml:space="preserve">  // therefore sit comfortably above Chrome's ~60s throttled interval.</w:t>
+      </w:r>
+    </w:p>
+    <w:p>
+      <w:pPr>
+        <w:spacing w:after="0" w:line="220"/>
+      </w:pPr>
+      <w:r>
+        <w:rPr>
+          <w:rFonts w:ascii="Consolas" w:cs="Consolas" w:eastAsia="Consolas" w:hAnsi="Consolas"/>
+          <w:sz w:val="16"/>
+          <w:szCs w:val="16"/>
+        </w:rPr>
+        <w:t xml:space="preserve">  const LOCK_STALE_MS = 120000;</w:t>
+      </w:r>
+    </w:p>
+    <w:p>
+      <w:pPr>
+        <w:spacing w:after="0" w:line="220"/>
+      </w:pPr>
+      <w:r>
+        <w:rPr>
+          <w:rFonts w:ascii="Consolas" w:cs="Consolas" w:eastAsia="Consolas" w:hAnsi="Consolas"/>
+          <w:sz w:val="16"/>
+          <w:szCs w:val="16"/>
+        </w:rPr>
         <w:t xml:space="preserve">  const readLock = () =&gt; { try { return JSON.parse(localStorage.getItem(LOCK_KEY) || 'null'); } catch (_) { return null; } };</w:t>
       </w:r>
     </w:p>
@@ -5095,7 +5212,7 @@
           <w:sz w:val="16"/>
           <w:szCs w:val="16"/>
         </w:rPr>
-        <w:t xml:space="preserve">    return (Date.now() - (l.ts || 0)) &gt; 8000; // stale lock → safe to take over</w:t>
+        <w:t xml:space="preserve">    return (Date.now() - (l.ts || 0)) &gt; LOCK_STALE_MS; // genuinely dead → take over</w:t>
       </w:r>
     </w:p>
     <w:p>
@@ -5173,6 +5290,97 @@
           <w:sz w:val="16"/>
           <w:szCs w:val="16"/>
         </w:rPr>
+        <w:t xml:space="preserve">    // Stamp the lock on every visibility flip too: the beat just before the tab</w:t>
+      </w:r>
+    </w:p>
+    <w:p>
+      <w:pPr>
+        <w:spacing w:after="0" w:line="220"/>
+      </w:pPr>
+      <w:r>
+        <w:rPr>
+          <w:rFonts w:ascii="Consolas" w:cs="Consolas" w:eastAsia="Consolas" w:hAnsi="Consolas"/>
+          <w:sz w:val="16"/>
+          <w:szCs w:val="16"/>
+        </w:rPr>
+        <w:t xml:space="preserve">    // is backgrounded is the last punctual one it will get, and the beat when it</w:t>
+      </w:r>
+    </w:p>
+    <w:p>
+      <w:pPr>
+        <w:spacing w:after="0" w:line="220"/>
+      </w:pPr>
+      <w:r>
+        <w:rPr>
+          <w:rFonts w:ascii="Consolas" w:cs="Consolas" w:eastAsia="Consolas" w:hAnsi="Consolas"/>
+          <w:sz w:val="16"/>
+          <w:szCs w:val="16"/>
+        </w:rPr>
+        <w:t xml:space="preserve">    // comes back should land immediately rather than waiting for the interval.</w:t>
+      </w:r>
+    </w:p>
+    <w:p>
+      <w:pPr>
+        <w:spacing w:after="0" w:line="220"/>
+      </w:pPr>
+      <w:r>
+        <w:rPr>
+          <w:rFonts w:ascii="Consolas" w:cs="Consolas" w:eastAsia="Consolas" w:hAnsi="Consolas"/>
+          <w:sz w:val="16"/>
+          <w:szCs w:val="16"/>
+        </w:rPr>
+        <w:t xml:space="preserve">    if (!becomeDriver._vis) {</w:t>
+      </w:r>
+    </w:p>
+    <w:p>
+      <w:pPr>
+        <w:spacing w:after="0" w:line="220"/>
+      </w:pPr>
+      <w:r>
+        <w:rPr>
+          <w:rFonts w:ascii="Consolas" w:cs="Consolas" w:eastAsia="Consolas" w:hAnsi="Consolas"/>
+          <w:sz w:val="16"/>
+          <w:szCs w:val="16"/>
+        </w:rPr>
+        <w:t xml:space="preserve">      becomeDriver._vis = () =&gt; { const l = readLock(); if (l &amp;&amp; l.id === TAB_ID) heartbeat(); };</w:t>
+      </w:r>
+    </w:p>
+    <w:p>
+      <w:pPr>
+        <w:spacing w:after="0" w:line="220"/>
+      </w:pPr>
+      <w:r>
+        <w:rPr>
+          <w:rFonts w:ascii="Consolas" w:cs="Consolas" w:eastAsia="Consolas" w:hAnsi="Consolas"/>
+          <w:sz w:val="16"/>
+          <w:szCs w:val="16"/>
+        </w:rPr>
+        <w:t xml:space="preserve">      document.addEventListener('visibilitychange', becomeDriver._vis);</w:t>
+      </w:r>
+    </w:p>
+    <w:p>
+      <w:pPr>
+        <w:spacing w:after="0" w:line="220"/>
+      </w:pPr>
+      <w:r>
+        <w:rPr>
+          <w:rFonts w:ascii="Consolas" w:cs="Consolas" w:eastAsia="Consolas" w:hAnsi="Consolas"/>
+          <w:sz w:val="16"/>
+          <w:szCs w:val="16"/>
+        </w:rPr>
+        <w:t xml:space="preserve">    }</w:t>
+      </w:r>
+    </w:p>
+    <w:p>
+      <w:pPr>
+        <w:spacing w:after="0" w:line="220"/>
+      </w:pPr>
+      <w:r>
+        <w:rPr>
+          <w:rFonts w:ascii="Consolas" w:cs="Consolas" w:eastAsia="Consolas" w:hAnsi="Consolas"/>
+          <w:sz w:val="16"/>
+          <w:szCs w:val="16"/>
+        </w:rPr>
         <w:t xml:space="preserve">  }</w:t>
       </w:r>
     </w:p>
@@ -12063,6 +12271,19 @@
           <w:sz w:val="16"/>
           <w:szCs w:val="16"/>
         </w:rPr>
+        <w:t xml:space="preserve">    resetAttempt(getIndex()); // real progress → this report isn't redirect-looping</w:t>
+      </w:r>
+    </w:p>
+    <w:p>
+      <w:pPr>
+        <w:spacing w:after="0" w:line="220"/>
+      </w:pPr>
+      <w:r>
+        <w:rPr>
+          <w:rFonts w:ascii="Consolas" w:cs="Consolas" w:eastAsia="Consolas" w:hAnsi="Consolas"/>
+          <w:sz w:val="16"/>
+          <w:szCs w:val="16"/>
+        </w:rPr>
         <w:t xml:space="preserve">    await sleep(2500); // let the download commit before the next generate/navigation</w:t>
       </w:r>
     </w:p>
@@ -16847,6 +17068,162 @@
           <w:sz w:val="16"/>
           <w:szCs w:val="16"/>
         </w:rPr>
+        <w:t xml:space="preserve">  // Called after every successful download: the loop guard exists to catch a</w:t>
+      </w:r>
+    </w:p>
+    <w:p>
+      <w:pPr>
+        <w:spacing w:after="0" w:line="220"/>
+      </w:pPr>
+      <w:r>
+        <w:rPr>
+          <w:rFonts w:ascii="Consolas" w:cs="Consolas" w:eastAsia="Consolas" w:hAnsi="Consolas"/>
+          <w:sz w:val="16"/>
+          <w:szCs w:val="16"/>
+        </w:rPr>
+        <w:t xml:space="preserve">  // report whose page REDIRECTS on completion (it would otherwise re-generate</w:t>
+      </w:r>
+    </w:p>
+    <w:p>
+      <w:pPr>
+        <w:spacing w:after="0" w:line="220"/>
+      </w:pPr>
+      <w:r>
+        <w:rPr>
+          <w:rFonts w:ascii="Consolas" w:cs="Consolas" w:eastAsia="Consolas" w:hAnsi="Consolas"/>
+          <w:sz w:val="16"/>
+          <w:szCs w:val="16"/>
+        </w:rPr>
+        <w:t xml:space="preserve">  // forever), but a big multi-range report legitimately re-lands on its own page</w:t>
+      </w:r>
+    </w:p>
+    <w:p>
+      <w:pPr>
+        <w:spacing w:after="0" w:line="220"/>
+      </w:pPr>
+      <w:r>
+        <w:rPr>
+          <w:rFonts w:ascii="Consolas" w:cs="Consolas" w:eastAsia="Consolas" w:hAnsi="Consolas"/>
+          <w:sz w:val="16"/>
+          <w:szCs w:val="16"/>
+        </w:rPr>
+        <w:t xml:space="preserve">  // a few times over a 20-minute run. Counting those as failed attempts skipped</w:t>
+      </w:r>
+    </w:p>
+    <w:p>
+      <w:pPr>
+        <w:spacing w:after="0" w:line="220"/>
+      </w:pPr>
+      <w:r>
+        <w:rPr>
+          <w:rFonts w:ascii="Consolas" w:cs="Consolas" w:eastAsia="Consolas" w:hAnsi="Consolas"/>
+          <w:sz w:val="16"/>
+          <w:szCs w:val="16"/>
+        </w:rPr>
+        <w:t xml:space="preserve">  // Employee Punch Change mid-way (Q1-Q3 saved, then "redirects instead of an</w:t>
+      </w:r>
+    </w:p>
+    <w:p>
+      <w:pPr>
+        <w:spacing w:after="0" w:line="220"/>
+      </w:pPr>
+      <w:r>
+        <w:rPr>
+          <w:rFonts w:ascii="Consolas" w:cs="Consolas" w:eastAsia="Consolas" w:hAnsi="Consolas"/>
+          <w:sz w:val="16"/>
+          <w:szCs w:val="16"/>
+        </w:rPr>
+        <w:t xml:space="preserve">  // inline Download" and it jumped to the next report). Any produced file proves</w:t>
+      </w:r>
+    </w:p>
+    <w:p>
+      <w:pPr>
+        <w:spacing w:after="0" w:line="220"/>
+      </w:pPr>
+      <w:r>
+        <w:rPr>
+          <w:rFonts w:ascii="Consolas" w:cs="Consolas" w:eastAsia="Consolas" w:hAnsi="Consolas"/>
+          <w:sz w:val="16"/>
+          <w:szCs w:val="16"/>
+        </w:rPr>
+        <w:t xml:space="preserve">  // the page is NOT redirect-looping, so the budget starts fresh.</w:t>
+      </w:r>
+    </w:p>
+    <w:p>
+      <w:pPr>
+        <w:spacing w:after="0" w:line="220"/>
+      </w:pPr>
+      <w:r>
+        <w:rPr>
+          <w:rFonts w:ascii="Consolas" w:cs="Consolas" w:eastAsia="Consolas" w:hAnsi="Consolas"/>
+          <w:sz w:val="16"/>
+          <w:szCs w:val="16"/>
+        </w:rPr>
+        <w:t xml:space="preserve">  function resetAttempt(idx) {</w:t>
+      </w:r>
+    </w:p>
+    <w:p>
+      <w:pPr>
+        <w:spacing w:after="0" w:line="220"/>
+      </w:pPr>
+      <w:r>
+        <w:rPr>
+          <w:rFonts w:ascii="Consolas" w:cs="Consolas" w:eastAsia="Consolas" w:hAnsi="Consolas"/>
+          <w:sz w:val="16"/>
+          <w:szCs w:val="16"/>
+        </w:rPr>
+        <w:t xml:space="preserve">    let a = {};</w:t>
+      </w:r>
+    </w:p>
+    <w:p>
+      <w:pPr>
+        <w:spacing w:after="0" w:line="220"/>
+      </w:pPr>
+      <w:r>
+        <w:rPr>
+          <w:rFonts w:ascii="Consolas" w:cs="Consolas" w:eastAsia="Consolas" w:hAnsi="Consolas"/>
+          <w:sz w:val="16"/>
+          <w:szCs w:val="16"/>
+        </w:rPr>
+        <w:t xml:space="preserve">    try { a = JSON.parse(localStorage.getItem(ATT_KEY) || '{}') || {}; } catch (_) { a = {}; }</w:t>
+      </w:r>
+    </w:p>
+    <w:p>
+      <w:pPr>
+        <w:spacing w:after="0" w:line="220"/>
+      </w:pPr>
+      <w:r>
+        <w:rPr>
+          <w:rFonts w:ascii="Consolas" w:cs="Consolas" w:eastAsia="Consolas" w:hAnsi="Consolas"/>
+          <w:sz w:val="16"/>
+          <w:szCs w:val="16"/>
+        </w:rPr>
+        <w:t xml:space="preserve">    if (a[idx]) { delete a[idx]; try { localStorage.setItem(ATT_KEY, JSON.stringify(a)); } catch (_) {} }</w:t>
+      </w:r>
+    </w:p>
+    <w:p>
+      <w:pPr>
+        <w:spacing w:after="0" w:line="220"/>
+      </w:pPr>
+      <w:r>
+        <w:rPr>
+          <w:rFonts w:ascii="Consolas" w:cs="Consolas" w:eastAsia="Consolas" w:hAnsi="Consolas"/>
+          <w:sz w:val="16"/>
+          <w:szCs w:val="16"/>
+        </w:rPr>
+        <w:t xml:space="preserve">  }</w:t>
+      </w:r>
+    </w:p>
+    <w:p>
+      <w:pPr>
+        <w:spacing w:after="0" w:line="220"/>
+      </w:pPr>
+      <w:r>
+        <w:rPr>
+          <w:rFonts w:ascii="Consolas" w:cs="Consolas" w:eastAsia="Consolas" w:hAnsi="Consolas"/>
+          <w:sz w:val="16"/>
+          <w:szCs w:val="16"/>
+        </w:rPr>
         <w:t xml:space="preserve"> </w:t>
       </w:r>
     </w:p>
@@ -32460,7 +32837,7 @@
           <w:sz w:val="16"/>
           <w:szCs w:val="16"/>
         </w:rPr>
-        <w:t xml:space="preserve">      log('standby: the bot is running in another Paycom tab');</w:t>
+        <w:t xml:space="preserve">      uiLog('⏸ Standing by — the bot is already running in another Paycom tab. Keep only ONE Paycom tab open during a run.');</w:t>
       </w:r>
     </w:p>
     <w:p>
@@ -32499,7 +32876,124 @@
           <w:sz w:val="16"/>
           <w:szCs w:val="16"/>
         </w:rPr>
-        <w:t xml:space="preserve">        if (iAmDriver()) { clearInterval(watch); becomeDriver(); dispatch(); }</w:t>
+        <w:t xml:space="preserve">        if (iAmDriver()) {</w:t>
+      </w:r>
+    </w:p>
+    <w:p>
+      <w:pPr>
+        <w:spacing w:after="0" w:line="220"/>
+      </w:pPr>
+      <w:r>
+        <w:rPr>
+          <w:rFonts w:ascii="Consolas" w:cs="Consolas" w:eastAsia="Consolas" w:hAnsi="Consolas"/>
+          <w:sz w:val="16"/>
+          <w:szCs w:val="16"/>
+        </w:rPr>
+        <w:t xml:space="preserve">          clearInterval(watch);</w:t>
+      </w:r>
+    </w:p>
+    <w:p>
+      <w:pPr>
+        <w:spacing w:after="0" w:line="220"/>
+      </w:pPr>
+      <w:r>
+        <w:rPr>
+          <w:rFonts w:ascii="Consolas" w:cs="Consolas" w:eastAsia="Consolas" w:hAnsi="Consolas"/>
+          <w:sz w:val="16"/>
+          <w:szCs w:val="16"/>
+        </w:rPr>
+        <w:t xml:space="preserve">          // Loud on purpose: if this ever fires while the other tab is actually</w:t>
+      </w:r>
+    </w:p>
+    <w:p>
+      <w:pPr>
+        <w:spacing w:after="0" w:line="220"/>
+      </w:pPr>
+      <w:r>
+        <w:rPr>
+          <w:rFonts w:ascii="Consolas" w:cs="Consolas" w:eastAsia="Consolas" w:hAnsi="Consolas"/>
+          <w:sz w:val="16"/>
+          <w:szCs w:val="16"/>
+        </w:rPr>
+        <w:t xml:space="preserve">          // alive, two tabs are about to drive the same queue and reports will</w:t>
+      </w:r>
+    </w:p>
+    <w:p>
+      <w:pPr>
+        <w:spacing w:after="0" w:line="220"/>
+      </w:pPr>
+      <w:r>
+        <w:rPr>
+          <w:rFonts w:ascii="Consolas" w:cs="Consolas" w:eastAsia="Consolas" w:hAnsi="Consolas"/>
+          <w:sz w:val="16"/>
+          <w:szCs w:val="16"/>
+        </w:rPr>
+        <w:t xml:space="preserve">          // interleave on one form. Seeing it in the log is the only way to tell</w:t>
+      </w:r>
+    </w:p>
+    <w:p>
+      <w:pPr>
+        <w:spacing w:after="0" w:line="220"/>
+      </w:pPr>
+      <w:r>
+        <w:rPr>
+          <w:rFonts w:ascii="Consolas" w:cs="Consolas" w:eastAsia="Consolas" w:hAnsi="Consolas"/>
+          <w:sz w:val="16"/>
+          <w:szCs w:val="16"/>
+        </w:rPr>
+        <w:t xml:space="preserve">          // that apart from a normal "other tab was closed" handover.</w:t>
+      </w:r>
+    </w:p>
+    <w:p>
+      <w:pPr>
+        <w:spacing w:after="0" w:line="220"/>
+      </w:pPr>
+      <w:r>
+        <w:rPr>
+          <w:rFonts w:ascii="Consolas" w:cs="Consolas" w:eastAsia="Consolas" w:hAnsi="Consolas"/>
+          <w:sz w:val="16"/>
+          <w:szCs w:val="16"/>
+        </w:rPr>
+        <w:t xml:space="preserve">          uiLog(`⚠ Taking over the run — the other tab has not checked in for over ${Math.round(LOCK_STALE_MS / 1000)}s.`);</w:t>
+      </w:r>
+    </w:p>
+    <w:p>
+      <w:pPr>
+        <w:spacing w:after="0" w:line="220"/>
+      </w:pPr>
+      <w:r>
+        <w:rPr>
+          <w:rFonts w:ascii="Consolas" w:cs="Consolas" w:eastAsia="Consolas" w:hAnsi="Consolas"/>
+          <w:sz w:val="16"/>
+          <w:szCs w:val="16"/>
+        </w:rPr>
+        <w:t xml:space="preserve">          becomeDriver();</w:t>
+      </w:r>
+    </w:p>
+    <w:p>
+      <w:pPr>
+        <w:spacing w:after="0" w:line="220"/>
+      </w:pPr>
+      <w:r>
+        <w:rPr>
+          <w:rFonts w:ascii="Consolas" w:cs="Consolas" w:eastAsia="Consolas" w:hAnsi="Consolas"/>
+          <w:sz w:val="16"/>
+          <w:szCs w:val="16"/>
+        </w:rPr>
+        <w:t xml:space="preserve">          dispatch();</w:t>
+      </w:r>
+    </w:p>
+    <w:p>
+      <w:pPr>
+        <w:spacing w:after="0" w:line="220"/>
+      </w:pPr>
+      <w:r>
+        <w:rPr>
+          <w:rFonts w:ascii="Consolas" w:cs="Consolas" w:eastAsia="Consolas" w:hAnsi="Consolas"/>
+          <w:sz w:val="16"/>
+          <w:szCs w:val="16"/>
+        </w:rPr>
+        <w:t xml:space="preserve">        }</w:t>
       </w:r>
     </w:p>
     <w:p>

--- a/distribution-docs/Paycom Historical Data Bot.docx
+++ b/distribution-docs/Paycom Historical Data Bot.docx
@@ -51,7 +51,7 @@
           <w:sz w:val="16"/>
           <w:szCs w:val="16"/>
         </w:rPr>
-        <w:t xml:space="preserve">// @version      0.32.0</w:t>
+        <w:t xml:space="preserve">// @version      0.32.1</w:t>
       </w:r>
     </w:p>
     <w:p>
@@ -12440,7 +12440,98 @@
           <w:sz w:val="16"/>
           <w:szCs w:val="16"/>
         </w:rPr>
-        <w:t xml:space="preserve">    const out = new Map(); // stamp text -&gt; smallest row-ish element containing it</w:t>
+        <w:t xml:space="preserve">    // stamp text -&gt; ALL row-ish elements containing it, in doc order.</w:t>
+      </w:r>
+    </w:p>
+    <w:p>
+      <w:pPr>
+        <w:spacing w:after="0" w:line="220"/>
+      </w:pPr>
+      <w:r>
+        <w:rPr>
+          <w:rFonts w:ascii="Consolas" w:cs="Consolas" w:eastAsia="Consolas" w:hAnsi="Consolas"/>
+          <w:sz w:val="16"/>
+          <w:szCs w:val="16"/>
+        </w:rPr>
+        <w:t xml:space="preserve">    // The same stamp can appear in MORE than one place — e.g. with</w:t>
+      </w:r>
+    </w:p>
+    <w:p>
+      <w:pPr>
+        <w:spacing w:after="0" w:line="220"/>
+      </w:pPr>
+      <w:r>
+        <w:rPr>
+          <w:rFonts w:ascii="Consolas" w:cs="Consolas" w:eastAsia="Consolas" w:hAnsi="Consolas"/>
+          <w:sz w:val="16"/>
+          <w:szCs w:val="16"/>
+        </w:rPr>
+        <w:t xml:space="preserve">    // override-report-hub=1 the legacy list is shown but the Report Hub keeps a</w:t>
+      </w:r>
+    </w:p>
+    <w:p>
+      <w:pPr>
+        <w:spacing w:after="0" w:line="220"/>
+      </w:pPr>
+      <w:r>
+        <w:rPr>
+          <w:rFonts w:ascii="Consolas" w:cs="Consolas" w:eastAsia="Consolas" w:hAnsi="Consolas"/>
+          <w:sz w:val="16"/>
+          <w:szCs w:val="16"/>
+        </w:rPr>
+        <w:t xml:space="preserve">    // HIDDEN copy of the same rows later in the DOM. Keeping only the last</w:t>
+      </w:r>
+    </w:p>
+    <w:p>
+      <w:pPr>
+        <w:spacing w:after="0" w:line="220"/>
+      </w:pPr>
+      <w:r>
+        <w:rPr>
+          <w:rFonts w:ascii="Consolas" w:cs="Consolas" w:eastAsia="Consolas" w:hAnsi="Consolas"/>
+          <w:sz w:val="16"/>
+          <w:szCs w:val="16"/>
+        </w:rPr>
+        <w:t xml:space="preserve">    // element (the old behavior) could hand back the hidden copy, whose</w:t>
+      </w:r>
+    </w:p>
+    <w:p>
+      <w:pPr>
+        <w:spacing w:after="0" w:line="220"/>
+      </w:pPr>
+      <w:r>
+        <w:rPr>
+          <w:rFonts w:ascii="Consolas" w:cs="Consolas" w:eastAsia="Consolas" w:hAnsi="Consolas"/>
+          <w:sz w:val="16"/>
+          <w:szCs w:val="16"/>
+        </w:rPr>
+        <w:t xml:space="preserve">    // Download button never passes visible() — and the watcher then waits</w:t>
+      </w:r>
+    </w:p>
+    <w:p>
+      <w:pPr>
+        <w:spacing w:after="0" w:line="220"/>
+      </w:pPr>
+      <w:r>
+        <w:rPr>
+          <w:rFonts w:ascii="Consolas" w:cs="Consolas" w:eastAsia="Consolas" w:hAnsi="Consolas"/>
+          <w:sz w:val="16"/>
+          <w:szCs w:val="16"/>
+        </w:rPr>
+        <w:t xml:space="preserve">    // forever while a perfectly clickable button sits on screen.</w:t>
+      </w:r>
+    </w:p>
+    <w:p>
+      <w:pPr>
+        <w:spacing w:after="0" w:line="220"/>
+      </w:pPr>
+      <w:r>
+        <w:rPr>
+          <w:rFonts w:ascii="Consolas" w:cs="Consolas" w:eastAsia="Consolas" w:hAnsi="Consolas"/>
+          <w:sz w:val="16"/>
+          <w:szCs w:val="16"/>
+        </w:rPr>
+        <w:t xml:space="preserve">    const out = new Map();</w:t>
       </w:r>
     </w:p>
     <w:p>
@@ -12505,7 +12596,46 @@
           <w:sz w:val="16"/>
           <w:szCs w:val="16"/>
         </w:rPr>
-        <w:t xml:space="preserve">      if (m) out.set(m[0], el); // doc order: children overwrite parents → smallest block wins</w:t>
+        <w:t xml:space="preserve">      if (!m) continue;</w:t>
+      </w:r>
+    </w:p>
+    <w:p>
+      <w:pPr>
+        <w:spacing w:after="0" w:line="220"/>
+      </w:pPr>
+      <w:r>
+        <w:rPr>
+          <w:rFonts w:ascii="Consolas" w:cs="Consolas" w:eastAsia="Consolas" w:hAnsi="Consolas"/>
+          <w:sz w:val="16"/>
+          <w:szCs w:val="16"/>
+        </w:rPr>
+        <w:t xml:space="preserve">      const list = out.get(m[0]) || [];</w:t>
+      </w:r>
+    </w:p>
+    <w:p>
+      <w:pPr>
+        <w:spacing w:after="0" w:line="220"/>
+      </w:pPr>
+      <w:r>
+        <w:rPr>
+          <w:rFonts w:ascii="Consolas" w:cs="Consolas" w:eastAsia="Consolas" w:hAnsi="Consolas"/>
+          <w:sz w:val="16"/>
+          <w:szCs w:val="16"/>
+        </w:rPr>
+        <w:t xml:space="preserve">      list.push(el);</w:t>
+      </w:r>
+    </w:p>
+    <w:p>
+      <w:pPr>
+        <w:spacing w:after="0" w:line="220"/>
+      </w:pPr>
+      <w:r>
+        <w:rPr>
+          <w:rFonts w:ascii="Consolas" w:cs="Consolas" w:eastAsia="Consolas" w:hAnsi="Consolas"/>
+          <w:sz w:val="16"/>
+          <w:szCs w:val="16"/>
+        </w:rPr>
+        <w:t xml:space="preserve">      out.set(m[0], list);</w:t>
       </w:r>
     </w:p>
     <w:p>
@@ -12557,6 +12687,149 @@
           <w:sz w:val="16"/>
           <w:szCs w:val="16"/>
         </w:rPr>
+        <w:t xml:space="preserve">  // Try every element bearing this stamp, innermost/lattermost first, until one</w:t>
+      </w:r>
+    </w:p>
+    <w:p>
+      <w:pPr>
+        <w:spacing w:after="0" w:line="220"/>
+      </w:pPr>
+      <w:r>
+        <w:rPr>
+          <w:rFonts w:ascii="Consolas" w:cs="Consolas" w:eastAsia="Consolas" w:hAnsi="Consolas"/>
+          <w:sz w:val="16"/>
+          <w:szCs w:val="16"/>
+        </w:rPr>
+        <w:t xml:space="preserve">  // yields a VISIBLE Download button. Hidden duplicates simply fail the</w:t>
+      </w:r>
+    </w:p>
+    <w:p>
+      <w:pPr>
+        <w:spacing w:after="0" w:line="220"/>
+      </w:pPr>
+      <w:r>
+        <w:rPr>
+          <w:rFonts w:ascii="Consolas" w:cs="Consolas" w:eastAsia="Consolas" w:hAnsi="Consolas"/>
+          <w:sz w:val="16"/>
+          <w:szCs w:val="16"/>
+        </w:rPr>
+        <w:t xml:space="preserve">  // visible() filter inside downloadButtonInRow and the next candidate wins.</w:t>
+      </w:r>
+    </w:p>
+    <w:p>
+      <w:pPr>
+        <w:spacing w:after="0" w:line="220"/>
+      </w:pPr>
+      <w:r>
+        <w:rPr>
+          <w:rFonts w:ascii="Consolas" w:cs="Consolas" w:eastAsia="Consolas" w:hAnsi="Consolas"/>
+          <w:sz w:val="16"/>
+          <w:szCs w:val="16"/>
+        </w:rPr>
+        <w:t xml:space="preserve">  function downloadButtonForStamp(candidates) {</w:t>
+      </w:r>
+    </w:p>
+    <w:p>
+      <w:pPr>
+        <w:spacing w:after="0" w:line="220"/>
+      </w:pPr>
+      <w:r>
+        <w:rPr>
+          <w:rFonts w:ascii="Consolas" w:cs="Consolas" w:eastAsia="Consolas" w:hAnsi="Consolas"/>
+          <w:sz w:val="16"/>
+          <w:szCs w:val="16"/>
+        </w:rPr>
+        <w:t xml:space="preserve">    if (!candidates) return null;</w:t>
+      </w:r>
+    </w:p>
+    <w:p>
+      <w:pPr>
+        <w:spacing w:after="0" w:line="220"/>
+      </w:pPr>
+      <w:r>
+        <w:rPr>
+          <w:rFonts w:ascii="Consolas" w:cs="Consolas" w:eastAsia="Consolas" w:hAnsi="Consolas"/>
+          <w:sz w:val="16"/>
+          <w:szCs w:val="16"/>
+        </w:rPr>
+        <w:t xml:space="preserve">    for (let i = candidates.length - 1; i &gt;= 0; i--) {</w:t>
+      </w:r>
+    </w:p>
+    <w:p>
+      <w:pPr>
+        <w:spacing w:after="0" w:line="220"/>
+      </w:pPr>
+      <w:r>
+        <w:rPr>
+          <w:rFonts w:ascii="Consolas" w:cs="Consolas" w:eastAsia="Consolas" w:hAnsi="Consolas"/>
+          <w:sz w:val="16"/>
+          <w:szCs w:val="16"/>
+        </w:rPr>
+        <w:t xml:space="preserve">      const btn = downloadButtonInRow(candidates[i]);</w:t>
+      </w:r>
+    </w:p>
+    <w:p>
+      <w:pPr>
+        <w:spacing w:after="0" w:line="220"/>
+      </w:pPr>
+      <w:r>
+        <w:rPr>
+          <w:rFonts w:ascii="Consolas" w:cs="Consolas" w:eastAsia="Consolas" w:hAnsi="Consolas"/>
+          <w:sz w:val="16"/>
+          <w:szCs w:val="16"/>
+        </w:rPr>
+        <w:t xml:space="preserve">      if (btn) return btn;</w:t>
+      </w:r>
+    </w:p>
+    <w:p>
+      <w:pPr>
+        <w:spacing w:after="0" w:line="220"/>
+      </w:pPr>
+      <w:r>
+        <w:rPr>
+          <w:rFonts w:ascii="Consolas" w:cs="Consolas" w:eastAsia="Consolas" w:hAnsi="Consolas"/>
+          <w:sz w:val="16"/>
+          <w:szCs w:val="16"/>
+        </w:rPr>
+        <w:t xml:space="preserve">    }</w:t>
+      </w:r>
+    </w:p>
+    <w:p>
+      <w:pPr>
+        <w:spacing w:after="0" w:line="220"/>
+      </w:pPr>
+      <w:r>
+        <w:rPr>
+          <w:rFonts w:ascii="Consolas" w:cs="Consolas" w:eastAsia="Consolas" w:hAnsi="Consolas"/>
+          <w:sz w:val="16"/>
+          <w:szCs w:val="16"/>
+        </w:rPr>
+        <w:t xml:space="preserve">    return null;</w:t>
+      </w:r>
+    </w:p>
+    <w:p>
+      <w:pPr>
+        <w:spacing w:after="0" w:line="220"/>
+      </w:pPr>
+      <w:r>
+        <w:rPr>
+          <w:rFonts w:ascii="Consolas" w:cs="Consolas" w:eastAsia="Consolas" w:hAnsi="Consolas"/>
+          <w:sz w:val="16"/>
+          <w:szCs w:val="16"/>
+        </w:rPr>
+        <w:t xml:space="preserve">  }</w:t>
+      </w:r>
+    </w:p>
+    <w:p>
+      <w:pPr>
+        <w:spacing w:after="0" w:line="220"/>
+      </w:pPr>
+      <w:r>
+        <w:rPr>
+          <w:rFonts w:ascii="Consolas" w:cs="Consolas" w:eastAsia="Consolas" w:hAnsi="Consolas"/>
+          <w:sz w:val="16"/>
+          <w:szCs w:val="16"/>
+        </w:rPr>
         <w:t xml:space="preserve">  // The stamp usually matches a tiny inner element (just the timestamp text);</w:t>
       </w:r>
     </w:p>
@@ -14260,20 +14533,7 @@
           <w:sz w:val="16"/>
           <w:szCs w:val="16"/>
         </w:rPr>
-        <w:t xml:space="preserve">        const row = rows.get(stamp);</w:t>
-      </w:r>
-    </w:p>
-    <w:p>
-      <w:pPr>
-        <w:spacing w:after="0" w:line="220"/>
-      </w:pPr>
-      <w:r>
-        <w:rPr>
-          <w:rFonts w:ascii="Consolas" w:cs="Consolas" w:eastAsia="Consolas" w:hAnsi="Consolas"/>
-          <w:sz w:val="16"/>
-          <w:szCs w:val="16"/>
-        </w:rPr>
-        <w:t xml:space="preserve">        const btn = row &amp;&amp; downloadButtonInRow(row);</w:t>
+        <w:t xml:space="preserve">        const btn = downloadButtonForStamp(rows.get(stamp));</w:t>
       </w:r>
     </w:p>
     <w:p>
@@ -20461,6 +20721,58 @@
           <w:sz w:val="16"/>
           <w:szCs w:val="16"/>
         </w:rPr>
+        <w:t xml:space="preserve">    // Waiting here is normal (the report is generating) — but it must never be</w:t>
+      </w:r>
+    </w:p>
+    <w:p>
+      <w:pPr>
+        <w:spacing w:after="0" w:line="220"/>
+      </w:pPr>
+      <w:r>
+        <w:rPr>
+          <w:rFonts w:ascii="Consolas" w:cs="Consolas" w:eastAsia="Consolas" w:hAnsi="Consolas"/>
+          <w:sz w:val="16"/>
+          <w:szCs w:val="16"/>
+        </w:rPr>
+        <w:t xml:space="preserve">    // SILENT: log what the watcher sees every 30s so a detection failure is</w:t>
+      </w:r>
+    </w:p>
+    <w:p>
+      <w:pPr>
+        <w:spacing w:after="0" w:line="220"/>
+      </w:pPr>
+      <w:r>
+        <w:rPr>
+          <w:rFonts w:ascii="Consolas" w:cs="Consolas" w:eastAsia="Consolas" w:hAnsi="Consolas"/>
+          <w:sz w:val="16"/>
+          <w:szCs w:val="16"/>
+        </w:rPr>
+        <w:t xml:space="preserve">    // visible in the activity log instead of looking like a slow report.</w:t>
+      </w:r>
+    </w:p>
+    <w:p>
+      <w:pPr>
+        <w:spacing w:after="0" w:line="220"/>
+      </w:pPr>
+      <w:r>
+        <w:rPr>
+          <w:rFonts w:ascii="Consolas" w:cs="Consolas" w:eastAsia="Consolas" w:hAnsi="Consolas"/>
+          <w:sz w:val="16"/>
+          <w:szCs w:val="16"/>
+        </w:rPr>
+        <w:t xml:space="preserve">    let lastDiag = 0;</w:t>
+      </w:r>
+    </w:p>
+    <w:p>
+      <w:pPr>
+        <w:spacing w:after="0" w:line="220"/>
+      </w:pPr>
+      <w:r>
+        <w:rPr>
+          <w:rFonts w:ascii="Consolas" w:cs="Consolas" w:eastAsia="Consolas" w:hAnsi="Consolas"/>
+          <w:sz w:val="16"/>
+          <w:szCs w:val="16"/>
+        </w:rPr>
         <w:t xml:space="preserve">    const found = await waitFor(() =&gt; {</w:t>
       </w:r>
     </w:p>
@@ -20487,7 +20799,7 @@
           <w:sz w:val="16"/>
           <w:szCs w:val="16"/>
         </w:rPr>
-        <w:t xml:space="preserve">        .map(([stamp, el]) =&gt; ({ stamp, el, t: parseStamp(stamp) }))</w:t>
+        <w:t xml:space="preserve">        .map(([stamp, cands]) =&gt; ({ stamp, cands, t: parseStamp(stamp) }))</w:t>
       </w:r>
     </w:p>
     <w:p>
@@ -20526,7 +20838,72 @@
           <w:sz w:val="16"/>
           <w:szCs w:val="16"/>
         </w:rPr>
-        <w:t xml:space="preserve">      if (!newest) return null;</w:t>
+        <w:t xml:space="preserve">      const diag = (msg) =&gt; {</w:t>
+      </w:r>
+    </w:p>
+    <w:p>
+      <w:pPr>
+        <w:spacing w:after="0" w:line="220"/>
+      </w:pPr>
+      <w:r>
+        <w:rPr>
+          <w:rFonts w:ascii="Consolas" w:cs="Consolas" w:eastAsia="Consolas" w:hAnsi="Consolas"/>
+          <w:sz w:val="16"/>
+          <w:szCs w:val="16"/>
+        </w:rPr>
+        <w:t xml:space="preserve">        if (Date.now() - lastDiag &lt; 30000) return;</w:t>
+      </w:r>
+    </w:p>
+    <w:p>
+      <w:pPr>
+        <w:spacing w:after="0" w:line="220"/>
+      </w:pPr>
+      <w:r>
+        <w:rPr>
+          <w:rFonts w:ascii="Consolas" w:cs="Consolas" w:eastAsia="Consolas" w:hAnsi="Consolas"/>
+          <w:sz w:val="16"/>
+          <w:szCs w:val="16"/>
+        </w:rPr>
+        <w:t xml:space="preserve">        lastDiag = Date.now();</w:t>
+      </w:r>
+    </w:p>
+    <w:p>
+      <w:pPr>
+        <w:spacing w:after="0" w:line="220"/>
+      </w:pPr>
+      <w:r>
+        <w:rPr>
+          <w:rFonts w:ascii="Consolas" w:cs="Consolas" w:eastAsia="Consolas" w:hAnsi="Consolas"/>
+          <w:sz w:val="16"/>
+          <w:szCs w:val="16"/>
+        </w:rPr>
+        <w:t xml:space="preserve">        uiLog(`  … queue watch: ${rows.length} row(s); ${msg}`);</w:t>
+      </w:r>
+    </w:p>
+    <w:p>
+      <w:pPr>
+        <w:spacing w:after="0" w:line="220"/>
+      </w:pPr>
+      <w:r>
+        <w:rPr>
+          <w:rFonts w:ascii="Consolas" w:cs="Consolas" w:eastAsia="Consolas" w:hAnsi="Consolas"/>
+          <w:sz w:val="16"/>
+          <w:szCs w:val="16"/>
+        </w:rPr>
+        <w:t xml:space="preserve">      };</w:t>
+      </w:r>
+    </w:p>
+    <w:p>
+      <w:pPr>
+        <w:spacing w:after="0" w:line="220"/>
+      </w:pPr>
+      <w:r>
+        <w:rPr>
+          <w:rFonts w:ascii="Consolas" w:cs="Consolas" w:eastAsia="Consolas" w:hAnsi="Consolas"/>
+          <w:sz w:val="16"/>
+          <w:szCs w:val="16"/>
+        </w:rPr>
+        <w:t xml:space="preserve">      if (!newest) { diag('no timestamped rows found on this page'); return null; }</w:t>
       </w:r>
     </w:p>
     <w:p>
@@ -20565,33 +20942,85 @@
           <w:sz w:val="16"/>
           <w:szCs w:val="16"/>
         </w:rPr>
-        <w:t xml:space="preserve">      if (lastStamp &amp;&amp; newest.stamp === lastStamp) return null;</w:t>
-      </w:r>
-    </w:p>
-    <w:p>
-      <w:pPr>
-        <w:spacing w:after="0" w:line="220"/>
-      </w:pPr>
-      <w:r>
-        <w:rPr>
-          <w:rFonts w:ascii="Consolas" w:cs="Consolas" w:eastAsia="Consolas" w:hAnsi="Consolas"/>
-          <w:sz w:val="16"/>
-          <w:szCs w:val="16"/>
-        </w:rPr>
-        <w:t xml:space="preserve">      const btn = downloadButtonInRow(newest.el);</w:t>
-      </w:r>
-    </w:p>
-    <w:p>
-      <w:pPr>
-        <w:spacing w:after="0" w:line="220"/>
-      </w:pPr>
-      <w:r>
-        <w:rPr>
-          <w:rFonts w:ascii="Consolas" w:cs="Consolas" w:eastAsia="Consolas" w:hAnsi="Consolas"/>
-          <w:sz w:val="16"/>
-          <w:szCs w:val="16"/>
-        </w:rPr>
-        <w:t xml:space="preserve">      return btn ? { btn, stamp: newest.stamp } : null; // still generating → wait</w:t>
+        <w:t xml:space="preserve">      if (lastStamp &amp;&amp; newest.stamp === lastStamp) {</w:t>
+      </w:r>
+    </w:p>
+    <w:p>
+      <w:pPr>
+        <w:spacing w:after="0" w:line="220"/>
+      </w:pPr>
+      <w:r>
+        <w:rPr>
+          <w:rFonts w:ascii="Consolas" w:cs="Consolas" w:eastAsia="Consolas" w:hAnsi="Consolas"/>
+          <w:sz w:val="16"/>
+          <w:szCs w:val="16"/>
+        </w:rPr>
+        <w:t xml:space="preserve">        diag(`newest (${newest.stamp}) is the previous range's row — ours not queued yet`);</w:t>
+      </w:r>
+    </w:p>
+    <w:p>
+      <w:pPr>
+        <w:spacing w:after="0" w:line="220"/>
+      </w:pPr>
+      <w:r>
+        <w:rPr>
+          <w:rFonts w:ascii="Consolas" w:cs="Consolas" w:eastAsia="Consolas" w:hAnsi="Consolas"/>
+          <w:sz w:val="16"/>
+          <w:szCs w:val="16"/>
+        </w:rPr>
+        <w:t xml:space="preserve">        return null;</w:t>
+      </w:r>
+    </w:p>
+    <w:p>
+      <w:pPr>
+        <w:spacing w:after="0" w:line="220"/>
+      </w:pPr>
+      <w:r>
+        <w:rPr>
+          <w:rFonts w:ascii="Consolas" w:cs="Consolas" w:eastAsia="Consolas" w:hAnsi="Consolas"/>
+          <w:sz w:val="16"/>
+          <w:szCs w:val="16"/>
+        </w:rPr>
+        <w:t xml:space="preserve">      }</w:t>
+      </w:r>
+    </w:p>
+    <w:p>
+      <w:pPr>
+        <w:spacing w:after="0" w:line="220"/>
+      </w:pPr>
+      <w:r>
+        <w:rPr>
+          <w:rFonts w:ascii="Consolas" w:cs="Consolas" w:eastAsia="Consolas" w:hAnsi="Consolas"/>
+          <w:sz w:val="16"/>
+          <w:szCs w:val="16"/>
+        </w:rPr>
+        <w:t xml:space="preserve">      const btn = downloadButtonForStamp(newest.cands);</w:t>
+      </w:r>
+    </w:p>
+    <w:p>
+      <w:pPr>
+        <w:spacing w:after="0" w:line="220"/>
+      </w:pPr>
+      <w:r>
+        <w:rPr>
+          <w:rFonts w:ascii="Consolas" w:cs="Consolas" w:eastAsia="Consolas" w:hAnsi="Consolas"/>
+          <w:sz w:val="16"/>
+          <w:szCs w:val="16"/>
+        </w:rPr>
+        <w:t xml:space="preserve">      if (!btn) { diag(`newest ${newest.stamp}: no visible Download button yet (still generating?)`); return null; }</w:t>
+      </w:r>
+    </w:p>
+    <w:p>
+      <w:pPr>
+        <w:spacing w:after="0" w:line="220"/>
+      </w:pPr>
+      <w:r>
+        <w:rPr>
+          <w:rFonts w:ascii="Consolas" w:cs="Consolas" w:eastAsia="Consolas" w:hAnsi="Consolas"/>
+          <w:sz w:val="16"/>
+          <w:szCs w:val="16"/>
+        </w:rPr>
+        <w:t xml:space="preserve">      return { btn, stamp: newest.stamp };</w:t>
       </w:r>
     </w:p>
     <w:p>

--- a/distribution-docs/Paycom Historical Data Bot.docx
+++ b/distribution-docs/Paycom Historical Data Bot.docx
@@ -51,7 +51,7 @@
           <w:sz w:val="16"/>
           <w:szCs w:val="16"/>
         </w:rPr>
-        <w:t xml:space="preserve">// @version      0.32.1</w:t>
+        <w:t xml:space="preserve">// @version      0.32.2</w:t>
       </w:r>
     </w:p>
     <w:p>
@@ -11140,6 +11140,110 @@
           <w:sz w:val="16"/>
           <w:szCs w:val="16"/>
         </w:rPr>
+        <w:t xml:space="preserve">    // Say so BEFORE the fetch. A big report can take minutes to transfer, and</w:t>
+      </w:r>
+    </w:p>
+    <w:p>
+      <w:pPr>
+        <w:spacing w:after="0" w:line="220"/>
+      </w:pPr>
+      <w:r>
+        <w:rPr>
+          <w:rFonts w:ascii="Consolas" w:cs="Consolas" w:eastAsia="Consolas" w:hAnsi="Consolas"/>
+          <w:sz w:val="16"/>
+          <w:szCs w:val="16"/>
+        </w:rPr>
+        <w:t xml:space="preserve">    // without this line the log goes silent for up to 3 minutes while a</w:t>
+      </w:r>
+    </w:p>
+    <w:p>
+      <w:pPr>
+        <w:spacing w:after="0" w:line="220"/>
+      </w:pPr>
+      <w:r>
+        <w:rPr>
+          <w:rFonts w:ascii="Consolas" w:cs="Consolas" w:eastAsia="Consolas" w:hAnsi="Consolas"/>
+          <w:sz w:val="16"/>
+          <w:szCs w:val="16"/>
+        </w:rPr>
+        <w:t xml:space="preserve">    // Download button sits on screen — which reads as "the bot is stuck and</w:t>
+      </w:r>
+    </w:p>
+    <w:p>
+      <w:pPr>
+        <w:spacing w:after="0" w:line="220"/>
+      </w:pPr>
+      <w:r>
+        <w:rPr>
+          <w:rFonts w:ascii="Consolas" w:cs="Consolas" w:eastAsia="Consolas" w:hAnsi="Consolas"/>
+          <w:sz w:val="16"/>
+          <w:szCs w:val="16"/>
+        </w:rPr>
+        <w:t xml:space="preserve">    // refusing to click" (reported live on Prior Payroll 2023/2024).</w:t>
+      </w:r>
+    </w:p>
+    <w:p>
+      <w:pPr>
+        <w:spacing w:after="0" w:line="220"/>
+      </w:pPr>
+      <w:r>
+        <w:rPr>
+          <w:rFonts w:ascii="Consolas" w:cs="Consolas" w:eastAsia="Consolas" w:hAnsi="Consolas"/>
+          <w:sz w:val="16"/>
+          <w:szCs w:val="16"/>
+        </w:rPr>
+        <w:t xml:space="preserve">    uiLog(`  ↓ fetching ${fileName} (transid ${transid || '?'}) — big files take a few minutes…`);</w:t>
+      </w:r>
+    </w:p>
+    <w:p>
+      <w:pPr>
+        <w:spacing w:after="0" w:line="220"/>
+      </w:pPr>
+      <w:r>
+        <w:rPr>
+          <w:rFonts w:ascii="Consolas" w:cs="Consolas" w:eastAsia="Consolas" w:hAnsi="Consolas"/>
+          <w:sz w:val="16"/>
+          <w:szCs w:val="16"/>
+        </w:rPr>
+        <w:t xml:space="preserve">    const fetchT0 = Date.now();</w:t>
+      </w:r>
+    </w:p>
+    <w:p>
+      <w:pPr>
+        <w:spacing w:after="0" w:line="220"/>
+      </w:pPr>
+      <w:r>
+        <w:rPr>
+          <w:rFonts w:ascii="Consolas" w:cs="Consolas" w:eastAsia="Consolas" w:hAnsi="Consolas"/>
+          <w:sz w:val="16"/>
+          <w:szCs w:val="16"/>
+        </w:rPr>
+        <w:t xml:space="preserve">    const secs = () =&gt; Math.round((Date.now() - fetchT0) / 1000);</w:t>
+      </w:r>
+    </w:p>
+    <w:p>
+      <w:pPr>
+        <w:spacing w:after="0" w:line="220"/>
+      </w:pPr>
+      <w:r>
+        <w:rPr>
+          <w:rFonts w:ascii="Consolas" w:cs="Consolas" w:eastAsia="Consolas" w:hAnsi="Consolas"/>
+          <w:sz w:val="16"/>
+          <w:szCs w:val="16"/>
+        </w:rPr>
+        <w:t xml:space="preserve"> </w:t>
+      </w:r>
+    </w:p>
+    <w:p>
+      <w:pPr>
+        <w:spacing w:after="0" w:line="220"/>
+      </w:pPr>
+      <w:r>
+        <w:rPr>
+          <w:rFonts w:ascii="Consolas" w:cs="Consolas" w:eastAsia="Consolas" w:hAnsi="Consolas"/>
+          <w:sz w:val="16"/>
+          <w:szCs w:val="16"/>
+        </w:rPr>
         <w:t xml:space="preserve">    if (transid &amp;&amp; nonce) {</w:t>
       </w:r>
     </w:p>
@@ -11309,7 +11413,7 @@
           <w:sz w:val="16"/>
           <w:szCs w:val="16"/>
         </w:rPr>
-        <w:t xml:space="preserve">            uiLog(`✓ Saved ${fileName} (${Math.round(blob.size / 1024)} KB)`);</w:t>
+        <w:t xml:space="preserve">            uiLog(`✓ Saved ${fileName} (${Math.round(blob.size / 1024)} KB in ${secs()}s)`);</w:t>
       </w:r>
     </w:p>
     <w:p>
@@ -11348,7 +11452,7 @@
           <w:sz w:val="16"/>
           <w:szCs w:val="16"/>
         </w:rPr>
-        <w:t xml:space="preserve">          uiLog(`⚠ generateproc gave unexpected content (${blob.type || 'no-type'}, ${blob.size}B) — using Paycom download`);</w:t>
+        <w:t xml:space="preserve">          uiLog(`⚠ generateproc gave unexpected content (${blob.type || 'no-type'}, ${blob.size}B) after ${secs()}s — using Paycom download`);</w:t>
       </w:r>
     </w:p>
     <w:p>
@@ -11374,7 +11478,7 @@
           <w:sz w:val="16"/>
           <w:szCs w:val="16"/>
         </w:rPr>
-        <w:t xml:space="preserve">          uiLog(`⚠ generateproc HTTP ${resp.status} — using Paycom download`);</w:t>
+        <w:t xml:space="preserve">          uiLog(`⚠ generateproc HTTP ${resp.status} after ${secs()}s — using Paycom download`);</w:t>
       </w:r>
     </w:p>
     <w:p>
@@ -11426,7 +11530,7 @@
           <w:sz w:val="16"/>
           <w:szCs w:val="16"/>
         </w:rPr>
-        <w:t xml:space="preserve">        uiLog('⚠ generateproc fetch failed — using Paycom download: ' + (e &amp;&amp; e.message));</w:t>
+        <w:t xml:space="preserve">        uiLog(`⚠ generateproc fetch failed after ${secs()}s — using Paycom download: ` + (e &amp;&amp; e.message));</w:t>
       </w:r>
     </w:p>
     <w:p>
@@ -11479,6 +11583,19 @@
           <w:szCs w:val="16"/>
         </w:rPr>
         <w:t xml:space="preserve">    }</w:t>
+      </w:r>
+    </w:p>
+    <w:p>
+      <w:pPr>
+        <w:spacing w:after="0" w:line="220"/>
+      </w:pPr>
+      <w:r>
+        <w:rPr>
+          <w:rFonts w:ascii="Consolas" w:cs="Consolas" w:eastAsia="Consolas" w:hAnsi="Consolas"/>
+          <w:sz w:val="16"/>
+          <w:szCs w:val="16"/>
+        </w:rPr>
+        <w:t xml:space="preserve">    uiLog('  ↓ falling back to Paycom\'s own Download button (file keeps Paycom\'s default name)');</w:t>
       </w:r>
     </w:p>
     <w:p>

--- a/distribution-docs/Paycom Historical Data Bot.docx
+++ b/distribution-docs/Paycom Historical Data Bot.docx
@@ -51,7 +51,7 @@
           <w:sz w:val="16"/>
           <w:szCs w:val="16"/>
         </w:rPr>
-        <w:t xml:space="preserve">// @version      0.32.2</w:t>
+        <w:t xml:space="preserve">// @version      0.33.0</w:t>
       </w:r>
     </w:p>
     <w:p>
@@ -12193,6 +12193,227 @@
           <w:sz w:val="16"/>
           <w:szCs w:val="16"/>
         </w:rPr>
+        <w:t xml:space="preserve">  // How long we let ONE report sit in Paycom's queue before giving up.</w:t>
+      </w:r>
+    </w:p>
+    <w:p>
+      <w:pPr>
+        <w:spacing w:after="0" w:line="220"/>
+      </w:pPr>
+      <w:r>
+        <w:rPr>
+          <w:rFonts w:ascii="Consolas" w:cs="Consolas" w:eastAsia="Consolas" w:hAnsi="Consolas"/>
+          <w:sz w:val="16"/>
+          <w:szCs w:val="16"/>
+        </w:rPr>
+        <w:t xml:space="preserve">  // Measured end-to-end (generate → file on disk) on STAVE DELIVERY:</w:t>
+      </w:r>
+    </w:p>
+    <w:p>
+      <w:pPr>
+        <w:spacing w:after="0" w:line="220"/>
+      </w:pPr>
+      <w:r>
+        <w:rPr>
+          <w:rFonts w:ascii="Consolas" w:cs="Consolas" w:eastAsia="Consolas" w:hAnsi="Consolas"/>
+          <w:sz w:val="16"/>
+          <w:szCs w:val="16"/>
+        </w:rPr>
+        <w:t xml:space="preserve">  //   Prior Payroll 2023 —  9,674 rows / 21 MB — ~2 min</w:t>
+      </w:r>
+    </w:p>
+    <w:p>
+      <w:pPr>
+        <w:spacing w:after="0" w:line="220"/>
+      </w:pPr>
+      <w:r>
+        <w:rPr>
+          <w:rFonts w:ascii="Consolas" w:cs="Consolas" w:eastAsia="Consolas" w:hAnsi="Consolas"/>
+          <w:sz w:val="16"/>
+          <w:szCs w:val="16"/>
+        </w:rPr>
+        <w:t xml:space="preserve">  //   Prior Payroll 2024 — 14,760 rows / 33 MB — ~10 min</w:t>
+      </w:r>
+    </w:p>
+    <w:p>
+      <w:pPr>
+        <w:spacing w:after="0" w:line="220"/>
+      </w:pPr>
+      <w:r>
+        <w:rPr>
+          <w:rFonts w:ascii="Consolas" w:cs="Consolas" w:eastAsia="Consolas" w:hAnsi="Consolas"/>
+          <w:sz w:val="16"/>
+          <w:szCs w:val="16"/>
+        </w:rPr>
+        <w:t xml:space="preserve">  // Row count rose 1.5x but the wait rose 5x, so the cost is strongly</w:t>
+      </w:r>
+    </w:p>
+    <w:p>
+      <w:pPr>
+        <w:spacing w:after="0" w:line="220"/>
+      </w:pPr>
+      <w:r>
+        <w:rPr>
+          <w:rFonts w:ascii="Consolas" w:cs="Consolas" w:eastAsia="Consolas" w:hAnsi="Consolas"/>
+          <w:sz w:val="16"/>
+          <w:szCs w:val="16"/>
+        </w:rPr>
+        <w:t xml:space="preserve">  // super-linear: a bigger client or a bigger year can plausibly exceed 30 min</w:t>
+      </w:r>
+    </w:p>
+    <w:p>
+      <w:pPr>
+        <w:spacing w:after="0" w:line="220"/>
+      </w:pPr>
+      <w:r>
+        <w:rPr>
+          <w:rFonts w:ascii="Consolas" w:cs="Consolas" w:eastAsia="Consolas" w:hAnsi="Consolas"/>
+          <w:sz w:val="16"/>
+          <w:szCs w:val="16"/>
+        </w:rPr>
+        <w:t xml:space="preserve">  // even though the report itself would have finished fine. Timing out on a</w:t>
+      </w:r>
+    </w:p>
+    <w:p>
+      <w:pPr>
+        <w:spacing w:after="0" w:line="220"/>
+      </w:pPr>
+      <w:r>
+        <w:rPr>
+          <w:rFonts w:ascii="Consolas" w:cs="Consolas" w:eastAsia="Consolas" w:hAnsi="Consolas"/>
+          <w:sz w:val="16"/>
+          <w:szCs w:val="16"/>
+        </w:rPr>
+        <w:t xml:space="preserve">  // report Paycom IS still building is the worst outcome — it throws away the</w:t>
+      </w:r>
+    </w:p>
+    <w:p>
+      <w:pPr>
+        <w:spacing w:after="0" w:line="220"/>
+      </w:pPr>
+      <w:r>
+        <w:rPr>
+          <w:rFonts w:ascii="Consolas" w:cs="Consolas" w:eastAsia="Consolas" w:hAnsi="Consolas"/>
+          <w:sz w:val="16"/>
+          <w:szCs w:val="16"/>
+        </w:rPr>
+        <w:t xml:space="preserve">  // work and the queue slot — so allow 45.</w:t>
+      </w:r>
+    </w:p>
+    <w:p>
+      <w:pPr>
+        <w:spacing w:after="0" w:line="220"/>
+      </w:pPr>
+      <w:r>
+        <w:rPr>
+          <w:rFonts w:ascii="Consolas" w:cs="Consolas" w:eastAsia="Consolas" w:hAnsi="Consolas"/>
+          <w:sz w:val="16"/>
+          <w:szCs w:val="16"/>
+        </w:rPr>
+        <w:t xml:space="preserve">  const QUEUE_TIMEOUT_MS = 45 * 60 * 1000;</w:t>
+      </w:r>
+    </w:p>
+    <w:p>
+      <w:pPr>
+        <w:spacing w:after="0" w:line="220"/>
+      </w:pPr>
+      <w:r>
+        <w:rPr>
+          <w:rFonts w:ascii="Consolas" w:cs="Consolas" w:eastAsia="Consolas" w:hAnsi="Consolas"/>
+          <w:sz w:val="16"/>
+          <w:szCs w:val="16"/>
+        </w:rPr>
+        <w:t xml:space="preserve"> </w:t>
+      </w:r>
+    </w:p>
+    <w:p>
+      <w:pPr>
+        <w:spacing w:after="0" w:line="220"/>
+      </w:pPr>
+      <w:r>
+        <w:rPr>
+          <w:rFonts w:ascii="Consolas" w:cs="Consolas" w:eastAsia="Consolas" w:hAnsi="Consolas"/>
+          <w:sz w:val="16"/>
+          <w:szCs w:val="16"/>
+        </w:rPr>
+        <w:t xml:space="preserve">  // Human-readable elapsed time for the timing log ("9m 37s").</w:t>
+      </w:r>
+    </w:p>
+    <w:p>
+      <w:pPr>
+        <w:spacing w:after="0" w:line="220"/>
+      </w:pPr>
+      <w:r>
+        <w:rPr>
+          <w:rFonts w:ascii="Consolas" w:cs="Consolas" w:eastAsia="Consolas" w:hAnsi="Consolas"/>
+          <w:sz w:val="16"/>
+          <w:szCs w:val="16"/>
+        </w:rPr>
+        <w:t xml:space="preserve">  function fmtElapsed(ms) {</w:t>
+      </w:r>
+    </w:p>
+    <w:p>
+      <w:pPr>
+        <w:spacing w:after="0" w:line="220"/>
+      </w:pPr>
+      <w:r>
+        <w:rPr>
+          <w:rFonts w:ascii="Consolas" w:cs="Consolas" w:eastAsia="Consolas" w:hAnsi="Consolas"/>
+          <w:sz w:val="16"/>
+          <w:szCs w:val="16"/>
+        </w:rPr>
+        <w:t xml:space="preserve">    const s = Math.round(ms / 1000);</w:t>
+      </w:r>
+    </w:p>
+    <w:p>
+      <w:pPr>
+        <w:spacing w:after="0" w:line="220"/>
+      </w:pPr>
+      <w:r>
+        <w:rPr>
+          <w:rFonts w:ascii="Consolas" w:cs="Consolas" w:eastAsia="Consolas" w:hAnsi="Consolas"/>
+          <w:sz w:val="16"/>
+          <w:szCs w:val="16"/>
+        </w:rPr>
+        <w:t xml:space="preserve">    return s &lt; 60 ? `${s}s` : `${Math.floor(s / 60)}m ${String(s % 60).padStart(2, '0')}s`;</w:t>
+      </w:r>
+    </w:p>
+    <w:p>
+      <w:pPr>
+        <w:spacing w:after="0" w:line="220"/>
+      </w:pPr>
+      <w:r>
+        <w:rPr>
+          <w:rFonts w:ascii="Consolas" w:cs="Consolas" w:eastAsia="Consolas" w:hAnsi="Consolas"/>
+          <w:sz w:val="16"/>
+          <w:szCs w:val="16"/>
+        </w:rPr>
+        <w:t xml:space="preserve">  }</w:t>
+      </w:r>
+    </w:p>
+    <w:p>
+      <w:pPr>
+        <w:spacing w:after="0" w:line="220"/>
+      </w:pPr>
+      <w:r>
+        <w:rPr>
+          <w:rFonts w:ascii="Consolas" w:cs="Consolas" w:eastAsia="Consolas" w:hAnsi="Consolas"/>
+          <w:sz w:val="16"/>
+          <w:szCs w:val="16"/>
+        </w:rPr>
+        <w:t xml:space="preserve"> </w:t>
+      </w:r>
+    </w:p>
+    <w:p>
+      <w:pPr>
+        <w:spacing w:after="0" w:line="220"/>
+      </w:pPr>
+      <w:r>
+        <w:rPr>
+          <w:rFonts w:ascii="Consolas" w:cs="Consolas" w:eastAsia="Consolas" w:hAnsi="Consolas"/>
+          <w:sz w:val="16"/>
+          <w:szCs w:val="16"/>
+        </w:rPr>
         <w:t xml:space="preserve">  async function generateAndDownload(tag, baseName) {</w:t>
       </w:r>
     </w:p>
@@ -12297,6 +12518,19 @@
           <w:sz w:val="16"/>
           <w:szCs w:val="16"/>
         </w:rPr>
+        <w:t xml:space="preserve">    const t0 = Date.now();</w:t>
+      </w:r>
+    </w:p>
+    <w:p>
+      <w:pPr>
+        <w:spacing w:after="0" w:line="220"/>
+      </w:pPr>
+      <w:r>
+        <w:rPr>
+          <w:rFonts w:ascii="Consolas" w:cs="Consolas" w:eastAsia="Consolas" w:hAnsi="Consolas"/>
+          <w:sz w:val="16"/>
+          <w:szCs w:val="16"/>
+        </w:rPr>
         <w:t xml:space="preserve">    clickGenerateAsserted(tag, gen);</w:t>
       </w:r>
     </w:p>
@@ -12310,32 +12544,6 @@
           <w:sz w:val="16"/>
           <w:szCs w:val="16"/>
         </w:rPr>
-        <w:t xml:space="preserve">    // 30 min: the biggest quarters (Punch Change 2025-Q4, ~71k rows) can take</w:t>
-      </w:r>
-    </w:p>
-    <w:p>
-      <w:pPr>
-        <w:spacing w:after="0" w:line="220"/>
-      </w:pPr>
-      <w:r>
-        <w:rPr>
-          <w:rFonts w:ascii="Consolas" w:cs="Consolas" w:eastAsia="Consolas" w:hAnsi="Consolas"/>
-          <w:sz w:val="16"/>
-          <w:szCs w:val="16"/>
-        </w:rPr>
-        <w:t xml:space="preserve">    // over 10 minutes to generate on Paycom's side — 10 min timed out for real.</w:t>
-      </w:r>
-    </w:p>
-    <w:p>
-      <w:pPr>
-        <w:spacing w:after="0" w:line="220"/>
-      </w:pPr>
-      <w:r>
-        <w:rPr>
-          <w:rFonts w:ascii="Consolas" w:cs="Consolas" w:eastAsia="Consolas" w:hAnsi="Consolas"/>
-          <w:sz w:val="16"/>
-          <w:szCs w:val="16"/>
-        </w:rPr>
         <w:t xml:space="preserve">    await waitFor(() =&gt; getDownloadButtons().length &gt; initial, {</w:t>
       </w:r>
     </w:p>
@@ -12349,7 +12557,7 @@
           <w:sz w:val="16"/>
           <w:szCs w:val="16"/>
         </w:rPr>
-        <w:t xml:space="preserve">      timeout: 30 * 60 * 1000, interval: 800, label: `${tag} Download button`,</w:t>
+        <w:t xml:space="preserve">      timeout: QUEUE_TIMEOUT_MS, interval: 800, label: `${tag} Download button`,</w:t>
       </w:r>
     </w:p>
     <w:p>
@@ -12375,6 +12583,32 @@
           <w:sz w:val="16"/>
           <w:szCs w:val="16"/>
         </w:rPr>
+        <w:t xml:space="preserve">    const genMs = Date.now() - t0;</w:t>
+      </w:r>
+    </w:p>
+    <w:p>
+      <w:pPr>
+        <w:spacing w:after="0" w:line="220"/>
+      </w:pPr>
+      <w:r>
+        <w:rPr>
+          <w:rFonts w:ascii="Consolas" w:cs="Consolas" w:eastAsia="Consolas" w:hAnsi="Consolas"/>
+          <w:sz w:val="16"/>
+          <w:szCs w:val="16"/>
+        </w:rPr>
+        <w:t xml:space="preserve">    uiLog(`  ⏱ ${tag}: Paycom took ${fmtElapsed(genMs)} to build the report`);</w:t>
+      </w:r>
+    </w:p>
+    <w:p>
+      <w:pPr>
+        <w:spacing w:after="0" w:line="220"/>
+      </w:pPr>
+      <w:r>
+        <w:rPr>
+          <w:rFonts w:ascii="Consolas" w:cs="Consolas" w:eastAsia="Consolas" w:hAnsi="Consolas"/>
+          <w:sz w:val="16"/>
+          <w:szCs w:val="16"/>
+        </w:rPr>
         <w:t xml:space="preserve">    await downloadNewest(baseName);</w:t>
       </w:r>
     </w:p>
@@ -12388,6 +12622,19 @@
           <w:sz w:val="16"/>
           <w:szCs w:val="16"/>
         </w:rPr>
+        <w:t xml:space="preserve">    uiLog(`  ⏱ ${tag}: total ${fmtElapsed(Date.now() - t0)} (build + download)`);</w:t>
+      </w:r>
+    </w:p>
+    <w:p>
+      <w:pPr>
+        <w:spacing w:after="0" w:line="220"/>
+      </w:pPr>
+      <w:r>
+        <w:rPr>
+          <w:rFonts w:ascii="Consolas" w:cs="Consolas" w:eastAsia="Consolas" w:hAnsi="Consolas"/>
+          <w:sz w:val="16"/>
+          <w:szCs w:val="16"/>
+        </w:rPr>
         <w:t xml:space="preserve">    resetAttempt(getIndex()); // real progress → this report isn't redirect-looping</w:t>
       </w:r>
     </w:p>
@@ -14520,6 +14767,19 @@
           <w:sz w:val="16"/>
           <w:szCs w:val="16"/>
         </w:rPr>
+        <w:t xml:space="preserve">    let lastWaitLog = 0;</w:t>
+      </w:r>
+    </w:p>
+    <w:p>
+      <w:pPr>
+        <w:spacing w:after="0" w:line="220"/>
+      </w:pPr>
+      <w:r>
+        <w:rPr>
+          <w:rFonts w:ascii="Consolas" w:cs="Consolas" w:eastAsia="Consolas" w:hAnsi="Consolas"/>
+          <w:sz w:val="16"/>
+          <w:szCs w:val="16"/>
+        </w:rPr>
         <w:t xml:space="preserve">    while (done.size &lt; stampToLabel.size) {</w:t>
       </w:r>
     </w:p>
@@ -14546,7 +14806,7 @@
           <w:sz w:val="16"/>
           <w:szCs w:val="16"/>
         </w:rPr>
-        <w:t xml:space="preserve">      if (Date.now() - t0 &gt; 30 * 60 * 1000) {</w:t>
+        <w:t xml:space="preserve">      if (Date.now() - t0 &gt; QUEUE_TIMEOUT_MS) {</w:t>
       </w:r>
     </w:p>
     <w:p>
@@ -14585,7 +14845,7 @@
           <w:sz w:val="16"/>
           <w:szCs w:val="16"/>
         </w:rPr>
-        <w:t xml:space="preserve">        throw new Error(`${report.name}: timed out waiting for ${missing.join(', ')}`);</w:t>
+        <w:t xml:space="preserve">        throw new Error(`${report.name}: timed out after ${fmtElapsed(Date.now() - t0)} waiting for ${missing.join(', ')}`);</w:t>
       </w:r>
     </w:p>
     <w:p>
@@ -14689,6 +14949,19 @@
           <w:sz w:val="16"/>
           <w:szCs w:val="16"/>
         </w:rPr>
+        <w:t xml:space="preserve">        uiLog(`  ⏱ ${report.name} ${label}: ready after ${fmtElapsed(Date.now() - t0)} in the queue`);</w:t>
+      </w:r>
+    </w:p>
+    <w:p>
+      <w:pPr>
+        <w:spacing w:after="0" w:line="220"/>
+      </w:pPr>
+      <w:r>
+        <w:rPr>
+          <w:rFonts w:ascii="Consolas" w:cs="Consolas" w:eastAsia="Consolas" w:hAnsi="Consolas"/>
+          <w:sz w:val="16"/>
+          <w:szCs w:val="16"/>
+        </w:rPr>
         <w:t xml:space="preserve">        await downloadViaButton(btn, `${report.fileBase}_${label}`);</w:t>
       </w:r>
     </w:p>
@@ -14767,7 +15040,137 @@
           <w:sz w:val="16"/>
           <w:szCs w:val="16"/>
         </w:rPr>
-        <w:t xml:space="preserve">      if (left) { showBanner(`${report.name}: ${left} report(s) still generating…`); await sleep(4000); }</w:t>
+        <w:t xml:space="preserve">      if (left) {</w:t>
+      </w:r>
+    </w:p>
+    <w:p>
+      <w:pPr>
+        <w:spacing w:after="0" w:line="220"/>
+      </w:pPr>
+      <w:r>
+        <w:rPr>
+          <w:rFonts w:ascii="Consolas" w:cs="Consolas" w:eastAsia="Consolas" w:hAnsi="Consolas"/>
+          <w:sz w:val="16"/>
+          <w:szCs w:val="16"/>
+        </w:rPr>
+        <w:t xml:space="preserve">        showBanner(`${report.name}: ${left} report(s) still generating…`);</w:t>
+      </w:r>
+    </w:p>
+    <w:p>
+      <w:pPr>
+        <w:spacing w:after="0" w:line="220"/>
+      </w:pPr>
+      <w:r>
+        <w:rPr>
+          <w:rFonts w:ascii="Consolas" w:cs="Consolas" w:eastAsia="Consolas" w:hAnsi="Consolas"/>
+          <w:sz w:val="16"/>
+          <w:szCs w:val="16"/>
+        </w:rPr>
+        <w:t xml:space="preserve">        // Same reasoning as the wizard watcher: never wait silently. One line a</w:t>
+      </w:r>
+    </w:p>
+    <w:p>
+      <w:pPr>
+        <w:spacing w:after="0" w:line="220"/>
+      </w:pPr>
+      <w:r>
+        <w:rPr>
+          <w:rFonts w:ascii="Consolas" w:cs="Consolas" w:eastAsia="Consolas" w:hAnsi="Consolas"/>
+          <w:sz w:val="16"/>
+          <w:szCs w:val="16"/>
+        </w:rPr>
+        <w:t xml:space="preserve">        // minute is enough to tell "Paycom is slow" from "the bot is stuck".</w:t>
+      </w:r>
+    </w:p>
+    <w:p>
+      <w:pPr>
+        <w:spacing w:after="0" w:line="220"/>
+      </w:pPr>
+      <w:r>
+        <w:rPr>
+          <w:rFonts w:ascii="Consolas" w:cs="Consolas" w:eastAsia="Consolas" w:hAnsi="Consolas"/>
+          <w:sz w:val="16"/>
+          <w:szCs w:val="16"/>
+        </w:rPr>
+        <w:t xml:space="preserve">        if (Date.now() - lastWaitLog &gt; 60000) {</w:t>
+      </w:r>
+    </w:p>
+    <w:p>
+      <w:pPr>
+        <w:spacing w:after="0" w:line="220"/>
+      </w:pPr>
+      <w:r>
+        <w:rPr>
+          <w:rFonts w:ascii="Consolas" w:cs="Consolas" w:eastAsia="Consolas" w:hAnsi="Consolas"/>
+          <w:sz w:val="16"/>
+          <w:szCs w:val="16"/>
+        </w:rPr>
+        <w:t xml:space="preserve">          lastWaitLog = Date.now();</w:t>
+      </w:r>
+    </w:p>
+    <w:p>
+      <w:pPr>
+        <w:spacing w:after="0" w:line="220"/>
+      </w:pPr>
+      <w:r>
+        <w:rPr>
+          <w:rFonts w:ascii="Consolas" w:cs="Consolas" w:eastAsia="Consolas" w:hAnsi="Consolas"/>
+          <w:sz w:val="16"/>
+          <w:szCs w:val="16"/>
+        </w:rPr>
+        <w:t xml:space="preserve">          const pending = Array.from(stampToLabel.entries()).filter(([s]) =&gt; !done.has(s)).map(([, l]) =&gt; l);</w:t>
+      </w:r>
+    </w:p>
+    <w:p>
+      <w:pPr>
+        <w:spacing w:after="0" w:line="220"/>
+      </w:pPr>
+      <w:r>
+        <w:rPr>
+          <w:rFonts w:ascii="Consolas" w:cs="Consolas" w:eastAsia="Consolas" w:hAnsi="Consolas"/>
+          <w:sz w:val="16"/>
+          <w:szCs w:val="16"/>
+        </w:rPr>
+        <w:t xml:space="preserve">          uiLog(`  … waiting ${fmtElapsed(Date.now() - t0)} — ${left} still generating: ${pending.join(', ')}`);</w:t>
+      </w:r>
+    </w:p>
+    <w:p>
+      <w:pPr>
+        <w:spacing w:after="0" w:line="220"/>
+      </w:pPr>
+      <w:r>
+        <w:rPr>
+          <w:rFonts w:ascii="Consolas" w:cs="Consolas" w:eastAsia="Consolas" w:hAnsi="Consolas"/>
+          <w:sz w:val="16"/>
+          <w:szCs w:val="16"/>
+        </w:rPr>
+        <w:t xml:space="preserve">        }</w:t>
+      </w:r>
+    </w:p>
+    <w:p>
+      <w:pPr>
+        <w:spacing w:after="0" w:line="220"/>
+      </w:pPr>
+      <w:r>
+        <w:rPr>
+          <w:rFonts w:ascii="Consolas" w:cs="Consolas" w:eastAsia="Consolas" w:hAnsi="Consolas"/>
+          <w:sz w:val="16"/>
+          <w:szCs w:val="16"/>
+        </w:rPr>
+        <w:t xml:space="preserve">        await sleep(4000);</w:t>
+      </w:r>
+    </w:p>
+    <w:p>
+      <w:pPr>
+        <w:spacing w:after="0" w:line="220"/>
+      </w:pPr>
+      <w:r>
+        <w:rPr>
+          <w:rFonts w:ascii="Consolas" w:cs="Consolas" w:eastAsia="Consolas" w:hAnsi="Consolas"/>
+          <w:sz w:val="16"/>
+          <w:szCs w:val="16"/>
+        </w:rPr>
+        <w:t xml:space="preserve">      }</w:t>
       </w:r>
     </w:p>
     <w:p>
@@ -14819,7 +15222,7 @@
           <w:sz w:val="16"/>
           <w:szCs w:val="16"/>
         </w:rPr>
-        <w:t xml:space="preserve">    uiLog(`✓ ${report.name}: all ${stampToLabel.size} ranges downloaded`);</w:t>
+        <w:t xml:space="preserve">    uiLog(`✓ ${report.name}: all ${stampToLabel.size} ranges downloaded in ${fmtElapsed(Date.now() - t0)}`);</w:t>
       </w:r>
     </w:p>
     <w:p>
@@ -20864,7 +21267,59 @@
           <w:sz w:val="16"/>
           <w:szCs w:val="16"/>
         </w:rPr>
-        <w:t xml:space="preserve">    // visible in the activity log instead of looking like a slow report.</w:t>
+        <w:t xml:space="preserve">    // visible in the activity log instead of looking like a slow report. The</w:t>
+      </w:r>
+    </w:p>
+    <w:p>
+      <w:pPr>
+        <w:spacing w:after="0" w:line="220"/>
+      </w:pPr>
+      <w:r>
+        <w:rPr>
+          <w:rFonts w:ascii="Consolas" w:cs="Consolas" w:eastAsia="Consolas" w:hAnsi="Consolas"/>
+          <w:sz w:val="16"/>
+          <w:szCs w:val="16"/>
+        </w:rPr>
+        <w:t xml:space="preserve">    // elapsed time is part of that line, and is reported again on success, so</w:t>
+      </w:r>
+    </w:p>
+    <w:p>
+      <w:pPr>
+        <w:spacing w:after="0" w:line="220"/>
+      </w:pPr>
+      <w:r>
+        <w:rPr>
+          <w:rFonts w:ascii="Consolas" w:cs="Consolas" w:eastAsia="Consolas" w:hAnsi="Consolas"/>
+          <w:sz w:val="16"/>
+          <w:szCs w:val="16"/>
+        </w:rPr>
+        <w:t xml:space="preserve">    // we build up real per-range numbers instead of guessing which ranges are</w:t>
+      </w:r>
+    </w:p>
+    <w:p>
+      <w:pPr>
+        <w:spacing w:after="0" w:line="220"/>
+      </w:pPr>
+      <w:r>
+        <w:rPr>
+          <w:rFonts w:ascii="Consolas" w:cs="Consolas" w:eastAsia="Consolas" w:hAnsi="Consolas"/>
+          <w:sz w:val="16"/>
+          <w:szCs w:val="16"/>
+        </w:rPr>
+        <w:t xml:space="preserve">    // "too big" — that data decides whether half-year splitting is worth it.</w:t>
+      </w:r>
+    </w:p>
+    <w:p>
+      <w:pPr>
+        <w:spacing w:after="0" w:line="220"/>
+      </w:pPr>
+      <w:r>
+        <w:rPr>
+          <w:rFonts w:ascii="Consolas" w:cs="Consolas" w:eastAsia="Consolas" w:hAnsi="Consolas"/>
+          <w:sz w:val="16"/>
+          <w:szCs w:val="16"/>
+        </w:rPr>
+        <w:t xml:space="preserve">    const t0 = Date.now();</w:t>
       </w:r>
     </w:p>
     <w:p>
@@ -20994,7 +21449,7 @@
           <w:sz w:val="16"/>
           <w:szCs w:val="16"/>
         </w:rPr>
-        <w:t xml:space="preserve">        uiLog(`  … queue watch: ${rows.length} row(s); ${msg}`);</w:t>
+        <w:t xml:space="preserve">        uiLog(`  … waiting ${fmtElapsed(Date.now() - t0)} — ${rows.length} row(s); ${msg}`);</w:t>
       </w:r>
     </w:p>
     <w:p>
@@ -21150,7 +21605,7 @@
           <w:sz w:val="16"/>
           <w:szCs w:val="16"/>
         </w:rPr>
-        <w:t xml:space="preserve">    }, { timeout: 30 * 60 * 1000, interval: 900, label: `${runLabel(report, range)} queue row` });</w:t>
+        <w:t xml:space="preserve">    }, { timeout: QUEUE_TIMEOUT_MS, interval: 900, label: `${runLabel(report, range)} queue row` });</w:t>
       </w:r>
     </w:p>
     <w:p>
@@ -21176,6 +21631,32 @@
           <w:sz w:val="16"/>
           <w:szCs w:val="16"/>
         </w:rPr>
+        <w:t xml:space="preserve">    const buildMs = Date.now() - t0;</w:t>
+      </w:r>
+    </w:p>
+    <w:p>
+      <w:pPr>
+        <w:spacing w:after="0" w:line="220"/>
+      </w:pPr>
+      <w:r>
+        <w:rPr>
+          <w:rFonts w:ascii="Consolas" w:cs="Consolas" w:eastAsia="Consolas" w:hAnsi="Consolas"/>
+          <w:sz w:val="16"/>
+          <w:szCs w:val="16"/>
+        </w:rPr>
+        <w:t xml:space="preserve">    uiLog(`  ⏱ ${runLabel(report, range)}: Paycom took ${fmtElapsed(buildMs)} to build the report`);</w:t>
+      </w:r>
+    </w:p>
+    <w:p>
+      <w:pPr>
+        <w:spacing w:after="0" w:line="220"/>
+      </w:pPr>
+      <w:r>
+        <w:rPr>
+          <w:rFonts w:ascii="Consolas" w:cs="Consolas" w:eastAsia="Consolas" w:hAnsi="Consolas"/>
+          <w:sz w:val="16"/>
+          <w:szCs w:val="16"/>
+        </w:rPr>
         <w:t xml:space="preserve">    await downloadViaButton(found.btn, `${report.fileBase}_${range.label}`);</w:t>
       </w:r>
     </w:p>
@@ -21215,7 +21696,7 @@
           <w:sz w:val="16"/>
           <w:szCs w:val="16"/>
         </w:rPr>
-        <w:t xml:space="preserve">    uiLog(`✓ Downloaded: ${runLabel(report, range)}`);</w:t>
+        <w:t xml:space="preserve">    uiLog(`✓ Downloaded: ${runLabel(report, range)} — total ${fmtElapsed(Date.now() - t0)} (build ${fmtElapsed(buildMs)})`);</w:t>
       </w:r>
     </w:p>
     <w:p>

--- a/distribution-docs/Paycom Historical Data Bot.docx
+++ b/distribution-docs/Paycom Historical Data Bot.docx
@@ -51,7 +51,7 @@
           <w:sz w:val="16"/>
           <w:szCs w:val="16"/>
         </w:rPr>
-        <w:t xml:space="preserve">// @version      0.33.0</w:t>
+        <w:t xml:space="preserve">// @version      0.34.0</w:t>
       </w:r>
     </w:p>
     <w:p>
@@ -9788,6 +9788,84 @@
           <w:sz w:val="16"/>
           <w:szCs w:val="16"/>
         </w:rPr>
+        <w:t xml:space="preserve">  // The file's real extension comes from the .filetype pill in the button's OWN</w:t>
+      </w:r>
+    </w:p>
+    <w:p>
+      <w:pPr>
+        <w:spacing w:after="0" w:line="220"/>
+      </w:pPr>
+      <w:r>
+        <w:rPr>
+          <w:rFonts w:ascii="Consolas" w:cs="Consolas" w:eastAsia="Consolas" w:hAnsi="Consolas"/>
+          <w:sz w:val="16"/>
+          <w:szCs w:val="16"/>
+        </w:rPr>
+        <w:t xml:space="preserve">  // row. Falling back to `document` (the old behaviour) reads the FIRST pill on</w:t>
+      </w:r>
+    </w:p>
+    <w:p>
+      <w:pPr>
+        <w:spacing w:after="0" w:line="220"/>
+      </w:pPr>
+      <w:r>
+        <w:rPr>
+          <w:rFonts w:ascii="Consolas" w:cs="Consolas" w:eastAsia="Consolas" w:hAnsi="Consolas"/>
+          <w:sz w:val="16"/>
+          <w:szCs w:val="16"/>
+        </w:rPr>
+        <w:t xml:space="preserve">  // the page — i.e. some other report's format — which is how a plain CSV got</w:t>
+      </w:r>
+    </w:p>
+    <w:p>
+      <w:pPr>
+        <w:spacing w:after="0" w:line="220"/>
+      </w:pPr>
+      <w:r>
+        <w:rPr>
+          <w:rFonts w:ascii="Consolas" w:cs="Consolas" w:eastAsia="Consolas" w:hAnsi="Consolas"/>
+          <w:sz w:val="16"/>
+          <w:szCs w:val="16"/>
+        </w:rPr>
+        <w:t xml:space="preserve">  // saved as EmployeePunchChange_2026-Q3.html. Never guess from the whole</w:t>
+      </w:r>
+    </w:p>
+    <w:p>
+      <w:pPr>
+        <w:spacing w:after="0" w:line="220"/>
+      </w:pPr>
+      <w:r>
+        <w:rPr>
+          <w:rFonts w:ascii="Consolas" w:cs="Consolas" w:eastAsia="Consolas" w:hAnsi="Consolas"/>
+          <w:sz w:val="16"/>
+          <w:szCs w:val="16"/>
+        </w:rPr>
+        <w:t xml:space="preserve">  // document: prefer the row, then the nearest ancestor holding exactly one</w:t>
+      </w:r>
+    </w:p>
+    <w:p>
+      <w:pPr>
+        <w:spacing w:after="0" w:line="220"/>
+      </w:pPr>
+      <w:r>
+        <w:rPr>
+          <w:rFonts w:ascii="Consolas" w:cs="Consolas" w:eastAsia="Consolas" w:hAnsi="Consolas"/>
+          <w:sz w:val="16"/>
+          <w:szCs w:val="16"/>
+        </w:rPr>
+        <w:t xml:space="preserve">  // pill, and otherwise say so and default to xlsx.</w:t>
+      </w:r>
+    </w:p>
+    <w:p>
+      <w:pPr>
+        <w:spacing w:after="0" w:line="220"/>
+      </w:pPr>
+      <w:r>
+        <w:rPr>
+          <w:rFonts w:ascii="Consolas" w:cs="Consolas" w:eastAsia="Consolas" w:hAnsi="Consolas"/>
+          <w:sz w:val="16"/>
+          <w:szCs w:val="16"/>
+        </w:rPr>
         <w:t xml:space="preserve">  function extForButton(btn) {</w:t>
       </w:r>
     </w:p>
@@ -9801,59 +9879,150 @@
           <w:sz w:val="16"/>
           <w:szCs w:val="16"/>
         </w:rPr>
-        <w:t xml:space="preserve">    const row = (btn.closest &amp;&amp; (btn.closest('.recentReport') || btn.closest('.queued-item'))) || document;</w:t>
-      </w:r>
-    </w:p>
-    <w:p>
-      <w:pPr>
-        <w:spacing w:after="0" w:line="220"/>
-      </w:pPr>
-      <w:r>
-        <w:rPr>
-          <w:rFonts w:ascii="Consolas" w:cs="Consolas" w:eastAsia="Consolas" w:hAnsi="Consolas"/>
-          <w:sz w:val="16"/>
-          <w:szCs w:val="16"/>
-        </w:rPr>
-        <w:t xml:space="preserve">    const ft = row.querySelector &amp;&amp; row.querySelector('.filetype');</w:t>
-      </w:r>
-    </w:p>
-    <w:p>
-      <w:pPr>
-        <w:spacing w:after="0" w:line="220"/>
-      </w:pPr>
-      <w:r>
-        <w:rPr>
-          <w:rFonts w:ascii="Consolas" w:cs="Consolas" w:eastAsia="Consolas" w:hAnsi="Consolas"/>
-          <w:sz w:val="16"/>
-          <w:szCs w:val="16"/>
-        </w:rPr>
-        <w:t xml:space="preserve">    if (ft) {</w:t>
-      </w:r>
-    </w:p>
-    <w:p>
-      <w:pPr>
-        <w:spacing w:after="0" w:line="220"/>
-      </w:pPr>
-      <w:r>
-        <w:rPr>
-          <w:rFonts w:ascii="Consolas" w:cs="Consolas" w:eastAsia="Consolas" w:hAnsi="Consolas"/>
-          <w:sz w:val="16"/>
-          <w:szCs w:val="16"/>
-        </w:rPr>
-        <w:t xml:space="preserve">      const cls = Array.from(ft.classList).find(c =&gt; c !== 'filetype');</w:t>
-      </w:r>
-    </w:p>
-    <w:p>
-      <w:pPr>
-        <w:spacing w:after="0" w:line="220"/>
-      </w:pPr>
-      <w:r>
-        <w:rPr>
-          <w:rFonts w:ascii="Consolas" w:cs="Consolas" w:eastAsia="Consolas" w:hAnsi="Consolas"/>
-          <w:sz w:val="16"/>
-          <w:szCs w:val="16"/>
-        </w:rPr>
-        <w:t xml:space="preserve">      if (cls) return cls === 'txtcsv' ? 'csv' : cls;</w:t>
+        <w:t xml:space="preserve">    const pillExt = (ft) =&gt; {</w:t>
+      </w:r>
+    </w:p>
+    <w:p>
+      <w:pPr>
+        <w:spacing w:after="0" w:line="220"/>
+      </w:pPr>
+      <w:r>
+        <w:rPr>
+          <w:rFonts w:ascii="Consolas" w:cs="Consolas" w:eastAsia="Consolas" w:hAnsi="Consolas"/>
+          <w:sz w:val="16"/>
+          <w:szCs w:val="16"/>
+        </w:rPr>
+        <w:t xml:space="preserve">      const cls = ft &amp;&amp; Array.from(ft.classList).find(c =&gt; c !== 'filetype');</w:t>
+      </w:r>
+    </w:p>
+    <w:p>
+      <w:pPr>
+        <w:spacing w:after="0" w:line="220"/>
+      </w:pPr>
+      <w:r>
+        <w:rPr>
+          <w:rFonts w:ascii="Consolas" w:cs="Consolas" w:eastAsia="Consolas" w:hAnsi="Consolas"/>
+          <w:sz w:val="16"/>
+          <w:szCs w:val="16"/>
+        </w:rPr>
+        <w:t xml:space="preserve">      return cls ? (cls === 'txtcsv' ? 'csv' : cls) : '';</w:t>
+      </w:r>
+    </w:p>
+    <w:p>
+      <w:pPr>
+        <w:spacing w:after="0" w:line="220"/>
+      </w:pPr>
+      <w:r>
+        <w:rPr>
+          <w:rFonts w:ascii="Consolas" w:cs="Consolas" w:eastAsia="Consolas" w:hAnsi="Consolas"/>
+          <w:sz w:val="16"/>
+          <w:szCs w:val="16"/>
+        </w:rPr>
+        <w:t xml:space="preserve">    };</w:t>
+      </w:r>
+    </w:p>
+    <w:p>
+      <w:pPr>
+        <w:spacing w:after="0" w:line="220"/>
+      </w:pPr>
+      <w:r>
+        <w:rPr>
+          <w:rFonts w:ascii="Consolas" w:cs="Consolas" w:eastAsia="Consolas" w:hAnsi="Consolas"/>
+          <w:sz w:val="16"/>
+          <w:szCs w:val="16"/>
+        </w:rPr>
+        <w:t xml:space="preserve">    const row = btn.closest &amp;&amp; (</w:t>
+      </w:r>
+    </w:p>
+    <w:p>
+      <w:pPr>
+        <w:spacing w:after="0" w:line="220"/>
+      </w:pPr>
+      <w:r>
+        <w:rPr>
+          <w:rFonts w:ascii="Consolas" w:cs="Consolas" w:eastAsia="Consolas" w:hAnsi="Consolas"/>
+          <w:sz w:val="16"/>
+          <w:szCs w:val="16"/>
+        </w:rPr>
+        <w:t xml:space="preserve">      btn.closest('.recentReport') ||</w:t>
+      </w:r>
+    </w:p>
+    <w:p>
+      <w:pPr>
+        <w:spacing w:after="0" w:line="220"/>
+      </w:pPr>
+      <w:r>
+        <w:rPr>
+          <w:rFonts w:ascii="Consolas" w:cs="Consolas" w:eastAsia="Consolas" w:hAnsi="Consolas"/>
+          <w:sz w:val="16"/>
+          <w:szCs w:val="16"/>
+        </w:rPr>
+        <w:t xml:space="preserve">      btn.closest('.queued-item') ||</w:t>
+      </w:r>
+    </w:p>
+    <w:p>
+      <w:pPr>
+        <w:spacing w:after="0" w:line="220"/>
+      </w:pPr>
+      <w:r>
+        <w:rPr>
+          <w:rFonts w:ascii="Consolas" w:cs="Consolas" w:eastAsia="Consolas" w:hAnsi="Consolas"/>
+          <w:sz w:val="16"/>
+          <w:szCs w:val="16"/>
+        </w:rPr>
+        <w:t xml:space="preserve">      btn.closest('[id^="queued-report-"]')   // legacy rpt-generate.php queue</w:t>
+      </w:r>
+    </w:p>
+    <w:p>
+      <w:pPr>
+        <w:spacing w:after="0" w:line="220"/>
+      </w:pPr>
+      <w:r>
+        <w:rPr>
+          <w:rFonts w:ascii="Consolas" w:cs="Consolas" w:eastAsia="Consolas" w:hAnsi="Consolas"/>
+          <w:sz w:val="16"/>
+          <w:szCs w:val="16"/>
+        </w:rPr>
+        <w:t xml:space="preserve">    );</w:t>
+      </w:r>
+    </w:p>
+    <w:p>
+      <w:pPr>
+        <w:spacing w:after="0" w:line="220"/>
+      </w:pPr>
+      <w:r>
+        <w:rPr>
+          <w:rFonts w:ascii="Consolas" w:cs="Consolas" w:eastAsia="Consolas" w:hAnsi="Consolas"/>
+          <w:sz w:val="16"/>
+          <w:szCs w:val="16"/>
+        </w:rPr>
+        <w:t xml:space="preserve">    if (row) {</w:t>
+      </w:r>
+    </w:p>
+    <w:p>
+      <w:pPr>
+        <w:spacing w:after="0" w:line="220"/>
+      </w:pPr>
+      <w:r>
+        <w:rPr>
+          <w:rFonts w:ascii="Consolas" w:cs="Consolas" w:eastAsia="Consolas" w:hAnsi="Consolas"/>
+          <w:sz w:val="16"/>
+          <w:szCs w:val="16"/>
+        </w:rPr>
+        <w:t xml:space="preserve">      const ext = pillExt(row.querySelector('.filetype'));</w:t>
+      </w:r>
+    </w:p>
+    <w:p>
+      <w:pPr>
+        <w:spacing w:after="0" w:line="220"/>
+      </w:pPr>
+      <w:r>
+        <w:rPr>
+          <w:rFonts w:ascii="Consolas" w:cs="Consolas" w:eastAsia="Consolas" w:hAnsi="Consolas"/>
+          <w:sz w:val="16"/>
+          <w:szCs w:val="16"/>
+        </w:rPr>
+        <w:t xml:space="preserve">      if (ext) return ext;</w:t>
       </w:r>
     </w:p>
     <w:p>
@@ -9879,6 +10048,136 @@
           <w:sz w:val="16"/>
           <w:szCs w:val="16"/>
         </w:rPr>
+        <w:t xml:space="preserve">    // Unknown row markup: walk up until an ancestor holds exactly ONE pill —</w:t>
+      </w:r>
+    </w:p>
+    <w:p>
+      <w:pPr>
+        <w:spacing w:after="0" w:line="220"/>
+      </w:pPr>
+      <w:r>
+        <w:rPr>
+          <w:rFonts w:ascii="Consolas" w:cs="Consolas" w:eastAsia="Consolas" w:hAnsi="Consolas"/>
+          <w:sz w:val="16"/>
+          <w:szCs w:val="16"/>
+        </w:rPr>
+        <w:t xml:space="preserve">    // more than one means we've reached the list and would pick a stranger's.</w:t>
+      </w:r>
+    </w:p>
+    <w:p>
+      <w:pPr>
+        <w:spacing w:after="0" w:line="220"/>
+      </w:pPr>
+      <w:r>
+        <w:rPr>
+          <w:rFonts w:ascii="Consolas" w:cs="Consolas" w:eastAsia="Consolas" w:hAnsi="Consolas"/>
+          <w:sz w:val="16"/>
+          <w:szCs w:val="16"/>
+        </w:rPr>
+        <w:t xml:space="preserve">    let n = btn.parentElement;</w:t>
+      </w:r>
+    </w:p>
+    <w:p>
+      <w:pPr>
+        <w:spacing w:after="0" w:line="220"/>
+      </w:pPr>
+      <w:r>
+        <w:rPr>
+          <w:rFonts w:ascii="Consolas" w:cs="Consolas" w:eastAsia="Consolas" w:hAnsi="Consolas"/>
+          <w:sz w:val="16"/>
+          <w:szCs w:val="16"/>
+        </w:rPr>
+        <w:t xml:space="preserve">    for (let i = 0; i &lt; 8 &amp;&amp; n; i++) {</w:t>
+      </w:r>
+    </w:p>
+    <w:p>
+      <w:pPr>
+        <w:spacing w:after="0" w:line="220"/>
+      </w:pPr>
+      <w:r>
+        <w:rPr>
+          <w:rFonts w:ascii="Consolas" w:cs="Consolas" w:eastAsia="Consolas" w:hAnsi="Consolas"/>
+          <w:sz w:val="16"/>
+          <w:szCs w:val="16"/>
+        </w:rPr>
+        <w:t xml:space="preserve">      const pills = n.querySelectorAll ? n.querySelectorAll('.filetype') : [];</w:t>
+      </w:r>
+    </w:p>
+    <w:p>
+      <w:pPr>
+        <w:spacing w:after="0" w:line="220"/>
+      </w:pPr>
+      <w:r>
+        <w:rPr>
+          <w:rFonts w:ascii="Consolas" w:cs="Consolas" w:eastAsia="Consolas" w:hAnsi="Consolas"/>
+          <w:sz w:val="16"/>
+          <w:szCs w:val="16"/>
+        </w:rPr>
+        <w:t xml:space="preserve">      if (pills.length &gt; 1) break;</w:t>
+      </w:r>
+    </w:p>
+    <w:p>
+      <w:pPr>
+        <w:spacing w:after="0" w:line="220"/>
+      </w:pPr>
+      <w:r>
+        <w:rPr>
+          <w:rFonts w:ascii="Consolas" w:cs="Consolas" w:eastAsia="Consolas" w:hAnsi="Consolas"/>
+          <w:sz w:val="16"/>
+          <w:szCs w:val="16"/>
+        </w:rPr>
+        <w:t xml:space="preserve">      if (pills.length === 1) { const ext = pillExt(pills[0]); if (ext) return ext; }</w:t>
+      </w:r>
+    </w:p>
+    <w:p>
+      <w:pPr>
+        <w:spacing w:after="0" w:line="220"/>
+      </w:pPr>
+      <w:r>
+        <w:rPr>
+          <w:rFonts w:ascii="Consolas" w:cs="Consolas" w:eastAsia="Consolas" w:hAnsi="Consolas"/>
+          <w:sz w:val="16"/>
+          <w:szCs w:val="16"/>
+        </w:rPr>
+        <w:t xml:space="preserve">      n = n.parentElement;</w:t>
+      </w:r>
+    </w:p>
+    <w:p>
+      <w:pPr>
+        <w:spacing w:after="0" w:line="220"/>
+      </w:pPr>
+      <w:r>
+        <w:rPr>
+          <w:rFonts w:ascii="Consolas" w:cs="Consolas" w:eastAsia="Consolas" w:hAnsi="Consolas"/>
+          <w:sz w:val="16"/>
+          <w:szCs w:val="16"/>
+        </w:rPr>
+        <w:t xml:space="preserve">    }</w:t>
+      </w:r>
+    </w:p>
+    <w:p>
+      <w:pPr>
+        <w:spacing w:after="0" w:line="220"/>
+      </w:pPr>
+      <w:r>
+        <w:rPr>
+          <w:rFonts w:ascii="Consolas" w:cs="Consolas" w:eastAsia="Consolas" w:hAnsi="Consolas"/>
+          <w:sz w:val="16"/>
+          <w:szCs w:val="16"/>
+        </w:rPr>
+        <w:t xml:space="preserve">    uiLog('  ⚠ could not read this report\'s file type from its row — assuming xlsx');</w:t>
+      </w:r>
+    </w:p>
+    <w:p>
+      <w:pPr>
+        <w:spacing w:after="0" w:line="220"/>
+      </w:pPr>
+      <w:r>
+        <w:rPr>
+          <w:rFonts w:ascii="Consolas" w:cs="Consolas" w:eastAsia="Consolas" w:hAnsi="Consolas"/>
+          <w:sz w:val="16"/>
+          <w:szCs w:val="16"/>
+        </w:rPr>
         <w:t xml:space="preserve">    return 'xlsx';</w:t>
       </w:r>
     </w:p>
@@ -10919,59 +11218,670 @@
           <w:sz w:val="16"/>
           <w:szCs w:val="16"/>
         </w:rPr>
-        <w:t xml:space="preserve">  async function downloadNewest(baseName) {</w:t>
-      </w:r>
-    </w:p>
-    <w:p>
-      <w:pPr>
-        <w:spacing w:after="0" w:line="220"/>
-      </w:pPr>
-      <w:r>
-        <w:rPr>
-          <w:rFonts w:ascii="Consolas" w:cs="Consolas" w:eastAsia="Consolas" w:hAnsi="Consolas"/>
-          <w:sz w:val="16"/>
-          <w:szCs w:val="16"/>
-        </w:rPr>
-        <w:t xml:space="preserve">    const dls = getDownloadButtons().sort((a, b) =&gt; a.getBoundingClientRect().top - b.getBoundingClientRect().top);</w:t>
-      </w:r>
-    </w:p>
-    <w:p>
-      <w:pPr>
-        <w:spacing w:after="0" w:line="220"/>
-      </w:pPr>
-      <w:r>
-        <w:rPr>
-          <w:rFonts w:ascii="Consolas" w:cs="Consolas" w:eastAsia="Consolas" w:hAnsi="Consolas"/>
-          <w:sz w:val="16"/>
-          <w:szCs w:val="16"/>
-        </w:rPr>
-        <w:t xml:space="preserve">    const btn = dls[0];</w:t>
-      </w:r>
-    </w:p>
-    <w:p>
-      <w:pPr>
-        <w:spacing w:after="0" w:line="220"/>
-      </w:pPr>
-      <w:r>
-        <w:rPr>
-          <w:rFonts w:ascii="Consolas" w:cs="Consolas" w:eastAsia="Consolas" w:hAnsi="Consolas"/>
-          <w:sz w:val="16"/>
-          <w:szCs w:val="16"/>
-        </w:rPr>
-        <w:t xml:space="preserve">    if (!btn) throw new Error('No Download button found');</w:t>
-      </w:r>
-    </w:p>
-    <w:p>
-      <w:pPr>
-        <w:spacing w:after="0" w:line="220"/>
-      </w:pPr>
-      <w:r>
-        <w:rPr>
-          <w:rFonts w:ascii="Consolas" w:cs="Consolas" w:eastAsia="Consolas" w:hAnsi="Consolas"/>
-          <w:sz w:val="16"/>
-          <w:szCs w:val="16"/>
-        </w:rPr>
-        <w:t xml:space="preserve">    return downloadViaButton(btn, baseName);</w:t>
+        <w:t xml:space="preserve">  // (Removed: downloadNewest — "take the topmost Download button on the page".</w:t>
+      </w:r>
+    </w:p>
+    <w:p>
+      <w:pPr>
+        <w:spacing w:after="0" w:line="220"/>
+      </w:pPr>
+      <w:r>
+        <w:rPr>
+          <w:rFonts w:ascii="Consolas" w:cs="Consolas" w:eastAsia="Consolas" w:hAnsi="Consolas"/>
+          <w:sz w:val="16"/>
+          <w:szCs w:val="16"/>
+        </w:rPr>
+        <w:t xml:space="preserve">  // It looks reasonable and is wrong whenever a previous range's row finishes</w:t>
+      </w:r>
+    </w:p>
+    <w:p>
+      <w:pPr>
+        <w:spacing w:after="0" w:line="220"/>
+      </w:pPr>
+      <w:r>
+        <w:rPr>
+          <w:rFonts w:ascii="Consolas" w:cs="Consolas" w:eastAsia="Consolas" w:hAnsi="Consolas"/>
+          <w:sz w:val="16"/>
+          <w:szCs w:val="16"/>
+        </w:rPr>
+        <w:t xml:space="preserve">  // first; it silently handed back that range's file. Every caller now resolves</w:t>
+      </w:r>
+    </w:p>
+    <w:p>
+      <w:pPr>
+        <w:spacing w:after="0" w:line="220"/>
+      </w:pPr>
+      <w:r>
+        <w:rPr>
+          <w:rFonts w:ascii="Consolas" w:cs="Consolas" w:eastAsia="Consolas" w:hAnsi="Consolas"/>
+          <w:sz w:val="16"/>
+          <w:szCs w:val="16"/>
+        </w:rPr>
+        <w:t xml:space="preserve">  // its OWN queue row by timestamp. Don't reintroduce it.)</w:t>
+      </w:r>
+    </w:p>
+    <w:p>
+      <w:pPr>
+        <w:spacing w:after="0" w:line="220"/>
+      </w:pPr>
+      <w:r>
+        <w:rPr>
+          <w:rFonts w:ascii="Consolas" w:cs="Consolas" w:eastAsia="Consolas" w:hAnsi="Consolas"/>
+          <w:sz w:val="16"/>
+          <w:szCs w:val="16"/>
+        </w:rPr>
+        <w:t xml:space="preserve"> </w:t>
+      </w:r>
+    </w:p>
+    <w:p>
+      <w:pPr>
+        <w:spacing w:after="0" w:line="220"/>
+      </w:pPr>
+      <w:r>
+        <w:rPr>
+          <w:rFonts w:ascii="Consolas" w:cs="Consolas" w:eastAsia="Consolas" w:hAnsi="Consolas"/>
+          <w:sz w:val="16"/>
+          <w:szCs w:val="16"/>
+        </w:rPr>
+        <w:t xml:space="preserve">  // Download the report behind a SPECIFIC Download button, saved as &lt;baseName&gt;.&lt;ext&gt;.</w:t>
+      </w:r>
+    </w:p>
+    <w:p>
+      <w:pPr>
+        <w:spacing w:after="0" w:line="220"/>
+      </w:pPr>
+      <w:r>
+        <w:rPr>
+          <w:rFonts w:ascii="Consolas" w:cs="Consolas" w:eastAsia="Consolas" w:hAnsi="Consolas"/>
+          <w:sz w:val="16"/>
+          <w:szCs w:val="16"/>
+        </w:rPr>
+        <w:t xml:space="preserve">  async function downloadViaButton(btn, baseName) {</w:t>
+      </w:r>
+    </w:p>
+    <w:p>
+      <w:pPr>
+        <w:spacing w:after="0" w:line="220"/>
+      </w:pPr>
+      <w:r>
+        <w:rPr>
+          <w:rFonts w:ascii="Consolas" w:cs="Consolas" w:eastAsia="Consolas" w:hAnsi="Consolas"/>
+          <w:sz w:val="16"/>
+          <w:szCs w:val="16"/>
+        </w:rPr>
+        <w:t xml:space="preserve">    const fileName = `${baseName}.${extForButton(btn)}`;</w:t>
+      </w:r>
+    </w:p>
+    <w:p>
+      <w:pPr>
+        <w:spacing w:after="0" w:line="220"/>
+      </w:pPr>
+      <w:r>
+        <w:rPr>
+          <w:rFonts w:ascii="Consolas" w:cs="Consolas" w:eastAsia="Consolas" w:hAnsi="Consolas"/>
+          <w:sz w:val="16"/>
+          <w:szCs w:val="16"/>
+        </w:rPr>
+        <w:t xml:space="preserve"> </w:t>
+      </w:r>
+    </w:p>
+    <w:p>
+      <w:pPr>
+        <w:spacing w:after="0" w:line="220"/>
+      </w:pPr>
+      <w:r>
+        <w:rPr>
+          <w:rFonts w:ascii="Consolas" w:cs="Consolas" w:eastAsia="Consolas" w:hAnsi="Consolas"/>
+          <w:sz w:val="16"/>
+          <w:szCs w:val="16"/>
+        </w:rPr>
+        <w:t xml:space="preserve">    // Report-center style first (slug reports); falls through to legacy path.</w:t>
+      </w:r>
+    </w:p>
+    <w:p>
+      <w:pPr>
+        <w:spacing w:after="0" w:line="220"/>
+      </w:pPr>
+      <w:r>
+        <w:rPr>
+          <w:rFonts w:ascii="Consolas" w:cs="Consolas" w:eastAsia="Consolas" w:hAnsi="Consolas"/>
+          <w:sz w:val="16"/>
+          <w:szCs w:val="16"/>
+        </w:rPr>
+        <w:t xml:space="preserve">    if (await tryReportCenterDownload(btn, fileName)) { return; }</w:t>
+      </w:r>
+    </w:p>
+    <w:p>
+      <w:pPr>
+        <w:spacing w:after="0" w:line="220"/>
+      </w:pPr>
+      <w:r>
+        <w:rPr>
+          <w:rFonts w:ascii="Consolas" w:cs="Consolas" w:eastAsia="Consolas" w:hAnsi="Consolas"/>
+          <w:sz w:val="16"/>
+          <w:szCs w:val="16"/>
+        </w:rPr>
+        <w:t xml:space="preserve"> </w:t>
+      </w:r>
+    </w:p>
+    <w:p>
+      <w:pPr>
+        <w:spacing w:after="0" w:line="220"/>
+      </w:pPr>
+      <w:r>
+        <w:rPr>
+          <w:rFonts w:ascii="Consolas" w:cs="Consolas" w:eastAsia="Consolas" w:hAnsi="Consolas"/>
+          <w:sz w:val="16"/>
+          <w:szCs w:val="16"/>
+        </w:rPr>
+        <w:t xml:space="preserve">    const transid = transidForButton(btn);</w:t>
+      </w:r>
+    </w:p>
+    <w:p>
+      <w:pPr>
+        <w:spacing w:after="0" w:line="220"/>
+      </w:pPr>
+      <w:r>
+        <w:rPr>
+          <w:rFonts w:ascii="Consolas" w:cs="Consolas" w:eastAsia="Consolas" w:hAnsi="Consolas"/>
+          <w:sz w:val="16"/>
+          <w:szCs w:val="16"/>
+        </w:rPr>
+        <w:t xml:space="preserve">    const nonce = getSessionNonce();</w:t>
+      </w:r>
+    </w:p>
+    <w:p>
+      <w:pPr>
+        <w:spacing w:after="0" w:line="220"/>
+      </w:pPr>
+      <w:r>
+        <w:rPr>
+          <w:rFonts w:ascii="Consolas" w:cs="Consolas" w:eastAsia="Consolas" w:hAnsi="Consolas"/>
+          <w:sz w:val="16"/>
+          <w:szCs w:val="16"/>
+        </w:rPr>
+        <w:t xml:space="preserve"> </w:t>
+      </w:r>
+    </w:p>
+    <w:p>
+      <w:pPr>
+        <w:spacing w:after="0" w:line="220"/>
+      </w:pPr>
+      <w:r>
+        <w:rPr>
+          <w:rFonts w:ascii="Consolas" w:cs="Consolas" w:eastAsia="Consolas" w:hAnsi="Consolas"/>
+          <w:sz w:val="16"/>
+          <w:szCs w:val="16"/>
+        </w:rPr>
+        <w:t xml:space="preserve">    // Say so BEFORE the fetch. A big report can take minutes to transfer, and</w:t>
+      </w:r>
+    </w:p>
+    <w:p>
+      <w:pPr>
+        <w:spacing w:after="0" w:line="220"/>
+      </w:pPr>
+      <w:r>
+        <w:rPr>
+          <w:rFonts w:ascii="Consolas" w:cs="Consolas" w:eastAsia="Consolas" w:hAnsi="Consolas"/>
+          <w:sz w:val="16"/>
+          <w:szCs w:val="16"/>
+        </w:rPr>
+        <w:t xml:space="preserve">    // without this line the log goes silent for up to 3 minutes while a</w:t>
+      </w:r>
+    </w:p>
+    <w:p>
+      <w:pPr>
+        <w:spacing w:after="0" w:line="220"/>
+      </w:pPr>
+      <w:r>
+        <w:rPr>
+          <w:rFonts w:ascii="Consolas" w:cs="Consolas" w:eastAsia="Consolas" w:hAnsi="Consolas"/>
+          <w:sz w:val="16"/>
+          <w:szCs w:val="16"/>
+        </w:rPr>
+        <w:t xml:space="preserve">    // Download button sits on screen — which reads as "the bot is stuck and</w:t>
+      </w:r>
+    </w:p>
+    <w:p>
+      <w:pPr>
+        <w:spacing w:after="0" w:line="220"/>
+      </w:pPr>
+      <w:r>
+        <w:rPr>
+          <w:rFonts w:ascii="Consolas" w:cs="Consolas" w:eastAsia="Consolas" w:hAnsi="Consolas"/>
+          <w:sz w:val="16"/>
+          <w:szCs w:val="16"/>
+        </w:rPr>
+        <w:t xml:space="preserve">    // refusing to click" (reported live on Prior Payroll 2023/2024).</w:t>
+      </w:r>
+    </w:p>
+    <w:p>
+      <w:pPr>
+        <w:spacing w:after="0" w:line="220"/>
+      </w:pPr>
+      <w:r>
+        <w:rPr>
+          <w:rFonts w:ascii="Consolas" w:cs="Consolas" w:eastAsia="Consolas" w:hAnsi="Consolas"/>
+          <w:sz w:val="16"/>
+          <w:szCs w:val="16"/>
+        </w:rPr>
+        <w:t xml:space="preserve">    uiLog(`  ↓ fetching ${fileName} (transid ${transid || '?'}) — big files take a few minutes…`);</w:t>
+      </w:r>
+    </w:p>
+    <w:p>
+      <w:pPr>
+        <w:spacing w:after="0" w:line="220"/>
+      </w:pPr>
+      <w:r>
+        <w:rPr>
+          <w:rFonts w:ascii="Consolas" w:cs="Consolas" w:eastAsia="Consolas" w:hAnsi="Consolas"/>
+          <w:sz w:val="16"/>
+          <w:szCs w:val="16"/>
+        </w:rPr>
+        <w:t xml:space="preserve">    const fetchT0 = Date.now();</w:t>
+      </w:r>
+    </w:p>
+    <w:p>
+      <w:pPr>
+        <w:spacing w:after="0" w:line="220"/>
+      </w:pPr>
+      <w:r>
+        <w:rPr>
+          <w:rFonts w:ascii="Consolas" w:cs="Consolas" w:eastAsia="Consolas" w:hAnsi="Consolas"/>
+          <w:sz w:val="16"/>
+          <w:szCs w:val="16"/>
+        </w:rPr>
+        <w:t xml:space="preserve">    const secs = () =&gt; Math.round((Date.now() - fetchT0) / 1000);</w:t>
+      </w:r>
+    </w:p>
+    <w:p>
+      <w:pPr>
+        <w:spacing w:after="0" w:line="220"/>
+      </w:pPr>
+      <w:r>
+        <w:rPr>
+          <w:rFonts w:ascii="Consolas" w:cs="Consolas" w:eastAsia="Consolas" w:hAnsi="Consolas"/>
+          <w:sz w:val="16"/>
+          <w:szCs w:val="16"/>
+        </w:rPr>
+        <w:t xml:space="preserve"> </w:t>
+      </w:r>
+    </w:p>
+    <w:p>
+      <w:pPr>
+        <w:spacing w:after="0" w:line="220"/>
+      </w:pPr>
+      <w:r>
+        <w:rPr>
+          <w:rFonts w:ascii="Consolas" w:cs="Consolas" w:eastAsia="Consolas" w:hAnsi="Consolas"/>
+          <w:sz w:val="16"/>
+          <w:szCs w:val="16"/>
+        </w:rPr>
+        <w:t xml:space="preserve">    if (transid &amp;&amp; nonce) {</w:t>
+      </w:r>
+    </w:p>
+    <w:p>
+      <w:pPr>
+        <w:spacing w:after="0" w:line="220"/>
+      </w:pPr>
+      <w:r>
+        <w:rPr>
+          <w:rFonts w:ascii="Consolas" w:cs="Consolas" w:eastAsia="Consolas" w:hAnsi="Consolas"/>
+          <w:sz w:val="16"/>
+          <w:szCs w:val="16"/>
+        </w:rPr>
+        <w:t xml:space="preserve">      const url = 'https://www.paycomonline.net/v4/cl/rpt-generateproc.php'</w:t>
+      </w:r>
+    </w:p>
+    <w:p>
+      <w:pPr>
+        <w:spacing w:after="0" w:line="220"/>
+      </w:pPr>
+      <w:r>
+        <w:rPr>
+          <w:rFonts w:ascii="Consolas" w:cs="Consolas" w:eastAsia="Consolas" w:hAnsi="Consolas"/>
+          <w:sz w:val="16"/>
+          <w:szCs w:val="16"/>
+        </w:rPr>
+        <w:t xml:space="preserve">        + `?session_nonce=${encodeURIComponent(nonce)}&amp;download=1&amp;transid=${encodeURIComponent(transid)}`;</w:t>
+      </w:r>
+    </w:p>
+    <w:p>
+      <w:pPr>
+        <w:spacing w:after="0" w:line="220"/>
+      </w:pPr>
+      <w:r>
+        <w:rPr>
+          <w:rFonts w:ascii="Consolas" w:cs="Consolas" w:eastAsia="Consolas" w:hAnsi="Consolas"/>
+          <w:sz w:val="16"/>
+          <w:szCs w:val="16"/>
+        </w:rPr>
+        <w:t xml:space="preserve">      const ctrl = new AbortController();</w:t>
+      </w:r>
+    </w:p>
+    <w:p>
+      <w:pPr>
+        <w:spacing w:after="0" w:line="220"/>
+      </w:pPr>
+      <w:r>
+        <w:rPr>
+          <w:rFonts w:ascii="Consolas" w:cs="Consolas" w:eastAsia="Consolas" w:hAnsi="Consolas"/>
+          <w:sz w:val="16"/>
+          <w:szCs w:val="16"/>
+        </w:rPr>
+        <w:t xml:space="preserve">      const killer = setTimeout(() =&gt; ctrl.abort(), 180000);</w:t>
+      </w:r>
+    </w:p>
+    <w:p>
+      <w:pPr>
+        <w:spacing w:after="0" w:line="220"/>
+      </w:pPr>
+      <w:r>
+        <w:rPr>
+          <w:rFonts w:ascii="Consolas" w:cs="Consolas" w:eastAsia="Consolas" w:hAnsi="Consolas"/>
+          <w:sz w:val="16"/>
+          <w:szCs w:val="16"/>
+        </w:rPr>
+        <w:t xml:space="preserve">      try {</w:t>
+      </w:r>
+    </w:p>
+    <w:p>
+      <w:pPr>
+        <w:spacing w:after="0" w:line="220"/>
+      </w:pPr>
+      <w:r>
+        <w:rPr>
+          <w:rFonts w:ascii="Consolas" w:cs="Consolas" w:eastAsia="Consolas" w:hAnsi="Consolas"/>
+          <w:sz w:val="16"/>
+          <w:szCs w:val="16"/>
+        </w:rPr>
+        <w:t xml:space="preserve">        const resp = await fetch(url, { credentials: 'include', signal: ctrl.signal });</w:t>
+      </w:r>
+    </w:p>
+    <w:p>
+      <w:pPr>
+        <w:spacing w:after="0" w:line="220"/>
+      </w:pPr>
+      <w:r>
+        <w:rPr>
+          <w:rFonts w:ascii="Consolas" w:cs="Consolas" w:eastAsia="Consolas" w:hAnsi="Consolas"/>
+          <w:sz w:val="16"/>
+          <w:szCs w:val="16"/>
+        </w:rPr>
+        <w:t xml:space="preserve">        clearTimeout(killer);</w:t>
+      </w:r>
+    </w:p>
+    <w:p>
+      <w:pPr>
+        <w:spacing w:after="0" w:line="220"/>
+      </w:pPr>
+      <w:r>
+        <w:rPr>
+          <w:rFonts w:ascii="Consolas" w:cs="Consolas" w:eastAsia="Consolas" w:hAnsi="Consolas"/>
+          <w:sz w:val="16"/>
+          <w:szCs w:val="16"/>
+        </w:rPr>
+        <w:t xml:space="preserve">        if (resp.ok) {</w:t>
+      </w:r>
+    </w:p>
+    <w:p>
+      <w:pPr>
+        <w:spacing w:after="0" w:line="220"/>
+      </w:pPr>
+      <w:r>
+        <w:rPr>
+          <w:rFonts w:ascii="Consolas" w:cs="Consolas" w:eastAsia="Consolas" w:hAnsi="Consolas"/>
+          <w:sz w:val="16"/>
+          <w:szCs w:val="16"/>
+        </w:rPr>
+        <w:t xml:space="preserve">          const blob = await resp.blob();</w:t>
+      </w:r>
+    </w:p>
+    <w:p>
+      <w:pPr>
+        <w:spacing w:after="0" w:line="220"/>
+      </w:pPr>
+      <w:r>
+        <w:rPr>
+          <w:rFonts w:ascii="Consolas" w:cs="Consolas" w:eastAsia="Consolas" w:hAnsi="Consolas"/>
+          <w:sz w:val="16"/>
+          <w:szCs w:val="16"/>
+        </w:rPr>
+        <w:t xml:space="preserve">          const isHtml = /text\/html/i.test(blob.type || '');</w:t>
+      </w:r>
+    </w:p>
+    <w:p>
+      <w:pPr>
+        <w:spacing w:after="0" w:line="220"/>
+      </w:pPr>
+      <w:r>
+        <w:rPr>
+          <w:rFonts w:ascii="Consolas" w:cs="Consolas" w:eastAsia="Consolas" w:hAnsi="Consolas"/>
+          <w:sz w:val="16"/>
+          <w:szCs w:val="16"/>
+        </w:rPr>
+        <w:t xml:space="preserve">          if (blob.size &gt; 512 &amp;&amp; !isHtml) {</w:t>
+      </w:r>
+    </w:p>
+    <w:p>
+      <w:pPr>
+        <w:spacing w:after="0" w:line="220"/>
+      </w:pPr>
+      <w:r>
+        <w:rPr>
+          <w:rFonts w:ascii="Consolas" w:cs="Consolas" w:eastAsia="Consolas" w:hAnsi="Consolas"/>
+          <w:sz w:val="16"/>
+          <w:szCs w:val="16"/>
+        </w:rPr>
+        <w:t xml:space="preserve">            saveBlob(blob, fileName);</w:t>
+      </w:r>
+    </w:p>
+    <w:p>
+      <w:pPr>
+        <w:spacing w:after="0" w:line="220"/>
+      </w:pPr>
+      <w:r>
+        <w:rPr>
+          <w:rFonts w:ascii="Consolas" w:cs="Consolas" w:eastAsia="Consolas" w:hAnsi="Consolas"/>
+          <w:sz w:val="16"/>
+          <w:szCs w:val="16"/>
+        </w:rPr>
+        <w:t xml:space="preserve">            uiLog(`✓ Saved ${fileName} (${Math.round(blob.size / 1024)} KB in ${secs()}s)`);</w:t>
+      </w:r>
+    </w:p>
+    <w:p>
+      <w:pPr>
+        <w:spacing w:after="0" w:line="220"/>
+      </w:pPr>
+      <w:r>
+        <w:rPr>
+          <w:rFonts w:ascii="Consolas" w:cs="Consolas" w:eastAsia="Consolas" w:hAnsi="Consolas"/>
+          <w:sz w:val="16"/>
+          <w:szCs w:val="16"/>
+        </w:rPr>
+        <w:t xml:space="preserve">            return;</w:t>
+      </w:r>
+    </w:p>
+    <w:p>
+      <w:pPr>
+        <w:spacing w:after="0" w:line="220"/>
+      </w:pPr>
+      <w:r>
+        <w:rPr>
+          <w:rFonts w:ascii="Consolas" w:cs="Consolas" w:eastAsia="Consolas" w:hAnsi="Consolas"/>
+          <w:sz w:val="16"/>
+          <w:szCs w:val="16"/>
+        </w:rPr>
+        <w:t xml:space="preserve">          }</w:t>
+      </w:r>
+    </w:p>
+    <w:p>
+      <w:pPr>
+        <w:spacing w:after="0" w:line="220"/>
+      </w:pPr>
+      <w:r>
+        <w:rPr>
+          <w:rFonts w:ascii="Consolas" w:cs="Consolas" w:eastAsia="Consolas" w:hAnsi="Consolas"/>
+          <w:sz w:val="16"/>
+          <w:szCs w:val="16"/>
+        </w:rPr>
+        <w:t xml:space="preserve">          uiLog(`⚠ generateproc gave unexpected content (${blob.type || 'no-type'}, ${blob.size}B) after ${secs()}s — using Paycom download`);</w:t>
+      </w:r>
+    </w:p>
+    <w:p>
+      <w:pPr>
+        <w:spacing w:after="0" w:line="220"/>
+      </w:pPr>
+      <w:r>
+        <w:rPr>
+          <w:rFonts w:ascii="Consolas" w:cs="Consolas" w:eastAsia="Consolas" w:hAnsi="Consolas"/>
+          <w:sz w:val="16"/>
+          <w:szCs w:val="16"/>
+        </w:rPr>
+        <w:t xml:space="preserve">        } else {</w:t>
+      </w:r>
+    </w:p>
+    <w:p>
+      <w:pPr>
+        <w:spacing w:after="0" w:line="220"/>
+      </w:pPr>
+      <w:r>
+        <w:rPr>
+          <w:rFonts w:ascii="Consolas" w:cs="Consolas" w:eastAsia="Consolas" w:hAnsi="Consolas"/>
+          <w:sz w:val="16"/>
+          <w:szCs w:val="16"/>
+        </w:rPr>
+        <w:t xml:space="preserve">          uiLog(`⚠ generateproc HTTP ${resp.status} after ${secs()}s — using Paycom download`);</w:t>
+      </w:r>
+    </w:p>
+    <w:p>
+      <w:pPr>
+        <w:spacing w:after="0" w:line="220"/>
+      </w:pPr>
+      <w:r>
+        <w:rPr>
+          <w:rFonts w:ascii="Consolas" w:cs="Consolas" w:eastAsia="Consolas" w:hAnsi="Consolas"/>
+          <w:sz w:val="16"/>
+          <w:szCs w:val="16"/>
+        </w:rPr>
+        <w:t xml:space="preserve">        }</w:t>
+      </w:r>
+    </w:p>
+    <w:p>
+      <w:pPr>
+        <w:spacing w:after="0" w:line="220"/>
+      </w:pPr>
+      <w:r>
+        <w:rPr>
+          <w:rFonts w:ascii="Consolas" w:cs="Consolas" w:eastAsia="Consolas" w:hAnsi="Consolas"/>
+          <w:sz w:val="16"/>
+          <w:szCs w:val="16"/>
+        </w:rPr>
+        <w:t xml:space="preserve">      } catch (e) {</w:t>
+      </w:r>
+    </w:p>
+    <w:p>
+      <w:pPr>
+        <w:spacing w:after="0" w:line="220"/>
+      </w:pPr>
+      <w:r>
+        <w:rPr>
+          <w:rFonts w:ascii="Consolas" w:cs="Consolas" w:eastAsia="Consolas" w:hAnsi="Consolas"/>
+          <w:sz w:val="16"/>
+          <w:szCs w:val="16"/>
+        </w:rPr>
+        <w:t xml:space="preserve">        clearTimeout(killer);</w:t>
+      </w:r>
+    </w:p>
+    <w:p>
+      <w:pPr>
+        <w:spacing w:after="0" w:line="220"/>
+      </w:pPr>
+      <w:r>
+        <w:rPr>
+          <w:rFonts w:ascii="Consolas" w:cs="Consolas" w:eastAsia="Consolas" w:hAnsi="Consolas"/>
+          <w:sz w:val="16"/>
+          <w:szCs w:val="16"/>
+        </w:rPr>
+        <w:t xml:space="preserve">        uiLog(`⚠ generateproc fetch failed after ${secs()}s — using Paycom download: ` + (e &amp;&amp; e.message));</w:t>
+      </w:r>
+    </w:p>
+    <w:p>
+      <w:pPr>
+        <w:spacing w:after="0" w:line="220"/>
+      </w:pPr>
+      <w:r>
+        <w:rPr>
+          <w:rFonts w:ascii="Consolas" w:cs="Consolas" w:eastAsia="Consolas" w:hAnsi="Consolas"/>
+          <w:sz w:val="16"/>
+          <w:szCs w:val="16"/>
+        </w:rPr>
+        <w:t xml:space="preserve">      }</w:t>
+      </w:r>
+    </w:p>
+    <w:p>
+      <w:pPr>
+        <w:spacing w:after="0" w:line="220"/>
+      </w:pPr>
+      <w:r>
+        <w:rPr>
+          <w:rFonts w:ascii="Consolas" w:cs="Consolas" w:eastAsia="Consolas" w:hAnsi="Consolas"/>
+          <w:sz w:val="16"/>
+          <w:szCs w:val="16"/>
+        </w:rPr>
+        <w:t xml:space="preserve">    } else {</w:t>
+      </w:r>
+    </w:p>
+    <w:p>
+      <w:pPr>
+        <w:spacing w:after="0" w:line="220"/>
+      </w:pPr>
+      <w:r>
+        <w:rPr>
+          <w:rFonts w:ascii="Consolas" w:cs="Consolas" w:eastAsia="Consolas" w:hAnsi="Consolas"/>
+          <w:sz w:val="16"/>
+          <w:szCs w:val="16"/>
+        </w:rPr>
+        <w:t xml:space="preserve">      uiLog(`⚠ Missing ${!transid ? 'transid' : 'session_nonce'} — using Paycom download (default name)`);</w:t>
+      </w:r>
+    </w:p>
+    <w:p>
+      <w:pPr>
+        <w:spacing w:after="0" w:line="220"/>
+      </w:pPr>
+      <w:r>
+        <w:rPr>
+          <w:rFonts w:ascii="Consolas" w:cs="Consolas" w:eastAsia="Consolas" w:hAnsi="Consolas"/>
+          <w:sz w:val="16"/>
+          <w:szCs w:val="16"/>
+        </w:rPr>
+        <w:t xml:space="preserve">    }</w:t>
+      </w:r>
+    </w:p>
+    <w:p>
+      <w:pPr>
+        <w:spacing w:after="0" w:line="220"/>
+      </w:pPr>
+      <w:r>
+        <w:rPr>
+          <w:rFonts w:ascii="Consolas" w:cs="Consolas" w:eastAsia="Consolas" w:hAnsi="Consolas"/>
+          <w:sz w:val="16"/>
+          <w:szCs w:val="16"/>
+        </w:rPr>
+        <w:t xml:space="preserve">    uiLog('  ↓ falling back to Paycom\'s own Download button (file keeps Paycom\'s default name)');</w:t>
+      </w:r>
+    </w:p>
+    <w:p>
+      <w:pPr>
+        <w:spacing w:after="0" w:line="220"/>
+      </w:pPr>
+      <w:r>
+        <w:rPr>
+          <w:rFonts w:ascii="Consolas" w:cs="Consolas" w:eastAsia="Consolas" w:hAnsi="Consolas"/>
+          <w:sz w:val="16"/>
+          <w:szCs w:val="16"/>
+        </w:rPr>
+        <w:t xml:space="preserve">    clickEl(btn); // fallback: Paycom's own download (default filename)</w:t>
       </w:r>
     </w:p>
     <w:p>
@@ -11010,33 +11920,46 @@
           <w:sz w:val="16"/>
           <w:szCs w:val="16"/>
         </w:rPr>
-        <w:t xml:space="preserve">  // Download the report behind a SPECIFIC Download button, saved as &lt;baseName&gt;.&lt;ext&gt;.</w:t>
-      </w:r>
-    </w:p>
-    <w:p>
-      <w:pPr>
-        <w:spacing w:after="0" w:line="220"/>
-      </w:pPr>
-      <w:r>
-        <w:rPr>
-          <w:rFonts w:ascii="Consolas" w:cs="Consolas" w:eastAsia="Consolas" w:hAnsi="Consolas"/>
-          <w:sz w:val="16"/>
-          <w:szCs w:val="16"/>
-        </w:rPr>
-        <w:t xml:space="preserve">  async function downloadViaButton(btn, baseName) {</w:t>
-      </w:r>
-    </w:p>
-    <w:p>
-      <w:pPr>
-        <w:spacing w:after="0" w:line="220"/>
-      </w:pPr>
-      <w:r>
-        <w:rPr>
-          <w:rFonts w:ascii="Consolas" w:cs="Consolas" w:eastAsia="Consolas" w:hAnsi="Consolas"/>
-          <w:sz w:val="16"/>
-          <w:szCs w:val="16"/>
-        </w:rPr>
-        <w:t xml:space="preserve">    const fileName = `${baseName}.${extForButton(btn)}`;</w:t>
+        <w:t xml:space="preserve">  // Is there any XLSX/XLS output control on this form at all? (Some fixed-format</w:t>
+      </w:r>
+    </w:p>
+    <w:p>
+      <w:pPr>
+        <w:spacing w:after="0" w:line="220"/>
+      </w:pPr>
+      <w:r>
+        <w:rPr>
+          <w:rFonts w:ascii="Consolas" w:cs="Consolas" w:eastAsia="Consolas" w:hAnsi="Consolas"/>
+          <w:sz w:val="16"/>
+          <w:szCs w:val="16"/>
+        </w:rPr>
+        <w:t xml:space="preserve">  // pages have none — those generate XLSX regardless and must not be blocked.)</w:t>
+      </w:r>
+    </w:p>
+    <w:p>
+      <w:pPr>
+        <w:spacing w:after="0" w:line="220"/>
+      </w:pPr>
+      <w:r>
+        <w:rPr>
+          <w:rFonts w:ascii="Consolas" w:cs="Consolas" w:eastAsia="Consolas" w:hAnsi="Consolas"/>
+          <w:sz w:val="16"/>
+          <w:szCs w:val="16"/>
+        </w:rPr>
+        <w:t xml:space="preserve">  const hasExcelOutputControl = () =&gt;</w:t>
+      </w:r>
+    </w:p>
+    <w:p>
+      <w:pPr>
+        <w:spacing w:after="0" w:line="220"/>
+      </w:pPr>
+      <w:r>
+        <w:rPr>
+          <w:rFonts w:ascii="Consolas" w:cs="Consolas" w:eastAsia="Consolas" w:hAnsi="Consolas"/>
+          <w:sz w:val="16"/>
+          <w:szCs w:val="16"/>
+        </w:rPr>
+        <w:t xml:space="preserve">    !!(outputRowFor('xlsx') || outputRowFor('xls') || slugOutputRadio('xlsx') || slugOutputRadio('xls'));</w:t>
       </w:r>
     </w:p>
     <w:p>
@@ -11062,20 +11985,319 @@
           <w:sz w:val="16"/>
           <w:szCs w:val="16"/>
         </w:rPr>
-        <w:t xml:space="preserve">    // Report-center style first (slug reports); falls through to legacy path.</w:t>
-      </w:r>
-    </w:p>
-    <w:p>
-      <w:pPr>
-        <w:spacing w:after="0" w:line="220"/>
-      </w:pPr>
-      <w:r>
-        <w:rPr>
-          <w:rFonts w:ascii="Consolas" w:cs="Consolas" w:eastAsia="Consolas" w:hAnsi="Consolas"/>
-          <w:sz w:val="16"/>
-          <w:szCs w:val="16"/>
-        </w:rPr>
-        <w:t xml:space="preserve">    if (await tryReportCenterDownload(btn, fileName)) { return; }</w:t>
+        <w:t xml:space="preserve">  // Set Output Format LAST — right before Generate. "Select All" employees and</w:t>
+      </w:r>
+    </w:p>
+    <w:p>
+      <w:pPr>
+        <w:spacing w:after="0" w:line="220"/>
+      </w:pPr>
+      <w:r>
+        <w:rPr>
+          <w:rFonts w:ascii="Consolas" w:cs="Consolas" w:eastAsia="Consolas" w:hAnsi="Consolas"/>
+          <w:sz w:val="16"/>
+          <w:szCs w:val="16"/>
+        </w:rPr>
+        <w:t xml:space="preserve">  // date changes re-render the form and reset Output Format back to HTML.</w:t>
+      </w:r>
+    </w:p>
+    <w:p>
+      <w:pPr>
+        <w:spacing w:after="0" w:line="220"/>
+      </w:pPr>
+      <w:r>
+        <w:rPr>
+          <w:rFonts w:ascii="Consolas" w:cs="Consolas" w:eastAsia="Consolas" w:hAnsi="Consolas"/>
+          <w:sz w:val="16"/>
+          <w:szCs w:val="16"/>
+        </w:rPr>
+        <w:t xml:space="preserve">  // On slow forms (Employee Punch Change, 395 employees) that re-render can</w:t>
+      </w:r>
+    </w:p>
+    <w:p>
+      <w:pPr>
+        <w:spacing w:after="0" w:line="220"/>
+      </w:pPr>
+      <w:r>
+        <w:rPr>
+          <w:rFonts w:ascii="Consolas" w:cs="Consolas" w:eastAsia="Consolas" w:hAnsi="Consolas"/>
+          <w:sz w:val="16"/>
+          <w:szCs w:val="16"/>
+        </w:rPr>
+        <w:t xml:space="preserve">  // land AFTER a one-shot set + check, so LOCK the format: set, settle, and</w:t>
+      </w:r>
+    </w:p>
+    <w:p>
+      <w:pPr>
+        <w:spacing w:after="0" w:line="220"/>
+      </w:pPr>
+      <w:r>
+        <w:rPr>
+          <w:rFonts w:ascii="Consolas" w:cs="Consolas" w:eastAsia="Consolas" w:hAnsi="Consolas"/>
+          <w:sz w:val="16"/>
+          <w:szCs w:val="16"/>
+        </w:rPr>
+        <w:t xml:space="preserve">  // re-verify until XLSX survives the settle window. Generating in HTML is</w:t>
+      </w:r>
+    </w:p>
+    <w:p>
+      <w:pPr>
+        <w:spacing w:after="0" w:line="220"/>
+      </w:pPr>
+      <w:r>
+        <w:rPr>
+          <w:rFonts w:ascii="Consolas" w:cs="Consolas" w:eastAsia="Consolas" w:hAnsi="Consolas"/>
+          <w:sz w:val="16"/>
+          <w:szCs w:val="16"/>
+        </w:rPr>
+        <w:t xml:space="preserve">  // never acceptable — Paycom redirects HTML reports to a view page, which</w:t>
+      </w:r>
+    </w:p>
+    <w:p>
+      <w:pPr>
+        <w:spacing w:after="0" w:line="220"/>
+      </w:pPr>
+      <w:r>
+        <w:rPr>
+          <w:rFonts w:ascii="Consolas" w:cs="Consolas" w:eastAsia="Consolas" w:hAnsi="Consolas"/>
+          <w:sz w:val="16"/>
+          <w:szCs w:val="16"/>
+        </w:rPr>
+        <w:t xml:space="preserve">  // derails the whole queue — so if we can't lock XLSX, skip this report.</w:t>
+      </w:r>
+    </w:p>
+    <w:p>
+      <w:pPr>
+        <w:spacing w:after="0" w:line="220"/>
+      </w:pPr>
+      <w:r>
+        <w:rPr>
+          <w:rFonts w:ascii="Consolas" w:cs="Consolas" w:eastAsia="Consolas" w:hAnsi="Consolas"/>
+          <w:sz w:val="16"/>
+          <w:szCs w:val="16"/>
+        </w:rPr>
+        <w:t xml:space="preserve">  async function lockExcelOutput(tag) {</w:t>
+      </w:r>
+    </w:p>
+    <w:p>
+      <w:pPr>
+        <w:spacing w:after="0" w:line="220"/>
+      </w:pPr>
+      <w:r>
+        <w:rPr>
+          <w:rFonts w:ascii="Consolas" w:cs="Consolas" w:eastAsia="Consolas" w:hAnsi="Consolas"/>
+          <w:sz w:val="16"/>
+          <w:szCs w:val="16"/>
+        </w:rPr>
+        <w:t xml:space="preserve">    if (hasExcelOutputControl()) {</w:t>
+      </w:r>
+    </w:p>
+    <w:p>
+      <w:pPr>
+        <w:spacing w:after="0" w:line="220"/>
+      </w:pPr>
+      <w:r>
+        <w:rPr>
+          <w:rFonts w:ascii="Consolas" w:cs="Consolas" w:eastAsia="Consolas" w:hAnsi="Consolas"/>
+          <w:sz w:val="16"/>
+          <w:szCs w:val="16"/>
+        </w:rPr>
+        <w:t xml:space="preserve">      let locked = false;</w:t>
+      </w:r>
+    </w:p>
+    <w:p>
+      <w:pPr>
+        <w:spacing w:after="0" w:line="220"/>
+      </w:pPr>
+      <w:r>
+        <w:rPr>
+          <w:rFonts w:ascii="Consolas" w:cs="Consolas" w:eastAsia="Consolas" w:hAnsi="Consolas"/>
+          <w:sz w:val="16"/>
+          <w:szCs w:val="16"/>
+        </w:rPr>
+        <w:t xml:space="preserve">      for (let i = 0; i &lt; 5 &amp;&amp; !locked; i++) {</w:t>
+      </w:r>
+    </w:p>
+    <w:p>
+      <w:pPr>
+        <w:spacing w:after="0" w:line="220"/>
+      </w:pPr>
+      <w:r>
+        <w:rPr>
+          <w:rFonts w:ascii="Consolas" w:cs="Consolas" w:eastAsia="Consolas" w:hAnsi="Consolas"/>
+          <w:sz w:val="16"/>
+          <w:szCs w:val="16"/>
+        </w:rPr>
+        <w:t xml:space="preserve">        selectOutputFormat();</w:t>
+      </w:r>
+    </w:p>
+    <w:p>
+      <w:pPr>
+        <w:spacing w:after="0" w:line="220"/>
+      </w:pPr>
+      <w:r>
+        <w:rPr>
+          <w:rFonts w:ascii="Consolas" w:cs="Consolas" w:eastAsia="Consolas" w:hAnsi="Consolas"/>
+          <w:sz w:val="16"/>
+          <w:szCs w:val="16"/>
+        </w:rPr>
+        <w:t xml:space="preserve">        await sleep(400);</w:t>
+      </w:r>
+    </w:p>
+    <w:p>
+      <w:pPr>
+        <w:spacing w:after="0" w:line="220"/>
+      </w:pPr>
+      <w:r>
+        <w:rPr>
+          <w:rFonts w:ascii="Consolas" w:cs="Consolas" w:eastAsia="Consolas" w:hAnsi="Consolas"/>
+          <w:sz w:val="16"/>
+          <w:szCs w:val="16"/>
+        </w:rPr>
+        <w:t xml:space="preserve">        if (isExcelSelected()) {</w:t>
+      </w:r>
+    </w:p>
+    <w:p>
+      <w:pPr>
+        <w:spacing w:after="0" w:line="220"/>
+      </w:pPr>
+      <w:r>
+        <w:rPr>
+          <w:rFonts w:ascii="Consolas" w:cs="Consolas" w:eastAsia="Consolas" w:hAnsi="Consolas"/>
+          <w:sz w:val="16"/>
+          <w:szCs w:val="16"/>
+        </w:rPr>
+        <w:t xml:space="preserve">          await sleep(700); // survive a late re-render</w:t>
+      </w:r>
+    </w:p>
+    <w:p>
+      <w:pPr>
+        <w:spacing w:after="0" w:line="220"/>
+      </w:pPr>
+      <w:r>
+        <w:rPr>
+          <w:rFonts w:ascii="Consolas" w:cs="Consolas" w:eastAsia="Consolas" w:hAnsi="Consolas"/>
+          <w:sz w:val="16"/>
+          <w:szCs w:val="16"/>
+        </w:rPr>
+        <w:t xml:space="preserve">          locked = isExcelSelected();</w:t>
+      </w:r>
+    </w:p>
+    <w:p>
+      <w:pPr>
+        <w:spacing w:after="0" w:line="220"/>
+      </w:pPr>
+      <w:r>
+        <w:rPr>
+          <w:rFonts w:ascii="Consolas" w:cs="Consolas" w:eastAsia="Consolas" w:hAnsi="Consolas"/>
+          <w:sz w:val="16"/>
+          <w:szCs w:val="16"/>
+        </w:rPr>
+        <w:t xml:space="preserve">        }</w:t>
+      </w:r>
+    </w:p>
+    <w:p>
+      <w:pPr>
+        <w:spacing w:after="0" w:line="220"/>
+      </w:pPr>
+      <w:r>
+        <w:rPr>
+          <w:rFonts w:ascii="Consolas" w:cs="Consolas" w:eastAsia="Consolas" w:hAnsi="Consolas"/>
+          <w:sz w:val="16"/>
+          <w:szCs w:val="16"/>
+        </w:rPr>
+        <w:t xml:space="preserve">        if (!locked) log(`Excel not locked yet (try ${i + 1}/5)`);</w:t>
+      </w:r>
+    </w:p>
+    <w:p>
+      <w:pPr>
+        <w:spacing w:after="0" w:line="220"/>
+      </w:pPr>
+      <w:r>
+        <w:rPr>
+          <w:rFonts w:ascii="Consolas" w:cs="Consolas" w:eastAsia="Consolas" w:hAnsi="Consolas"/>
+          <w:sz w:val="16"/>
+          <w:szCs w:val="16"/>
+        </w:rPr>
+        <w:t xml:space="preserve">      }</w:t>
+      </w:r>
+    </w:p>
+    <w:p>
+      <w:pPr>
+        <w:spacing w:after="0" w:line="220"/>
+      </w:pPr>
+      <w:r>
+        <w:rPr>
+          <w:rFonts w:ascii="Consolas" w:cs="Consolas" w:eastAsia="Consolas" w:hAnsi="Consolas"/>
+          <w:sz w:val="16"/>
+          <w:szCs w:val="16"/>
+        </w:rPr>
+        <w:t xml:space="preserve">      if (!locked) throw new Error(`${tag}: could not lock XLSX output format (form keeps reverting)`);</w:t>
+      </w:r>
+    </w:p>
+    <w:p>
+      <w:pPr>
+        <w:spacing w:after="0" w:line="220"/>
+      </w:pPr>
+      <w:r>
+        <w:rPr>
+          <w:rFonts w:ascii="Consolas" w:cs="Consolas" w:eastAsia="Consolas" w:hAnsi="Consolas"/>
+          <w:sz w:val="16"/>
+          <w:szCs w:val="16"/>
+        </w:rPr>
+        <w:t xml:space="preserve">    } else {</w:t>
+      </w:r>
+    </w:p>
+    <w:p>
+      <w:pPr>
+        <w:spacing w:after="0" w:line="220"/>
+      </w:pPr>
+      <w:r>
+        <w:rPr>
+          <w:rFonts w:ascii="Consolas" w:cs="Consolas" w:eastAsia="Consolas" w:hAnsi="Consolas"/>
+          <w:sz w:val="16"/>
+          <w:szCs w:val="16"/>
+        </w:rPr>
+        <w:t xml:space="preserve">      selectOutputFormat(); // logs a WARN; fixed-format pages proceed fine</w:t>
+      </w:r>
+    </w:p>
+    <w:p>
+      <w:pPr>
+        <w:spacing w:after="0" w:line="220"/>
+      </w:pPr>
+      <w:r>
+        <w:rPr>
+          <w:rFonts w:ascii="Consolas" w:cs="Consolas" w:eastAsia="Consolas" w:hAnsi="Consolas"/>
+          <w:sz w:val="16"/>
+          <w:szCs w:val="16"/>
+        </w:rPr>
+        <w:t xml:space="preserve">      await sleep(300);</w:t>
+      </w:r>
+    </w:p>
+    <w:p>
+      <w:pPr>
+        <w:spacing w:after="0" w:line="220"/>
+      </w:pPr>
+      <w:r>
+        <w:rPr>
+          <w:rFonts w:ascii="Consolas" w:cs="Consolas" w:eastAsia="Consolas" w:hAnsi="Consolas"/>
+          <w:sz w:val="16"/>
+          <w:szCs w:val="16"/>
+        </w:rPr>
+        <w:t xml:space="preserve">    }</w:t>
+      </w:r>
+    </w:p>
+    <w:p>
+      <w:pPr>
+        <w:spacing w:after="0" w:line="220"/>
+      </w:pPr>
+      <w:r>
+        <w:rPr>
+          <w:rFonts w:ascii="Consolas" w:cs="Consolas" w:eastAsia="Consolas" w:hAnsi="Consolas"/>
+          <w:sz w:val="16"/>
+          <w:szCs w:val="16"/>
+        </w:rPr>
+        <w:t xml:space="preserve">  }</w:t>
       </w:r>
     </w:p>
     <w:p>
@@ -11101,20 +12323,124 @@
           <w:sz w:val="16"/>
           <w:szCs w:val="16"/>
         </w:rPr>
-        <w:t xml:space="preserve">    const transid = transidForButton(btn);</w:t>
-      </w:r>
-    </w:p>
-    <w:p>
-      <w:pPr>
-        <w:spacing w:after="0" w:line="220"/>
-      </w:pPr>
-      <w:r>
-        <w:rPr>
-          <w:rFonts w:ascii="Consolas" w:cs="Consolas" w:eastAsia="Consolas" w:hAnsi="Consolas"/>
-          <w:sz w:val="16"/>
-          <w:szCs w:val="16"/>
-        </w:rPr>
-        <w:t xml:space="preserve">    const nonce = getSessionNonce();</w:t>
+        <w:t xml:space="preserve">  // Click Generate with a FINAL fully-synchronous format assert — no awaits</w:t>
+      </w:r>
+    </w:p>
+    <w:p>
+      <w:pPr>
+        <w:spacing w:after="0" w:line="220"/>
+      </w:pPr>
+      <w:r>
+        <w:rPr>
+          <w:rFonts w:ascii="Consolas" w:cs="Consolas" w:eastAsia="Consolas" w:hAnsi="Consolas"/>
+          <w:sz w:val="16"/>
+          <w:szCs w:val="16"/>
+        </w:rPr>
+        <w:t xml:space="preserve">  // between the check and the click, so no async re-render can flip the format</w:t>
+      </w:r>
+    </w:p>
+    <w:p>
+      <w:pPr>
+        <w:spacing w:after="0" w:line="220"/>
+      </w:pPr>
+      <w:r>
+        <w:rPr>
+          <w:rFonts w:ascii="Consolas" w:cs="Consolas" w:eastAsia="Consolas" w:hAnsi="Consolas"/>
+          <w:sz w:val="16"/>
+          <w:szCs w:val="16"/>
+        </w:rPr>
+        <w:t xml:space="preserve">  // back to HTML in between.</w:t>
+      </w:r>
+    </w:p>
+    <w:p>
+      <w:pPr>
+        <w:spacing w:after="0" w:line="220"/>
+      </w:pPr>
+      <w:r>
+        <w:rPr>
+          <w:rFonts w:ascii="Consolas" w:cs="Consolas" w:eastAsia="Consolas" w:hAnsi="Consolas"/>
+          <w:sz w:val="16"/>
+          <w:szCs w:val="16"/>
+        </w:rPr>
+        <w:t xml:space="preserve">  function clickGenerateAsserted(tag, gen) {</w:t>
+      </w:r>
+    </w:p>
+    <w:p>
+      <w:pPr>
+        <w:spacing w:after="0" w:line="220"/>
+      </w:pPr>
+      <w:r>
+        <w:rPr>
+          <w:rFonts w:ascii="Consolas" w:cs="Consolas" w:eastAsia="Consolas" w:hAnsi="Consolas"/>
+          <w:sz w:val="16"/>
+          <w:szCs w:val="16"/>
+        </w:rPr>
+        <w:t xml:space="preserve">    if (hasExcelOutputControl() &amp;&amp; !isExcelSelected()) {</w:t>
+      </w:r>
+    </w:p>
+    <w:p>
+      <w:pPr>
+        <w:spacing w:after="0" w:line="220"/>
+      </w:pPr>
+      <w:r>
+        <w:rPr>
+          <w:rFonts w:ascii="Consolas" w:cs="Consolas" w:eastAsia="Consolas" w:hAnsi="Consolas"/>
+          <w:sz w:val="16"/>
+          <w:szCs w:val="16"/>
+        </w:rPr>
+        <w:t xml:space="preserve">      selectOutputFormat();</w:t>
+      </w:r>
+    </w:p>
+    <w:p>
+      <w:pPr>
+        <w:spacing w:after="0" w:line="220"/>
+      </w:pPr>
+      <w:r>
+        <w:rPr>
+          <w:rFonts w:ascii="Consolas" w:cs="Consolas" w:eastAsia="Consolas" w:hAnsi="Consolas"/>
+          <w:sz w:val="16"/>
+          <w:szCs w:val="16"/>
+        </w:rPr>
+        <w:t xml:space="preserve">      if (!isExcelSelected()) throw new Error(`${tag}: XLSX reverted right before Generate — skipped to avoid an HTML run`);</w:t>
+      </w:r>
+    </w:p>
+    <w:p>
+      <w:pPr>
+        <w:spacing w:after="0" w:line="220"/>
+      </w:pPr>
+      <w:r>
+        <w:rPr>
+          <w:rFonts w:ascii="Consolas" w:cs="Consolas" w:eastAsia="Consolas" w:hAnsi="Consolas"/>
+          <w:sz w:val="16"/>
+          <w:szCs w:val="16"/>
+        </w:rPr>
+        <w:t xml:space="preserve">    }</w:t>
+      </w:r>
+    </w:p>
+    <w:p>
+      <w:pPr>
+        <w:spacing w:after="0" w:line="220"/>
+      </w:pPr>
+      <w:r>
+        <w:rPr>
+          <w:rFonts w:ascii="Consolas" w:cs="Consolas" w:eastAsia="Consolas" w:hAnsi="Consolas"/>
+          <w:sz w:val="16"/>
+          <w:szCs w:val="16"/>
+        </w:rPr>
+        <w:t xml:space="preserve">    clickEl(gen);</w:t>
+      </w:r>
+    </w:p>
+    <w:p>
+      <w:pPr>
+        <w:spacing w:after="0" w:line="220"/>
+      </w:pPr>
+      <w:r>
+        <w:rPr>
+          <w:rFonts w:ascii="Consolas" w:cs="Consolas" w:eastAsia="Consolas" w:hAnsi="Consolas"/>
+          <w:sz w:val="16"/>
+          <w:szCs w:val="16"/>
+        </w:rPr>
+        <w:t xml:space="preserve">  }</w:t>
       </w:r>
     </w:p>
     <w:p>
@@ -11140,85 +12466,124 @@
           <w:sz w:val="16"/>
           <w:szCs w:val="16"/>
         </w:rPr>
-        <w:t xml:space="preserve">    // Say so BEFORE the fetch. A big report can take minutes to transfer, and</w:t>
-      </w:r>
-    </w:p>
-    <w:p>
-      <w:pPr>
-        <w:spacing w:after="0" w:line="220"/>
-      </w:pPr>
-      <w:r>
-        <w:rPr>
-          <w:rFonts w:ascii="Consolas" w:cs="Consolas" w:eastAsia="Consolas" w:hAnsi="Consolas"/>
-          <w:sz w:val="16"/>
-          <w:szCs w:val="16"/>
-        </w:rPr>
-        <w:t xml:space="preserve">    // without this line the log goes silent for up to 3 minutes while a</w:t>
-      </w:r>
-    </w:p>
-    <w:p>
-      <w:pPr>
-        <w:spacing w:after="0" w:line="220"/>
-      </w:pPr>
-      <w:r>
-        <w:rPr>
-          <w:rFonts w:ascii="Consolas" w:cs="Consolas" w:eastAsia="Consolas" w:hAnsi="Consolas"/>
-          <w:sz w:val="16"/>
-          <w:szCs w:val="16"/>
-        </w:rPr>
-        <w:t xml:space="preserve">    // Download button sits on screen — which reads as "the bot is stuck and</w:t>
-      </w:r>
-    </w:p>
-    <w:p>
-      <w:pPr>
-        <w:spacing w:after="0" w:line="220"/>
-      </w:pPr>
-      <w:r>
-        <w:rPr>
-          <w:rFonts w:ascii="Consolas" w:cs="Consolas" w:eastAsia="Consolas" w:hAnsi="Consolas"/>
-          <w:sz w:val="16"/>
-          <w:szCs w:val="16"/>
-        </w:rPr>
-        <w:t xml:space="preserve">    // refusing to click" (reported live on Prior Payroll 2023/2024).</w:t>
-      </w:r>
-    </w:p>
-    <w:p>
-      <w:pPr>
-        <w:spacing w:after="0" w:line="220"/>
-      </w:pPr>
-      <w:r>
-        <w:rPr>
-          <w:rFonts w:ascii="Consolas" w:cs="Consolas" w:eastAsia="Consolas" w:hAnsi="Consolas"/>
-          <w:sz w:val="16"/>
-          <w:szCs w:val="16"/>
-        </w:rPr>
-        <w:t xml:space="preserve">    uiLog(`  ↓ fetching ${fileName} (transid ${transid || '?'}) — big files take a few minutes…`);</w:t>
-      </w:r>
-    </w:p>
-    <w:p>
-      <w:pPr>
-        <w:spacing w:after="0" w:line="220"/>
-      </w:pPr>
-      <w:r>
-        <w:rPr>
-          <w:rFonts w:ascii="Consolas" w:cs="Consolas" w:eastAsia="Consolas" w:hAnsi="Consolas"/>
-          <w:sz w:val="16"/>
-          <w:szCs w:val="16"/>
-        </w:rPr>
-        <w:t xml:space="preserve">    const fetchT0 = Date.now();</w:t>
-      </w:r>
-    </w:p>
-    <w:p>
-      <w:pPr>
-        <w:spacing w:after="0" w:line="220"/>
-      </w:pPr>
-      <w:r>
-        <w:rPr>
-          <w:rFonts w:ascii="Consolas" w:cs="Consolas" w:eastAsia="Consolas" w:hAnsi="Consolas"/>
-          <w:sz w:val="16"/>
-          <w:szCs w:val="16"/>
-        </w:rPr>
-        <w:t xml:space="preserve">    const secs = () =&gt; Math.round((Date.now() - fetchT0) / 1000);</w:t>
+        <w:t xml:space="preserve">  // How long we let ONE report sit in Paycom's queue before giving up.</w:t>
+      </w:r>
+    </w:p>
+    <w:p>
+      <w:pPr>
+        <w:spacing w:after="0" w:line="220"/>
+      </w:pPr>
+      <w:r>
+        <w:rPr>
+          <w:rFonts w:ascii="Consolas" w:cs="Consolas" w:eastAsia="Consolas" w:hAnsi="Consolas"/>
+          <w:sz w:val="16"/>
+          <w:szCs w:val="16"/>
+        </w:rPr>
+        <w:t xml:space="preserve">  // Measured end-to-end (generate → file on disk) on STAVE DELIVERY:</w:t>
+      </w:r>
+    </w:p>
+    <w:p>
+      <w:pPr>
+        <w:spacing w:after="0" w:line="220"/>
+      </w:pPr>
+      <w:r>
+        <w:rPr>
+          <w:rFonts w:ascii="Consolas" w:cs="Consolas" w:eastAsia="Consolas" w:hAnsi="Consolas"/>
+          <w:sz w:val="16"/>
+          <w:szCs w:val="16"/>
+        </w:rPr>
+        <w:t xml:space="preserve">  //   Prior Payroll 2023 —  9,674 rows / 21 MB — ~2 min</w:t>
+      </w:r>
+    </w:p>
+    <w:p>
+      <w:pPr>
+        <w:spacing w:after="0" w:line="220"/>
+      </w:pPr>
+      <w:r>
+        <w:rPr>
+          <w:rFonts w:ascii="Consolas" w:cs="Consolas" w:eastAsia="Consolas" w:hAnsi="Consolas"/>
+          <w:sz w:val="16"/>
+          <w:szCs w:val="16"/>
+        </w:rPr>
+        <w:t xml:space="preserve">  //   Prior Payroll 2024 — 14,760 rows / 33 MB — ~10 min</w:t>
+      </w:r>
+    </w:p>
+    <w:p>
+      <w:pPr>
+        <w:spacing w:after="0" w:line="220"/>
+      </w:pPr>
+      <w:r>
+        <w:rPr>
+          <w:rFonts w:ascii="Consolas" w:cs="Consolas" w:eastAsia="Consolas" w:hAnsi="Consolas"/>
+          <w:sz w:val="16"/>
+          <w:szCs w:val="16"/>
+        </w:rPr>
+        <w:t xml:space="preserve">  // Row count rose 1.5x but the wait rose 5x, so the cost is strongly</w:t>
+      </w:r>
+    </w:p>
+    <w:p>
+      <w:pPr>
+        <w:spacing w:after="0" w:line="220"/>
+      </w:pPr>
+      <w:r>
+        <w:rPr>
+          <w:rFonts w:ascii="Consolas" w:cs="Consolas" w:eastAsia="Consolas" w:hAnsi="Consolas"/>
+          <w:sz w:val="16"/>
+          <w:szCs w:val="16"/>
+        </w:rPr>
+        <w:t xml:space="preserve">  // super-linear: a bigger client or a bigger year can plausibly exceed 30 min</w:t>
+      </w:r>
+    </w:p>
+    <w:p>
+      <w:pPr>
+        <w:spacing w:after="0" w:line="220"/>
+      </w:pPr>
+      <w:r>
+        <w:rPr>
+          <w:rFonts w:ascii="Consolas" w:cs="Consolas" w:eastAsia="Consolas" w:hAnsi="Consolas"/>
+          <w:sz w:val="16"/>
+          <w:szCs w:val="16"/>
+        </w:rPr>
+        <w:t xml:space="preserve">  // even though the report itself would have finished fine. Timing out on a</w:t>
+      </w:r>
+    </w:p>
+    <w:p>
+      <w:pPr>
+        <w:spacing w:after="0" w:line="220"/>
+      </w:pPr>
+      <w:r>
+        <w:rPr>
+          <w:rFonts w:ascii="Consolas" w:cs="Consolas" w:eastAsia="Consolas" w:hAnsi="Consolas"/>
+          <w:sz w:val="16"/>
+          <w:szCs w:val="16"/>
+        </w:rPr>
+        <w:t xml:space="preserve">  // report Paycom IS still building is the worst outcome — it throws away the</w:t>
+      </w:r>
+    </w:p>
+    <w:p>
+      <w:pPr>
+        <w:spacing w:after="0" w:line="220"/>
+      </w:pPr>
+      <w:r>
+        <w:rPr>
+          <w:rFonts w:ascii="Consolas" w:cs="Consolas" w:eastAsia="Consolas" w:hAnsi="Consolas"/>
+          <w:sz w:val="16"/>
+          <w:szCs w:val="16"/>
+        </w:rPr>
+        <w:t xml:space="preserve">  // work and the queue slot — so allow 45.</w:t>
+      </w:r>
+    </w:p>
+    <w:p>
+      <w:pPr>
+        <w:spacing w:after="0" w:line="220"/>
+      </w:pPr>
+      <w:r>
+        <w:rPr>
+          <w:rFonts w:ascii="Consolas" w:cs="Consolas" w:eastAsia="Consolas" w:hAnsi="Consolas"/>
+          <w:sz w:val="16"/>
+          <w:szCs w:val="16"/>
+        </w:rPr>
+        <w:t xml:space="preserve">  const QUEUE_TIMEOUT_MS = 45 * 60 * 1000;</w:t>
       </w:r>
     </w:p>
     <w:p>
@@ -11244,306 +12609,800 @@
           <w:sz w:val="16"/>
           <w:szCs w:val="16"/>
         </w:rPr>
-        <w:t xml:space="preserve">    if (transid &amp;&amp; nonce) {</w:t>
-      </w:r>
-    </w:p>
-    <w:p>
-      <w:pPr>
-        <w:spacing w:after="0" w:line="220"/>
-      </w:pPr>
-      <w:r>
-        <w:rPr>
-          <w:rFonts w:ascii="Consolas" w:cs="Consolas" w:eastAsia="Consolas" w:hAnsi="Consolas"/>
-          <w:sz w:val="16"/>
-          <w:szCs w:val="16"/>
-        </w:rPr>
-        <w:t xml:space="preserve">      const url = 'https://www.paycomonline.net/v4/cl/rpt-generateproc.php'</w:t>
-      </w:r>
-    </w:p>
-    <w:p>
-      <w:pPr>
-        <w:spacing w:after="0" w:line="220"/>
-      </w:pPr>
-      <w:r>
-        <w:rPr>
-          <w:rFonts w:ascii="Consolas" w:cs="Consolas" w:eastAsia="Consolas" w:hAnsi="Consolas"/>
-          <w:sz w:val="16"/>
-          <w:szCs w:val="16"/>
-        </w:rPr>
-        <w:t xml:space="preserve">        + `?session_nonce=${encodeURIComponent(nonce)}&amp;download=1&amp;transid=${encodeURIComponent(transid)}`;</w:t>
-      </w:r>
-    </w:p>
-    <w:p>
-      <w:pPr>
-        <w:spacing w:after="0" w:line="220"/>
-      </w:pPr>
-      <w:r>
-        <w:rPr>
-          <w:rFonts w:ascii="Consolas" w:cs="Consolas" w:eastAsia="Consolas" w:hAnsi="Consolas"/>
-          <w:sz w:val="16"/>
-          <w:szCs w:val="16"/>
-        </w:rPr>
-        <w:t xml:space="preserve">      const ctrl = new AbortController();</w:t>
-      </w:r>
-    </w:p>
-    <w:p>
-      <w:pPr>
-        <w:spacing w:after="0" w:line="220"/>
-      </w:pPr>
-      <w:r>
-        <w:rPr>
-          <w:rFonts w:ascii="Consolas" w:cs="Consolas" w:eastAsia="Consolas" w:hAnsi="Consolas"/>
-          <w:sz w:val="16"/>
-          <w:szCs w:val="16"/>
-        </w:rPr>
-        <w:t xml:space="preserve">      const killer = setTimeout(() =&gt; ctrl.abort(), 180000);</w:t>
-      </w:r>
-    </w:p>
-    <w:p>
-      <w:pPr>
-        <w:spacing w:after="0" w:line="220"/>
-      </w:pPr>
-      <w:r>
-        <w:rPr>
-          <w:rFonts w:ascii="Consolas" w:cs="Consolas" w:eastAsia="Consolas" w:hAnsi="Consolas"/>
-          <w:sz w:val="16"/>
-          <w:szCs w:val="16"/>
-        </w:rPr>
-        <w:t xml:space="preserve">      try {</w:t>
-      </w:r>
-    </w:p>
-    <w:p>
-      <w:pPr>
-        <w:spacing w:after="0" w:line="220"/>
-      </w:pPr>
-      <w:r>
-        <w:rPr>
-          <w:rFonts w:ascii="Consolas" w:cs="Consolas" w:eastAsia="Consolas" w:hAnsi="Consolas"/>
-          <w:sz w:val="16"/>
-          <w:szCs w:val="16"/>
-        </w:rPr>
-        <w:t xml:space="preserve">        const resp = await fetch(url, { credentials: 'include', signal: ctrl.signal });</w:t>
-      </w:r>
-    </w:p>
-    <w:p>
-      <w:pPr>
-        <w:spacing w:after="0" w:line="220"/>
-      </w:pPr>
-      <w:r>
-        <w:rPr>
-          <w:rFonts w:ascii="Consolas" w:cs="Consolas" w:eastAsia="Consolas" w:hAnsi="Consolas"/>
-          <w:sz w:val="16"/>
-          <w:szCs w:val="16"/>
-        </w:rPr>
-        <w:t xml:space="preserve">        clearTimeout(killer);</w:t>
-      </w:r>
-    </w:p>
-    <w:p>
-      <w:pPr>
-        <w:spacing w:after="0" w:line="220"/>
-      </w:pPr>
-      <w:r>
-        <w:rPr>
-          <w:rFonts w:ascii="Consolas" w:cs="Consolas" w:eastAsia="Consolas" w:hAnsi="Consolas"/>
-          <w:sz w:val="16"/>
-          <w:szCs w:val="16"/>
-        </w:rPr>
-        <w:t xml:space="preserve">        if (resp.ok) {</w:t>
-      </w:r>
-    </w:p>
-    <w:p>
-      <w:pPr>
-        <w:spacing w:after="0" w:line="220"/>
-      </w:pPr>
-      <w:r>
-        <w:rPr>
-          <w:rFonts w:ascii="Consolas" w:cs="Consolas" w:eastAsia="Consolas" w:hAnsi="Consolas"/>
-          <w:sz w:val="16"/>
-          <w:szCs w:val="16"/>
-        </w:rPr>
-        <w:t xml:space="preserve">          const blob = await resp.blob();</w:t>
-      </w:r>
-    </w:p>
-    <w:p>
-      <w:pPr>
-        <w:spacing w:after="0" w:line="220"/>
-      </w:pPr>
-      <w:r>
-        <w:rPr>
-          <w:rFonts w:ascii="Consolas" w:cs="Consolas" w:eastAsia="Consolas" w:hAnsi="Consolas"/>
-          <w:sz w:val="16"/>
-          <w:szCs w:val="16"/>
-        </w:rPr>
-        <w:t xml:space="preserve">          const isHtml = /text\/html/i.test(blob.type || '');</w:t>
-      </w:r>
-    </w:p>
-    <w:p>
-      <w:pPr>
-        <w:spacing w:after="0" w:line="220"/>
-      </w:pPr>
-      <w:r>
-        <w:rPr>
-          <w:rFonts w:ascii="Consolas" w:cs="Consolas" w:eastAsia="Consolas" w:hAnsi="Consolas"/>
-          <w:sz w:val="16"/>
-          <w:szCs w:val="16"/>
-        </w:rPr>
-        <w:t xml:space="preserve">          if (blob.size &gt; 512 &amp;&amp; !isHtml) {</w:t>
-      </w:r>
-    </w:p>
-    <w:p>
-      <w:pPr>
-        <w:spacing w:after="0" w:line="220"/>
-      </w:pPr>
-      <w:r>
-        <w:rPr>
-          <w:rFonts w:ascii="Consolas" w:cs="Consolas" w:eastAsia="Consolas" w:hAnsi="Consolas"/>
-          <w:sz w:val="16"/>
-          <w:szCs w:val="16"/>
-        </w:rPr>
-        <w:t xml:space="preserve">            saveBlob(blob, fileName);</w:t>
-      </w:r>
-    </w:p>
-    <w:p>
-      <w:pPr>
-        <w:spacing w:after="0" w:line="220"/>
-      </w:pPr>
-      <w:r>
-        <w:rPr>
-          <w:rFonts w:ascii="Consolas" w:cs="Consolas" w:eastAsia="Consolas" w:hAnsi="Consolas"/>
-          <w:sz w:val="16"/>
-          <w:szCs w:val="16"/>
-        </w:rPr>
-        <w:t xml:space="preserve">            uiLog(`✓ Saved ${fileName} (${Math.round(blob.size / 1024)} KB in ${secs()}s)`);</w:t>
-      </w:r>
-    </w:p>
-    <w:p>
-      <w:pPr>
-        <w:spacing w:after="0" w:line="220"/>
-      </w:pPr>
-      <w:r>
-        <w:rPr>
-          <w:rFonts w:ascii="Consolas" w:cs="Consolas" w:eastAsia="Consolas" w:hAnsi="Consolas"/>
-          <w:sz w:val="16"/>
-          <w:szCs w:val="16"/>
-        </w:rPr>
-        <w:t xml:space="preserve">            return;</w:t>
-      </w:r>
-    </w:p>
-    <w:p>
-      <w:pPr>
-        <w:spacing w:after="0" w:line="220"/>
-      </w:pPr>
-      <w:r>
-        <w:rPr>
-          <w:rFonts w:ascii="Consolas" w:cs="Consolas" w:eastAsia="Consolas" w:hAnsi="Consolas"/>
-          <w:sz w:val="16"/>
-          <w:szCs w:val="16"/>
-        </w:rPr>
-        <w:t xml:space="preserve">          }</w:t>
-      </w:r>
-    </w:p>
-    <w:p>
-      <w:pPr>
-        <w:spacing w:after="0" w:line="220"/>
-      </w:pPr>
-      <w:r>
-        <w:rPr>
-          <w:rFonts w:ascii="Consolas" w:cs="Consolas" w:eastAsia="Consolas" w:hAnsi="Consolas"/>
-          <w:sz w:val="16"/>
-          <w:szCs w:val="16"/>
-        </w:rPr>
-        <w:t xml:space="preserve">          uiLog(`⚠ generateproc gave unexpected content (${blob.type || 'no-type'}, ${blob.size}B) after ${secs()}s — using Paycom download`);</w:t>
-      </w:r>
-    </w:p>
-    <w:p>
-      <w:pPr>
-        <w:spacing w:after="0" w:line="220"/>
-      </w:pPr>
-      <w:r>
-        <w:rPr>
-          <w:rFonts w:ascii="Consolas" w:cs="Consolas" w:eastAsia="Consolas" w:hAnsi="Consolas"/>
-          <w:sz w:val="16"/>
-          <w:szCs w:val="16"/>
-        </w:rPr>
-        <w:t xml:space="preserve">        } else {</w:t>
-      </w:r>
-    </w:p>
-    <w:p>
-      <w:pPr>
-        <w:spacing w:after="0" w:line="220"/>
-      </w:pPr>
-      <w:r>
-        <w:rPr>
-          <w:rFonts w:ascii="Consolas" w:cs="Consolas" w:eastAsia="Consolas" w:hAnsi="Consolas"/>
-          <w:sz w:val="16"/>
-          <w:szCs w:val="16"/>
-        </w:rPr>
-        <w:t xml:space="preserve">          uiLog(`⚠ generateproc HTTP ${resp.status} after ${secs()}s — using Paycom download`);</w:t>
-      </w:r>
-    </w:p>
-    <w:p>
-      <w:pPr>
-        <w:spacing w:after="0" w:line="220"/>
-      </w:pPr>
-      <w:r>
-        <w:rPr>
-          <w:rFonts w:ascii="Consolas" w:cs="Consolas" w:eastAsia="Consolas" w:hAnsi="Consolas"/>
-          <w:sz w:val="16"/>
-          <w:szCs w:val="16"/>
-        </w:rPr>
-        <w:t xml:space="preserve">        }</w:t>
-      </w:r>
-    </w:p>
-    <w:p>
-      <w:pPr>
-        <w:spacing w:after="0" w:line="220"/>
-      </w:pPr>
-      <w:r>
-        <w:rPr>
-          <w:rFonts w:ascii="Consolas" w:cs="Consolas" w:eastAsia="Consolas" w:hAnsi="Consolas"/>
-          <w:sz w:val="16"/>
-          <w:szCs w:val="16"/>
-        </w:rPr>
-        <w:t xml:space="preserve">      } catch (e) {</w:t>
-      </w:r>
-    </w:p>
-    <w:p>
-      <w:pPr>
-        <w:spacing w:after="0" w:line="220"/>
-      </w:pPr>
-      <w:r>
-        <w:rPr>
-          <w:rFonts w:ascii="Consolas" w:cs="Consolas" w:eastAsia="Consolas" w:hAnsi="Consolas"/>
-          <w:sz w:val="16"/>
-          <w:szCs w:val="16"/>
-        </w:rPr>
-        <w:t xml:space="preserve">        clearTimeout(killer);</w:t>
-      </w:r>
-    </w:p>
-    <w:p>
-      <w:pPr>
-        <w:spacing w:after="0" w:line="220"/>
-      </w:pPr>
-      <w:r>
-        <w:rPr>
-          <w:rFonts w:ascii="Consolas" w:cs="Consolas" w:eastAsia="Consolas" w:hAnsi="Consolas"/>
-          <w:sz w:val="16"/>
-          <w:szCs w:val="16"/>
-        </w:rPr>
-        <w:t xml:space="preserve">        uiLog(`⚠ generateproc fetch failed after ${secs()}s — using Paycom download: ` + (e &amp;&amp; e.message));</w:t>
-      </w:r>
-    </w:p>
-    <w:p>
-      <w:pPr>
-        <w:spacing w:after="0" w:line="220"/>
-      </w:pPr>
-      <w:r>
-        <w:rPr>
-          <w:rFonts w:ascii="Consolas" w:cs="Consolas" w:eastAsia="Consolas" w:hAnsi="Consolas"/>
-          <w:sz w:val="16"/>
-          <w:szCs w:val="16"/>
-        </w:rPr>
-        <w:t xml:space="preserve">      }</w:t>
+        <w:t xml:space="preserve">  // Human-readable elapsed time for the timing log ("9m 37s").</w:t>
+      </w:r>
+    </w:p>
+    <w:p>
+      <w:pPr>
+        <w:spacing w:after="0" w:line="220"/>
+      </w:pPr>
+      <w:r>
+        <w:rPr>
+          <w:rFonts w:ascii="Consolas" w:cs="Consolas" w:eastAsia="Consolas" w:hAnsi="Consolas"/>
+          <w:sz w:val="16"/>
+          <w:szCs w:val="16"/>
+        </w:rPr>
+        <w:t xml:space="preserve">  function fmtElapsed(ms) {</w:t>
+      </w:r>
+    </w:p>
+    <w:p>
+      <w:pPr>
+        <w:spacing w:after="0" w:line="220"/>
+      </w:pPr>
+      <w:r>
+        <w:rPr>
+          <w:rFonts w:ascii="Consolas" w:cs="Consolas" w:eastAsia="Consolas" w:hAnsi="Consolas"/>
+          <w:sz w:val="16"/>
+          <w:szCs w:val="16"/>
+        </w:rPr>
+        <w:t xml:space="preserve">    const s = Math.round(ms / 1000);</w:t>
+      </w:r>
+    </w:p>
+    <w:p>
+      <w:pPr>
+        <w:spacing w:after="0" w:line="220"/>
+      </w:pPr>
+      <w:r>
+        <w:rPr>
+          <w:rFonts w:ascii="Consolas" w:cs="Consolas" w:eastAsia="Consolas" w:hAnsi="Consolas"/>
+          <w:sz w:val="16"/>
+          <w:szCs w:val="16"/>
+        </w:rPr>
+        <w:t xml:space="preserve">    return s &lt; 60 ? `${s}s` : `${Math.floor(s / 60)}m ${String(s % 60).padStart(2, '0')}s`;</w:t>
+      </w:r>
+    </w:p>
+    <w:p>
+      <w:pPr>
+        <w:spacing w:after="0" w:line="220"/>
+      </w:pPr>
+      <w:r>
+        <w:rPr>
+          <w:rFonts w:ascii="Consolas" w:cs="Consolas" w:eastAsia="Consolas" w:hAnsi="Consolas"/>
+          <w:sz w:val="16"/>
+          <w:szCs w:val="16"/>
+        </w:rPr>
+        <w:t xml:space="preserve">  }</w:t>
+      </w:r>
+    </w:p>
+    <w:p>
+      <w:pPr>
+        <w:spacing w:after="0" w:line="220"/>
+      </w:pPr>
+      <w:r>
+        <w:rPr>
+          <w:rFonts w:ascii="Consolas" w:cs="Consolas" w:eastAsia="Consolas" w:hAnsi="Consolas"/>
+          <w:sz w:val="16"/>
+          <w:szCs w:val="16"/>
+        </w:rPr>
+        <w:t xml:space="preserve"> </w:t>
+      </w:r>
+    </w:p>
+    <w:p>
+      <w:pPr>
+        <w:spacing w:after="0" w:line="220"/>
+      </w:pPr>
+      <w:r>
+        <w:rPr>
+          <w:rFonts w:ascii="Consolas" w:cs="Consolas" w:eastAsia="Consolas" w:hAnsi="Consolas"/>
+          <w:sz w:val="16"/>
+          <w:szCs w:val="16"/>
+        </w:rPr>
+        <w:t xml:space="preserve">  // Generate the report currently configured on this page and download IT.</w:t>
+      </w:r>
+    </w:p>
+    <w:p>
+      <w:pPr>
+        <w:spacing w:after="0" w:line="220"/>
+      </w:pPr>
+      <w:r>
+        <w:rPr>
+          <w:rFonts w:ascii="Consolas" w:cs="Consolas" w:eastAsia="Consolas" w:hAnsi="Consolas"/>
+          <w:sz w:val="16"/>
+          <w:szCs w:val="16"/>
+        </w:rPr>
+        <w:t xml:space="preserve">  //</w:t>
+      </w:r>
+    </w:p>
+    <w:p>
+      <w:pPr>
+        <w:spacing w:after="0" w:line="220"/>
+      </w:pPr>
+      <w:r>
+        <w:rPr>
+          <w:rFonts w:ascii="Consolas" w:cs="Consolas" w:eastAsia="Consolas" w:hAnsi="Consolas"/>
+          <w:sz w:val="16"/>
+          <w:szCs w:val="16"/>
+        </w:rPr>
+        <w:t xml:space="preserve">  // "Wait for the Download-button count to rise, then take the topmost button"</w:t>
+      </w:r>
+    </w:p>
+    <w:p>
+      <w:pPr>
+        <w:spacing w:after="0" w:line="220"/>
+      </w:pPr>
+      <w:r>
+        <w:rPr>
+          <w:rFonts w:ascii="Consolas" w:cs="Consolas" w:eastAsia="Consolas" w:hAnsi="Consolas"/>
+          <w:sz w:val="16"/>
+          <w:szCs w:val="16"/>
+        </w:rPr>
+        <w:t xml:space="preserve">  // is NOT safe, even though this function snapshots the count on the same page</w:t>
+      </w:r>
+    </w:p>
+    <w:p>
+      <w:pPr>
+        <w:spacing w:after="0" w:line="220"/>
+      </w:pPr>
+      <w:r>
+        <w:rPr>
+          <w:rFonts w:ascii="Consolas" w:cs="Consolas" w:eastAsia="Consolas" w:hAnsi="Consolas"/>
+          <w:sz w:val="16"/>
+          <w:szCs w:val="16"/>
+        </w:rPr>
+        <w:t xml:space="preserve">  // right before clicking Generate. The count also rises when a PREVIOUS</w:t>
+      </w:r>
+    </w:p>
+    <w:p>
+      <w:pPr>
+        <w:spacing w:after="0" w:line="220"/>
+      </w:pPr>
+      <w:r>
+        <w:rPr>
+          <w:rFonts w:ascii="Consolas" w:cs="Consolas" w:eastAsia="Consolas" w:hAnsi="Consolas"/>
+          <w:sz w:val="16"/>
+          <w:szCs w:val="16"/>
+        </w:rPr>
+        <w:t xml:space="preserve">  // range's row finishes building, and at that moment the topmost row WITH a</w:t>
+      </w:r>
+    </w:p>
+    <w:p>
+      <w:pPr>
+        <w:spacing w:after="0" w:line="220"/>
+      </w:pPr>
+      <w:r>
+        <w:rPr>
+          <w:rFonts w:ascii="Consolas" w:cs="Consolas" w:eastAsia="Consolas" w:hAnsi="Consolas"/>
+          <w:sz w:val="16"/>
+          <w:szCs w:val="16"/>
+        </w:rPr>
+        <w:t xml:space="preserve">  // button is still that previous range — so we download its file under our</w:t>
+      </w:r>
+    </w:p>
+    <w:p>
+      <w:pPr>
+        <w:spacing w:after="0" w:line="220"/>
+      </w:pPr>
+      <w:r>
+        <w:rPr>
+          <w:rFonts w:ascii="Consolas" w:cs="Consolas" w:eastAsia="Consolas" w:hAnsi="Consolas"/>
+          <w:sz w:val="16"/>
+          <w:szCs w:val="16"/>
+        </w:rPr>
+        <w:t xml:space="preserve">  // name. Live failure: EmployeePunchChange_2026-Q3 was saved 39s after</w:t>
+      </w:r>
+    </w:p>
+    <w:p>
+      <w:pPr>
+        <w:spacing w:after="0" w:line="220"/>
+      </w:pPr>
+      <w:r>
+        <w:rPr>
+          <w:rFonts w:ascii="Consolas" w:cs="Consolas" w:eastAsia="Consolas" w:hAnsi="Consolas"/>
+          <w:sz w:val="16"/>
+          <w:szCs w:val="16"/>
+        </w:rPr>
+        <w:t xml:space="preserve">  // Generate (every real quarter took 4-8 min) and was byte-identical to</w:t>
+      </w:r>
+    </w:p>
+    <w:p>
+      <w:pPr>
+        <w:spacing w:after="0" w:line="220"/>
+      </w:pPr>
+      <w:r>
+        <w:rPr>
+          <w:rFonts w:ascii="Consolas" w:cs="Consolas" w:eastAsia="Consolas" w:hAnsi="Consolas"/>
+          <w:sz w:val="16"/>
+          <w:szCs w:val="16"/>
+        </w:rPr>
+        <w:t xml:space="preserve">  // 2026-Q2 (md5 c8cf48d92995). Q3 was never actually fetched.</w:t>
+      </w:r>
+    </w:p>
+    <w:p>
+      <w:pPr>
+        <w:spacing w:after="0" w:line="220"/>
+      </w:pPr>
+      <w:r>
+        <w:rPr>
+          <w:rFonts w:ascii="Consolas" w:cs="Consolas" w:eastAsia="Consolas" w:hAnsi="Consolas"/>
+          <w:sz w:val="16"/>
+          <w:szCs w:val="16"/>
+        </w:rPr>
+        <w:t xml:space="preserve">  //</w:t>
+      </w:r>
+    </w:p>
+    <w:p>
+      <w:pPr>
+        <w:spacing w:after="0" w:line="220"/>
+      </w:pPr>
+      <w:r>
+        <w:rPr>
+          <w:rFonts w:ascii="Consolas" w:cs="Consolas" w:eastAsia="Consolas" w:hAnsi="Consolas"/>
+          <w:sz w:val="16"/>
+          <w:szCs w:val="16"/>
+        </w:rPr>
+        <w:t xml:space="preserve">  // So: remember the newest queue-row timestamp before clicking, then wait for</w:t>
+      </w:r>
+    </w:p>
+    <w:p>
+      <w:pPr>
+        <w:spacing w:after="0" w:line="220"/>
+      </w:pPr>
+      <w:r>
+        <w:rPr>
+          <w:rFonts w:ascii="Consolas" w:cs="Consolas" w:eastAsia="Consolas" w:hAnsi="Consolas"/>
+          <w:sz w:val="16"/>
+          <w:szCs w:val="16"/>
+        </w:rPr>
+        <w:t xml:space="preserve">  // a row NEWER than that — which can only be ours — and download that row's</w:t>
+      </w:r>
+    </w:p>
+    <w:p>
+      <w:pPr>
+        <w:spacing w:after="0" w:line="220"/>
+      </w:pPr>
+      <w:r>
+        <w:rPr>
+          <w:rFonts w:ascii="Consolas" w:cs="Consolas" w:eastAsia="Consolas" w:hAnsi="Consolas"/>
+          <w:sz w:val="16"/>
+          <w:szCs w:val="16"/>
+        </w:rPr>
+        <w:t xml:space="preserve">  // own button. Stamps are compared to each other only, never to the clock</w:t>
+      </w:r>
+    </w:p>
+    <w:p>
+      <w:pPr>
+        <w:spacing w:after="0" w:line="220"/>
+      </w:pPr>
+      <w:r>
+        <w:rPr>
+          <w:rFonts w:ascii="Consolas" w:cs="Consolas" w:eastAsia="Consolas" w:hAnsi="Consolas"/>
+          <w:sz w:val="16"/>
+          <w:szCs w:val="16"/>
+        </w:rPr>
+        <w:t xml:space="preserve">  // (Paycom prints them in the client's timezone, not the browser's).</w:t>
+      </w:r>
+    </w:p>
+    <w:p>
+      <w:pPr>
+        <w:spacing w:after="0" w:line="220"/>
+      </w:pPr>
+      <w:r>
+        <w:rPr>
+          <w:rFonts w:ascii="Consolas" w:cs="Consolas" w:eastAsia="Consolas" w:hAnsi="Consolas"/>
+          <w:sz w:val="16"/>
+          <w:szCs w:val="16"/>
+        </w:rPr>
+        <w:t xml:space="preserve">  async function generateAndDownload(tag, baseName) {</w:t>
+      </w:r>
+    </w:p>
+    <w:p>
+      <w:pPr>
+        <w:spacing w:after="0" w:line="220"/>
+      </w:pPr>
+      <w:r>
+        <w:rPr>
+          <w:rFonts w:ascii="Consolas" w:cs="Consolas" w:eastAsia="Consolas" w:hAnsi="Consolas"/>
+          <w:sz w:val="16"/>
+          <w:szCs w:val="16"/>
+        </w:rPr>
+        <w:t xml:space="preserve">    await lockExcelOutput(tag);</w:t>
+      </w:r>
+    </w:p>
+    <w:p>
+      <w:pPr>
+        <w:spacing w:after="0" w:line="220"/>
+      </w:pPr>
+      <w:r>
+        <w:rPr>
+          <w:rFonts w:ascii="Consolas" w:cs="Consolas" w:eastAsia="Consolas" w:hAnsi="Consolas"/>
+          <w:sz w:val="16"/>
+          <w:szCs w:val="16"/>
+        </w:rPr>
+        <w:t xml:space="preserve"> </w:t>
+      </w:r>
+    </w:p>
+    <w:p>
+      <w:pPr>
+        <w:spacing w:after="0" w:line="220"/>
+      </w:pPr>
+      <w:r>
+        <w:rPr>
+          <w:rFonts w:ascii="Consolas" w:cs="Consolas" w:eastAsia="Consolas" w:hAnsi="Consolas"/>
+          <w:sz w:val="16"/>
+          <w:szCs w:val="16"/>
+        </w:rPr>
+        <w:t xml:space="preserve">    const gen = findGenerateReportButton();</w:t>
+      </w:r>
+    </w:p>
+    <w:p>
+      <w:pPr>
+        <w:spacing w:after="0" w:line="220"/>
+      </w:pPr>
+      <w:r>
+        <w:rPr>
+          <w:rFonts w:ascii="Consolas" w:cs="Consolas" w:eastAsia="Consolas" w:hAnsi="Consolas"/>
+          <w:sz w:val="16"/>
+          <w:szCs w:val="16"/>
+        </w:rPr>
+        <w:t xml:space="preserve">    if (!gen) throw new Error(`${tag}: Generate Report button not found`);</w:t>
+      </w:r>
+    </w:p>
+    <w:p>
+      <w:pPr>
+        <w:spacing w:after="0" w:line="220"/>
+      </w:pPr>
+      <w:r>
+        <w:rPr>
+          <w:rFonts w:ascii="Consolas" w:cs="Consolas" w:eastAsia="Consolas" w:hAnsi="Consolas"/>
+          <w:sz w:val="16"/>
+          <w:szCs w:val="16"/>
+        </w:rPr>
+        <w:t xml:space="preserve"> </w:t>
+      </w:r>
+    </w:p>
+    <w:p>
+      <w:pPr>
+        <w:spacing w:after="0" w:line="220"/>
+      </w:pPr>
+      <w:r>
+        <w:rPr>
+          <w:rFonts w:ascii="Consolas" w:cs="Consolas" w:eastAsia="Consolas" w:hAnsi="Consolas"/>
+          <w:sz w:val="16"/>
+          <w:szCs w:val="16"/>
+        </w:rPr>
+        <w:t xml:space="preserve">    // Let the queue finish rendering before the snapshot, or a late-rendering</w:t>
+      </w:r>
+    </w:p>
+    <w:p>
+      <w:pPr>
+        <w:spacing w:after="0" w:line="220"/>
+      </w:pPr>
+      <w:r>
+        <w:rPr>
+          <w:rFonts w:ascii="Consolas" w:cs="Consolas" w:eastAsia="Consolas" w:hAnsi="Consolas"/>
+          <w:sz w:val="16"/>
+          <w:szCs w:val="16"/>
+        </w:rPr>
+        <w:t xml:space="preserve">    // OLD row counts as "newer than prevMax" and gets grabbed as ours.</w:t>
+      </w:r>
+    </w:p>
+    <w:p>
+      <w:pPr>
+        <w:spacing w:after="0" w:line="220"/>
+      </w:pPr>
+      <w:r>
+        <w:rPr>
+          <w:rFonts w:ascii="Consolas" w:cs="Consolas" w:eastAsia="Consolas" w:hAnsi="Consolas"/>
+          <w:sz w:val="16"/>
+          <w:szCs w:val="16"/>
+        </w:rPr>
+        <w:t xml:space="preserve">    const before = await settledQueueStamps();</w:t>
+      </w:r>
+    </w:p>
+    <w:p>
+      <w:pPr>
+        <w:spacing w:after="0" w:line="220"/>
+      </w:pPr>
+      <w:r>
+        <w:rPr>
+          <w:rFonts w:ascii="Consolas" w:cs="Consolas" w:eastAsia="Consolas" w:hAnsi="Consolas"/>
+          <w:sz w:val="16"/>
+          <w:szCs w:val="16"/>
+        </w:rPr>
+        <w:t xml:space="preserve">    let prevMax = 0;</w:t>
+      </w:r>
+    </w:p>
+    <w:p>
+      <w:pPr>
+        <w:spacing w:after="0" w:line="220"/>
+      </w:pPr>
+      <w:r>
+        <w:rPr>
+          <w:rFonts w:ascii="Consolas" w:cs="Consolas" w:eastAsia="Consolas" w:hAnsi="Consolas"/>
+          <w:sz w:val="16"/>
+          <w:szCs w:val="16"/>
+        </w:rPr>
+        <w:t xml:space="preserve">    for (const s of before.keys()) prevMax = Math.max(prevMax, parseStamp(s));</w:t>
+      </w:r>
+    </w:p>
+    <w:p>
+      <w:pPr>
+        <w:spacing w:after="0" w:line="220"/>
+      </w:pPr>
+      <w:r>
+        <w:rPr>
+          <w:rFonts w:ascii="Consolas" w:cs="Consolas" w:eastAsia="Consolas" w:hAnsi="Consolas"/>
+          <w:sz w:val="16"/>
+          <w:szCs w:val="16"/>
+        </w:rPr>
+        <w:t xml:space="preserve">    // Some legacy queues carry no timestamps at all; there we have nothing to</w:t>
+      </w:r>
+    </w:p>
+    <w:p>
+      <w:pPr>
+        <w:spacing w:after="0" w:line="220"/>
+      </w:pPr>
+      <w:r>
+        <w:rPr>
+          <w:rFonts w:ascii="Consolas" w:cs="Consolas" w:eastAsia="Consolas" w:hAnsi="Consolas"/>
+          <w:sz w:val="16"/>
+          <w:szCs w:val="16"/>
+        </w:rPr>
+        <w:t xml:space="preserve">    // match on and must keep the old count-based behaviour.</w:t>
+      </w:r>
+    </w:p>
+    <w:p>
+      <w:pPr>
+        <w:spacing w:after="0" w:line="220"/>
+      </w:pPr>
+      <w:r>
+        <w:rPr>
+          <w:rFonts w:ascii="Consolas" w:cs="Consolas" w:eastAsia="Consolas" w:hAnsi="Consolas"/>
+          <w:sz w:val="16"/>
+          <w:szCs w:val="16"/>
+        </w:rPr>
+        <w:t xml:space="preserve">    const stamped = before.size &gt; 0;</w:t>
+      </w:r>
+    </w:p>
+    <w:p>
+      <w:pPr>
+        <w:spacing w:after="0" w:line="220"/>
+      </w:pPr>
+      <w:r>
+        <w:rPr>
+          <w:rFonts w:ascii="Consolas" w:cs="Consolas" w:eastAsia="Consolas" w:hAnsi="Consolas"/>
+          <w:sz w:val="16"/>
+          <w:szCs w:val="16"/>
+        </w:rPr>
+        <w:t xml:space="preserve">    const initial = getDownloadButtons().length;</w:t>
+      </w:r>
+    </w:p>
+    <w:p>
+      <w:pPr>
+        <w:spacing w:after="0" w:line="220"/>
+      </w:pPr>
+      <w:r>
+        <w:rPr>
+          <w:rFonts w:ascii="Consolas" w:cs="Consolas" w:eastAsia="Consolas" w:hAnsi="Consolas"/>
+          <w:sz w:val="16"/>
+          <w:szCs w:val="16"/>
+        </w:rPr>
+        <w:t xml:space="preserve"> </w:t>
+      </w:r>
+    </w:p>
+    <w:p>
+      <w:pPr>
+        <w:spacing w:after="0" w:line="220"/>
+      </w:pPr>
+      <w:r>
+        <w:rPr>
+          <w:rFonts w:ascii="Consolas" w:cs="Consolas" w:eastAsia="Consolas" w:hAnsi="Consolas"/>
+          <w:sz w:val="16"/>
+          <w:szCs w:val="16"/>
+        </w:rPr>
+        <w:t xml:space="preserve">    showBanner(`${tag}: generating…`);</w:t>
+      </w:r>
+    </w:p>
+    <w:p>
+      <w:pPr>
+        <w:spacing w:after="0" w:line="220"/>
+      </w:pPr>
+      <w:r>
+        <w:rPr>
+          <w:rFonts w:ascii="Consolas" w:cs="Consolas" w:eastAsia="Consolas" w:hAnsi="Consolas"/>
+          <w:sz w:val="16"/>
+          <w:szCs w:val="16"/>
+        </w:rPr>
+        <w:t xml:space="preserve">    uiLog(`${tag}: generating…`);</w:t>
+      </w:r>
+    </w:p>
+    <w:p>
+      <w:pPr>
+        <w:spacing w:after="0" w:line="220"/>
+      </w:pPr>
+      <w:r>
+        <w:rPr>
+          <w:rFonts w:ascii="Consolas" w:cs="Consolas" w:eastAsia="Consolas" w:hAnsi="Consolas"/>
+          <w:sz w:val="16"/>
+          <w:szCs w:val="16"/>
+        </w:rPr>
+        <w:t xml:space="preserve">    if (!stamped) uiLog(`  ⚠ ${tag}: queue rows carry no timestamps — falling back to newest-button matching`);</w:t>
+      </w:r>
+    </w:p>
+    <w:p>
+      <w:pPr>
+        <w:spacing w:after="0" w:line="220"/>
+      </w:pPr>
+      <w:r>
+        <w:rPr>
+          <w:rFonts w:ascii="Consolas" w:cs="Consolas" w:eastAsia="Consolas" w:hAnsi="Consolas"/>
+          <w:sz w:val="16"/>
+          <w:szCs w:val="16"/>
+        </w:rPr>
+        <w:t xml:space="preserve">    const t0 = Date.now();</w:t>
+      </w:r>
+    </w:p>
+    <w:p>
+      <w:pPr>
+        <w:spacing w:after="0" w:line="220"/>
+      </w:pPr>
+      <w:r>
+        <w:rPr>
+          <w:rFonts w:ascii="Consolas" w:cs="Consolas" w:eastAsia="Consolas" w:hAnsi="Consolas"/>
+          <w:sz w:val="16"/>
+          <w:szCs w:val="16"/>
+        </w:rPr>
+        <w:t xml:space="preserve">    clickGenerateAsserted(tag, gen);</w:t>
+      </w:r>
+    </w:p>
+    <w:p>
+      <w:pPr>
+        <w:spacing w:after="0" w:line="220"/>
+      </w:pPr>
+      <w:r>
+        <w:rPr>
+          <w:rFonts w:ascii="Consolas" w:cs="Consolas" w:eastAsia="Consolas" w:hAnsi="Consolas"/>
+          <w:sz w:val="16"/>
+          <w:szCs w:val="16"/>
+        </w:rPr>
+        <w:t xml:space="preserve"> </w:t>
+      </w:r>
+    </w:p>
+    <w:p>
+      <w:pPr>
+        <w:spacing w:after="0" w:line="220"/>
+      </w:pPr>
+      <w:r>
+        <w:rPr>
+          <w:rFonts w:ascii="Consolas" w:cs="Consolas" w:eastAsia="Consolas" w:hAnsi="Consolas"/>
+          <w:sz w:val="16"/>
+          <w:szCs w:val="16"/>
+        </w:rPr>
+        <w:t xml:space="preserve">    let btn;</w:t>
+      </w:r>
+    </w:p>
+    <w:p>
+      <w:pPr>
+        <w:spacing w:after="0" w:line="220"/>
+      </w:pPr>
+      <w:r>
+        <w:rPr>
+          <w:rFonts w:ascii="Consolas" w:cs="Consolas" w:eastAsia="Consolas" w:hAnsi="Consolas"/>
+          <w:sz w:val="16"/>
+          <w:szCs w:val="16"/>
+        </w:rPr>
+        <w:t xml:space="preserve">    if (stamped) {</w:t>
+      </w:r>
+    </w:p>
+    <w:p>
+      <w:pPr>
+        <w:spacing w:after="0" w:line="220"/>
+      </w:pPr>
+      <w:r>
+        <w:rPr>
+          <w:rFonts w:ascii="Consolas" w:cs="Consolas" w:eastAsia="Consolas" w:hAnsi="Consolas"/>
+          <w:sz w:val="16"/>
+          <w:szCs w:val="16"/>
+        </w:rPr>
+        <w:t xml:space="preserve">      let lastDiag = 0;</w:t>
+      </w:r>
+    </w:p>
+    <w:p>
+      <w:pPr>
+        <w:spacing w:after="0" w:line="220"/>
+      </w:pPr>
+      <w:r>
+        <w:rPr>
+          <w:rFonts w:ascii="Consolas" w:cs="Consolas" w:eastAsia="Consolas" w:hAnsi="Consolas"/>
+          <w:sz w:val="16"/>
+          <w:szCs w:val="16"/>
+        </w:rPr>
+        <w:t xml:space="preserve">      const found = await waitFor(() =&gt; {</w:t>
+      </w:r>
+    </w:p>
+    <w:p>
+      <w:pPr>
+        <w:spacing w:after="0" w:line="220"/>
+      </w:pPr>
+      <w:r>
+        <w:rPr>
+          <w:rFonts w:ascii="Consolas" w:cs="Consolas" w:eastAsia="Consolas" w:hAnsi="Consolas"/>
+          <w:sz w:val="16"/>
+          <w:szCs w:val="16"/>
+        </w:rPr>
+        <w:t xml:space="preserve">        const mine = [...scanQueueStamps().entries()]</w:t>
+      </w:r>
+    </w:p>
+    <w:p>
+      <w:pPr>
+        <w:spacing w:after="0" w:line="220"/>
+      </w:pPr>
+      <w:r>
+        <w:rPr>
+          <w:rFonts w:ascii="Consolas" w:cs="Consolas" w:eastAsia="Consolas" w:hAnsi="Consolas"/>
+          <w:sz w:val="16"/>
+          <w:szCs w:val="16"/>
+        </w:rPr>
+        <w:t xml:space="preserve">          .map(([stamp, cands]) =&gt; ({ stamp, cands, t: parseStamp(stamp) }))</w:t>
+      </w:r>
+    </w:p>
+    <w:p>
+      <w:pPr>
+        <w:spacing w:after="0" w:line="220"/>
+      </w:pPr>
+      <w:r>
+        <w:rPr>
+          <w:rFonts w:ascii="Consolas" w:cs="Consolas" w:eastAsia="Consolas" w:hAnsi="Consolas"/>
+          <w:sz w:val="16"/>
+          <w:szCs w:val="16"/>
+        </w:rPr>
+        <w:t xml:space="preserve">          .filter(r =&gt; r.t &gt; prevMax)          // only rows our click created</w:t>
+      </w:r>
+    </w:p>
+    <w:p>
+      <w:pPr>
+        <w:spacing w:after="0" w:line="220"/>
+      </w:pPr>
+      <w:r>
+        <w:rPr>
+          <w:rFonts w:ascii="Consolas" w:cs="Consolas" w:eastAsia="Consolas" w:hAnsi="Consolas"/>
+          <w:sz w:val="16"/>
+          <w:szCs w:val="16"/>
+        </w:rPr>
+        <w:t xml:space="preserve">          .sort((a, b) =&gt; b.t - a.t)[0];</w:t>
+      </w:r>
+    </w:p>
+    <w:p>
+      <w:pPr>
+        <w:spacing w:after="0" w:line="220"/>
+      </w:pPr>
+      <w:r>
+        <w:rPr>
+          <w:rFonts w:ascii="Consolas" w:cs="Consolas" w:eastAsia="Consolas" w:hAnsi="Consolas"/>
+          <w:sz w:val="16"/>
+          <w:szCs w:val="16"/>
+        </w:rPr>
+        <w:t xml:space="preserve">        const diag = (msg) =&gt; {</w:t>
+      </w:r>
+    </w:p>
+    <w:p>
+      <w:pPr>
+        <w:spacing w:after="0" w:line="220"/>
+      </w:pPr>
+      <w:r>
+        <w:rPr>
+          <w:rFonts w:ascii="Consolas" w:cs="Consolas" w:eastAsia="Consolas" w:hAnsi="Consolas"/>
+          <w:sz w:val="16"/>
+          <w:szCs w:val="16"/>
+        </w:rPr>
+        <w:t xml:space="preserve">          if (Date.now() - lastDiag &lt; 30000) return;</w:t>
+      </w:r>
+    </w:p>
+    <w:p>
+      <w:pPr>
+        <w:spacing w:after="0" w:line="220"/>
+      </w:pPr>
+      <w:r>
+        <w:rPr>
+          <w:rFonts w:ascii="Consolas" w:cs="Consolas" w:eastAsia="Consolas" w:hAnsi="Consolas"/>
+          <w:sz w:val="16"/>
+          <w:szCs w:val="16"/>
+        </w:rPr>
+        <w:t xml:space="preserve">          lastDiag = Date.now();</w:t>
+      </w:r>
+    </w:p>
+    <w:p>
+      <w:pPr>
+        <w:spacing w:after="0" w:line="220"/>
+      </w:pPr>
+      <w:r>
+        <w:rPr>
+          <w:rFonts w:ascii="Consolas" w:cs="Consolas" w:eastAsia="Consolas" w:hAnsi="Consolas"/>
+          <w:sz w:val="16"/>
+          <w:szCs w:val="16"/>
+        </w:rPr>
+        <w:t xml:space="preserve">          uiLog(`  … waiting ${fmtElapsed(Date.now() - t0)} — ${msg}`);</w:t>
+      </w:r>
+    </w:p>
+    <w:p>
+      <w:pPr>
+        <w:spacing w:after="0" w:line="220"/>
+      </w:pPr>
+      <w:r>
+        <w:rPr>
+          <w:rFonts w:ascii="Consolas" w:cs="Consolas" w:eastAsia="Consolas" w:hAnsi="Consolas"/>
+          <w:sz w:val="16"/>
+          <w:szCs w:val="16"/>
+        </w:rPr>
+        <w:t xml:space="preserve">        };</w:t>
+      </w:r>
+    </w:p>
+    <w:p>
+      <w:pPr>
+        <w:spacing w:after="0" w:line="220"/>
+      </w:pPr>
+      <w:r>
+        <w:rPr>
+          <w:rFonts w:ascii="Consolas" w:cs="Consolas" w:eastAsia="Consolas" w:hAnsi="Consolas"/>
+          <w:sz w:val="16"/>
+          <w:szCs w:val="16"/>
+        </w:rPr>
+        <w:t xml:space="preserve">        if (!mine) { diag('our row has not appeared in the queue yet'); return null; }</w:t>
+      </w:r>
+    </w:p>
+    <w:p>
+      <w:pPr>
+        <w:spacing w:after="0" w:line="220"/>
+      </w:pPr>
+      <w:r>
+        <w:rPr>
+          <w:rFonts w:ascii="Consolas" w:cs="Consolas" w:eastAsia="Consolas" w:hAnsi="Consolas"/>
+          <w:sz w:val="16"/>
+          <w:szCs w:val="16"/>
+        </w:rPr>
+        <w:t xml:space="preserve">        const b = downloadButtonForStamp(mine.cands);</w:t>
+      </w:r>
+    </w:p>
+    <w:p>
+      <w:pPr>
+        <w:spacing w:after="0" w:line="220"/>
+      </w:pPr>
+      <w:r>
+        <w:rPr>
+          <w:rFonts w:ascii="Consolas" w:cs="Consolas" w:eastAsia="Consolas" w:hAnsi="Consolas"/>
+          <w:sz w:val="16"/>
+          <w:szCs w:val="16"/>
+        </w:rPr>
+        <w:t xml:space="preserve">        if (!b) { diag(`our row (${mine.stamp}) is still generating`); return null; }</w:t>
+      </w:r>
+    </w:p>
+    <w:p>
+      <w:pPr>
+        <w:spacing w:after="0" w:line="220"/>
+      </w:pPr>
+      <w:r>
+        <w:rPr>
+          <w:rFonts w:ascii="Consolas" w:cs="Consolas" w:eastAsia="Consolas" w:hAnsi="Consolas"/>
+          <w:sz w:val="16"/>
+          <w:szCs w:val="16"/>
+        </w:rPr>
+        <w:t xml:space="preserve">        return b;</w:t>
+      </w:r>
+    </w:p>
+    <w:p>
+      <w:pPr>
+        <w:spacing w:after="0" w:line="220"/>
+      </w:pPr>
+      <w:r>
+        <w:rPr>
+          <w:rFonts w:ascii="Consolas" w:cs="Consolas" w:eastAsia="Consolas" w:hAnsi="Consolas"/>
+          <w:sz w:val="16"/>
+          <w:szCs w:val="16"/>
+        </w:rPr>
+        <w:t xml:space="preserve">      }, { timeout: QUEUE_TIMEOUT_MS, interval: 900, label: `${tag} queue row` });</w:t>
+      </w:r>
+    </w:p>
+    <w:p>
+      <w:pPr>
+        <w:spacing w:after="0" w:line="220"/>
+      </w:pPr>
+      <w:r>
+        <w:rPr>
+          <w:rFonts w:ascii="Consolas" w:cs="Consolas" w:eastAsia="Consolas" w:hAnsi="Consolas"/>
+          <w:sz w:val="16"/>
+          <w:szCs w:val="16"/>
+        </w:rPr>
+        <w:t xml:space="preserve">      btn = found;</w:t>
       </w:r>
     </w:p>
     <w:p>
@@ -11569,7 +13428,59 @@
           <w:sz w:val="16"/>
           <w:szCs w:val="16"/>
         </w:rPr>
-        <w:t xml:space="preserve">      uiLog(`⚠ Missing ${!transid ? 'transid' : 'session_nonce'} — using Paycom download (default name)`);</w:t>
+        <w:t xml:space="preserve">      await waitFor(() =&gt; getDownloadButtons().length &gt; initial, {</w:t>
+      </w:r>
+    </w:p>
+    <w:p>
+      <w:pPr>
+        <w:spacing w:after="0" w:line="220"/>
+      </w:pPr>
+      <w:r>
+        <w:rPr>
+          <w:rFonts w:ascii="Consolas" w:cs="Consolas" w:eastAsia="Consolas" w:hAnsi="Consolas"/>
+          <w:sz w:val="16"/>
+          <w:szCs w:val="16"/>
+        </w:rPr>
+        <w:t xml:space="preserve">        timeout: QUEUE_TIMEOUT_MS, interval: 800, label: `${tag} Download button`,</w:t>
+      </w:r>
+    </w:p>
+    <w:p>
+      <w:pPr>
+        <w:spacing w:after="0" w:line="220"/>
+      </w:pPr>
+      <w:r>
+        <w:rPr>
+          <w:rFonts w:ascii="Consolas" w:cs="Consolas" w:eastAsia="Consolas" w:hAnsi="Consolas"/>
+          <w:sz w:val="16"/>
+          <w:szCs w:val="16"/>
+        </w:rPr>
+        <w:t xml:space="preserve">      });</w:t>
+      </w:r>
+    </w:p>
+    <w:p>
+      <w:pPr>
+        <w:spacing w:after="0" w:line="220"/>
+      </w:pPr>
+      <w:r>
+        <w:rPr>
+          <w:rFonts w:ascii="Consolas" w:cs="Consolas" w:eastAsia="Consolas" w:hAnsi="Consolas"/>
+          <w:sz w:val="16"/>
+          <w:szCs w:val="16"/>
+        </w:rPr>
+        <w:t xml:space="preserve">      btn = getDownloadButtons().sort((a, b) =&gt; a.getBoundingClientRect().top - b.getBoundingClientRect().top)[0];</w:t>
+      </w:r>
+    </w:p>
+    <w:p>
+      <w:pPr>
+        <w:spacing w:after="0" w:line="220"/>
+      </w:pPr>
+      <w:r>
+        <w:rPr>
+          <w:rFonts w:ascii="Consolas" w:cs="Consolas" w:eastAsia="Consolas" w:hAnsi="Consolas"/>
+          <w:sz w:val="16"/>
+          <w:szCs w:val="16"/>
+        </w:rPr>
+        <w:t xml:space="preserve">      if (!btn) throw new Error(`${tag}: No Download button found`);</w:t>
       </w:r>
     </w:p>
     <w:p>
@@ -11595,45 +13506,6 @@
           <w:sz w:val="16"/>
           <w:szCs w:val="16"/>
         </w:rPr>
-        <w:t xml:space="preserve">    uiLog('  ↓ falling back to Paycom\'s own Download button (file keeps Paycom\'s default name)');</w:t>
-      </w:r>
-    </w:p>
-    <w:p>
-      <w:pPr>
-        <w:spacing w:after="0" w:line="220"/>
-      </w:pPr>
-      <w:r>
-        <w:rPr>
-          <w:rFonts w:ascii="Consolas" w:cs="Consolas" w:eastAsia="Consolas" w:hAnsi="Consolas"/>
-          <w:sz w:val="16"/>
-          <w:szCs w:val="16"/>
-        </w:rPr>
-        <w:t xml:space="preserve">    clickEl(btn); // fallback: Paycom's own download (default filename)</w:t>
-      </w:r>
-    </w:p>
-    <w:p>
-      <w:pPr>
-        <w:spacing w:after="0" w:line="220"/>
-      </w:pPr>
-      <w:r>
-        <w:rPr>
-          <w:rFonts w:ascii="Consolas" w:cs="Consolas" w:eastAsia="Consolas" w:hAnsi="Consolas"/>
-          <w:sz w:val="16"/>
-          <w:szCs w:val="16"/>
-        </w:rPr>
-        <w:t xml:space="preserve">  }</w:t>
-      </w:r>
-    </w:p>
-    <w:p>
-      <w:pPr>
-        <w:spacing w:after="0" w:line="220"/>
-      </w:pPr>
-      <w:r>
-        <w:rPr>
-          <w:rFonts w:ascii="Consolas" w:cs="Consolas" w:eastAsia="Consolas" w:hAnsi="Consolas"/>
-          <w:sz w:val="16"/>
-          <w:szCs w:val="16"/>
-        </w:rPr>
         <w:t xml:space="preserve"> </w:t>
       </w:r>
     </w:p>
@@ -11647,942 +13519,6 @@
           <w:sz w:val="16"/>
           <w:szCs w:val="16"/>
         </w:rPr>
-        <w:t xml:space="preserve">  // Is there any XLSX/XLS output control on this form at all? (Some fixed-format</w:t>
-      </w:r>
-    </w:p>
-    <w:p>
-      <w:pPr>
-        <w:spacing w:after="0" w:line="220"/>
-      </w:pPr>
-      <w:r>
-        <w:rPr>
-          <w:rFonts w:ascii="Consolas" w:cs="Consolas" w:eastAsia="Consolas" w:hAnsi="Consolas"/>
-          <w:sz w:val="16"/>
-          <w:szCs w:val="16"/>
-        </w:rPr>
-        <w:t xml:space="preserve">  // pages have none — those generate XLSX regardless and must not be blocked.)</w:t>
-      </w:r>
-    </w:p>
-    <w:p>
-      <w:pPr>
-        <w:spacing w:after="0" w:line="220"/>
-      </w:pPr>
-      <w:r>
-        <w:rPr>
-          <w:rFonts w:ascii="Consolas" w:cs="Consolas" w:eastAsia="Consolas" w:hAnsi="Consolas"/>
-          <w:sz w:val="16"/>
-          <w:szCs w:val="16"/>
-        </w:rPr>
-        <w:t xml:space="preserve">  const hasExcelOutputControl = () =&gt;</w:t>
-      </w:r>
-    </w:p>
-    <w:p>
-      <w:pPr>
-        <w:spacing w:after="0" w:line="220"/>
-      </w:pPr>
-      <w:r>
-        <w:rPr>
-          <w:rFonts w:ascii="Consolas" w:cs="Consolas" w:eastAsia="Consolas" w:hAnsi="Consolas"/>
-          <w:sz w:val="16"/>
-          <w:szCs w:val="16"/>
-        </w:rPr>
-        <w:t xml:space="preserve">    !!(outputRowFor('xlsx') || outputRowFor('xls') || slugOutputRadio('xlsx') || slugOutputRadio('xls'));</w:t>
-      </w:r>
-    </w:p>
-    <w:p>
-      <w:pPr>
-        <w:spacing w:after="0" w:line="220"/>
-      </w:pPr>
-      <w:r>
-        <w:rPr>
-          <w:rFonts w:ascii="Consolas" w:cs="Consolas" w:eastAsia="Consolas" w:hAnsi="Consolas"/>
-          <w:sz w:val="16"/>
-          <w:szCs w:val="16"/>
-        </w:rPr>
-        <w:t xml:space="preserve"> </w:t>
-      </w:r>
-    </w:p>
-    <w:p>
-      <w:pPr>
-        <w:spacing w:after="0" w:line="220"/>
-      </w:pPr>
-      <w:r>
-        <w:rPr>
-          <w:rFonts w:ascii="Consolas" w:cs="Consolas" w:eastAsia="Consolas" w:hAnsi="Consolas"/>
-          <w:sz w:val="16"/>
-          <w:szCs w:val="16"/>
-        </w:rPr>
-        <w:t xml:space="preserve">  // Set Output Format LAST — right before Generate. "Select All" employees and</w:t>
-      </w:r>
-    </w:p>
-    <w:p>
-      <w:pPr>
-        <w:spacing w:after="0" w:line="220"/>
-      </w:pPr>
-      <w:r>
-        <w:rPr>
-          <w:rFonts w:ascii="Consolas" w:cs="Consolas" w:eastAsia="Consolas" w:hAnsi="Consolas"/>
-          <w:sz w:val="16"/>
-          <w:szCs w:val="16"/>
-        </w:rPr>
-        <w:t xml:space="preserve">  // date changes re-render the form and reset Output Format back to HTML.</w:t>
-      </w:r>
-    </w:p>
-    <w:p>
-      <w:pPr>
-        <w:spacing w:after="0" w:line="220"/>
-      </w:pPr>
-      <w:r>
-        <w:rPr>
-          <w:rFonts w:ascii="Consolas" w:cs="Consolas" w:eastAsia="Consolas" w:hAnsi="Consolas"/>
-          <w:sz w:val="16"/>
-          <w:szCs w:val="16"/>
-        </w:rPr>
-        <w:t xml:space="preserve">  // On slow forms (Employee Punch Change, 395 employees) that re-render can</w:t>
-      </w:r>
-    </w:p>
-    <w:p>
-      <w:pPr>
-        <w:spacing w:after="0" w:line="220"/>
-      </w:pPr>
-      <w:r>
-        <w:rPr>
-          <w:rFonts w:ascii="Consolas" w:cs="Consolas" w:eastAsia="Consolas" w:hAnsi="Consolas"/>
-          <w:sz w:val="16"/>
-          <w:szCs w:val="16"/>
-        </w:rPr>
-        <w:t xml:space="preserve">  // land AFTER a one-shot set + check, so LOCK the format: set, settle, and</w:t>
-      </w:r>
-    </w:p>
-    <w:p>
-      <w:pPr>
-        <w:spacing w:after="0" w:line="220"/>
-      </w:pPr>
-      <w:r>
-        <w:rPr>
-          <w:rFonts w:ascii="Consolas" w:cs="Consolas" w:eastAsia="Consolas" w:hAnsi="Consolas"/>
-          <w:sz w:val="16"/>
-          <w:szCs w:val="16"/>
-        </w:rPr>
-        <w:t xml:space="preserve">  // re-verify until XLSX survives the settle window. Generating in HTML is</w:t>
-      </w:r>
-    </w:p>
-    <w:p>
-      <w:pPr>
-        <w:spacing w:after="0" w:line="220"/>
-      </w:pPr>
-      <w:r>
-        <w:rPr>
-          <w:rFonts w:ascii="Consolas" w:cs="Consolas" w:eastAsia="Consolas" w:hAnsi="Consolas"/>
-          <w:sz w:val="16"/>
-          <w:szCs w:val="16"/>
-        </w:rPr>
-        <w:t xml:space="preserve">  // never acceptable — Paycom redirects HTML reports to a view page, which</w:t>
-      </w:r>
-    </w:p>
-    <w:p>
-      <w:pPr>
-        <w:spacing w:after="0" w:line="220"/>
-      </w:pPr>
-      <w:r>
-        <w:rPr>
-          <w:rFonts w:ascii="Consolas" w:cs="Consolas" w:eastAsia="Consolas" w:hAnsi="Consolas"/>
-          <w:sz w:val="16"/>
-          <w:szCs w:val="16"/>
-        </w:rPr>
-        <w:t xml:space="preserve">  // derails the whole queue — so if we can't lock XLSX, skip this report.</w:t>
-      </w:r>
-    </w:p>
-    <w:p>
-      <w:pPr>
-        <w:spacing w:after="0" w:line="220"/>
-      </w:pPr>
-      <w:r>
-        <w:rPr>
-          <w:rFonts w:ascii="Consolas" w:cs="Consolas" w:eastAsia="Consolas" w:hAnsi="Consolas"/>
-          <w:sz w:val="16"/>
-          <w:szCs w:val="16"/>
-        </w:rPr>
-        <w:t xml:space="preserve">  async function lockExcelOutput(tag) {</w:t>
-      </w:r>
-    </w:p>
-    <w:p>
-      <w:pPr>
-        <w:spacing w:after="0" w:line="220"/>
-      </w:pPr>
-      <w:r>
-        <w:rPr>
-          <w:rFonts w:ascii="Consolas" w:cs="Consolas" w:eastAsia="Consolas" w:hAnsi="Consolas"/>
-          <w:sz w:val="16"/>
-          <w:szCs w:val="16"/>
-        </w:rPr>
-        <w:t xml:space="preserve">    if (hasExcelOutputControl()) {</w:t>
-      </w:r>
-    </w:p>
-    <w:p>
-      <w:pPr>
-        <w:spacing w:after="0" w:line="220"/>
-      </w:pPr>
-      <w:r>
-        <w:rPr>
-          <w:rFonts w:ascii="Consolas" w:cs="Consolas" w:eastAsia="Consolas" w:hAnsi="Consolas"/>
-          <w:sz w:val="16"/>
-          <w:szCs w:val="16"/>
-        </w:rPr>
-        <w:t xml:space="preserve">      let locked = false;</w:t>
-      </w:r>
-    </w:p>
-    <w:p>
-      <w:pPr>
-        <w:spacing w:after="0" w:line="220"/>
-      </w:pPr>
-      <w:r>
-        <w:rPr>
-          <w:rFonts w:ascii="Consolas" w:cs="Consolas" w:eastAsia="Consolas" w:hAnsi="Consolas"/>
-          <w:sz w:val="16"/>
-          <w:szCs w:val="16"/>
-        </w:rPr>
-        <w:t xml:space="preserve">      for (let i = 0; i &lt; 5 &amp;&amp; !locked; i++) {</w:t>
-      </w:r>
-    </w:p>
-    <w:p>
-      <w:pPr>
-        <w:spacing w:after="0" w:line="220"/>
-      </w:pPr>
-      <w:r>
-        <w:rPr>
-          <w:rFonts w:ascii="Consolas" w:cs="Consolas" w:eastAsia="Consolas" w:hAnsi="Consolas"/>
-          <w:sz w:val="16"/>
-          <w:szCs w:val="16"/>
-        </w:rPr>
-        <w:t xml:space="preserve">        selectOutputFormat();</w:t>
-      </w:r>
-    </w:p>
-    <w:p>
-      <w:pPr>
-        <w:spacing w:after="0" w:line="220"/>
-      </w:pPr>
-      <w:r>
-        <w:rPr>
-          <w:rFonts w:ascii="Consolas" w:cs="Consolas" w:eastAsia="Consolas" w:hAnsi="Consolas"/>
-          <w:sz w:val="16"/>
-          <w:szCs w:val="16"/>
-        </w:rPr>
-        <w:t xml:space="preserve">        await sleep(400);</w:t>
-      </w:r>
-    </w:p>
-    <w:p>
-      <w:pPr>
-        <w:spacing w:after="0" w:line="220"/>
-      </w:pPr>
-      <w:r>
-        <w:rPr>
-          <w:rFonts w:ascii="Consolas" w:cs="Consolas" w:eastAsia="Consolas" w:hAnsi="Consolas"/>
-          <w:sz w:val="16"/>
-          <w:szCs w:val="16"/>
-        </w:rPr>
-        <w:t xml:space="preserve">        if (isExcelSelected()) {</w:t>
-      </w:r>
-    </w:p>
-    <w:p>
-      <w:pPr>
-        <w:spacing w:after="0" w:line="220"/>
-      </w:pPr>
-      <w:r>
-        <w:rPr>
-          <w:rFonts w:ascii="Consolas" w:cs="Consolas" w:eastAsia="Consolas" w:hAnsi="Consolas"/>
-          <w:sz w:val="16"/>
-          <w:szCs w:val="16"/>
-        </w:rPr>
-        <w:t xml:space="preserve">          await sleep(700); // survive a late re-render</w:t>
-      </w:r>
-    </w:p>
-    <w:p>
-      <w:pPr>
-        <w:spacing w:after="0" w:line="220"/>
-      </w:pPr>
-      <w:r>
-        <w:rPr>
-          <w:rFonts w:ascii="Consolas" w:cs="Consolas" w:eastAsia="Consolas" w:hAnsi="Consolas"/>
-          <w:sz w:val="16"/>
-          <w:szCs w:val="16"/>
-        </w:rPr>
-        <w:t xml:space="preserve">          locked = isExcelSelected();</w:t>
-      </w:r>
-    </w:p>
-    <w:p>
-      <w:pPr>
-        <w:spacing w:after="0" w:line="220"/>
-      </w:pPr>
-      <w:r>
-        <w:rPr>
-          <w:rFonts w:ascii="Consolas" w:cs="Consolas" w:eastAsia="Consolas" w:hAnsi="Consolas"/>
-          <w:sz w:val="16"/>
-          <w:szCs w:val="16"/>
-        </w:rPr>
-        <w:t xml:space="preserve">        }</w:t>
-      </w:r>
-    </w:p>
-    <w:p>
-      <w:pPr>
-        <w:spacing w:after="0" w:line="220"/>
-      </w:pPr>
-      <w:r>
-        <w:rPr>
-          <w:rFonts w:ascii="Consolas" w:cs="Consolas" w:eastAsia="Consolas" w:hAnsi="Consolas"/>
-          <w:sz w:val="16"/>
-          <w:szCs w:val="16"/>
-        </w:rPr>
-        <w:t xml:space="preserve">        if (!locked) log(`Excel not locked yet (try ${i + 1}/5)`);</w:t>
-      </w:r>
-    </w:p>
-    <w:p>
-      <w:pPr>
-        <w:spacing w:after="0" w:line="220"/>
-      </w:pPr>
-      <w:r>
-        <w:rPr>
-          <w:rFonts w:ascii="Consolas" w:cs="Consolas" w:eastAsia="Consolas" w:hAnsi="Consolas"/>
-          <w:sz w:val="16"/>
-          <w:szCs w:val="16"/>
-        </w:rPr>
-        <w:t xml:space="preserve">      }</w:t>
-      </w:r>
-    </w:p>
-    <w:p>
-      <w:pPr>
-        <w:spacing w:after="0" w:line="220"/>
-      </w:pPr>
-      <w:r>
-        <w:rPr>
-          <w:rFonts w:ascii="Consolas" w:cs="Consolas" w:eastAsia="Consolas" w:hAnsi="Consolas"/>
-          <w:sz w:val="16"/>
-          <w:szCs w:val="16"/>
-        </w:rPr>
-        <w:t xml:space="preserve">      if (!locked) throw new Error(`${tag}: could not lock XLSX output format (form keeps reverting)`);</w:t>
-      </w:r>
-    </w:p>
-    <w:p>
-      <w:pPr>
-        <w:spacing w:after="0" w:line="220"/>
-      </w:pPr>
-      <w:r>
-        <w:rPr>
-          <w:rFonts w:ascii="Consolas" w:cs="Consolas" w:eastAsia="Consolas" w:hAnsi="Consolas"/>
-          <w:sz w:val="16"/>
-          <w:szCs w:val="16"/>
-        </w:rPr>
-        <w:t xml:space="preserve">    } else {</w:t>
-      </w:r>
-    </w:p>
-    <w:p>
-      <w:pPr>
-        <w:spacing w:after="0" w:line="220"/>
-      </w:pPr>
-      <w:r>
-        <w:rPr>
-          <w:rFonts w:ascii="Consolas" w:cs="Consolas" w:eastAsia="Consolas" w:hAnsi="Consolas"/>
-          <w:sz w:val="16"/>
-          <w:szCs w:val="16"/>
-        </w:rPr>
-        <w:t xml:space="preserve">      selectOutputFormat(); // logs a WARN; fixed-format pages proceed fine</w:t>
-      </w:r>
-    </w:p>
-    <w:p>
-      <w:pPr>
-        <w:spacing w:after="0" w:line="220"/>
-      </w:pPr>
-      <w:r>
-        <w:rPr>
-          <w:rFonts w:ascii="Consolas" w:cs="Consolas" w:eastAsia="Consolas" w:hAnsi="Consolas"/>
-          <w:sz w:val="16"/>
-          <w:szCs w:val="16"/>
-        </w:rPr>
-        <w:t xml:space="preserve">      await sleep(300);</w:t>
-      </w:r>
-    </w:p>
-    <w:p>
-      <w:pPr>
-        <w:spacing w:after="0" w:line="220"/>
-      </w:pPr>
-      <w:r>
-        <w:rPr>
-          <w:rFonts w:ascii="Consolas" w:cs="Consolas" w:eastAsia="Consolas" w:hAnsi="Consolas"/>
-          <w:sz w:val="16"/>
-          <w:szCs w:val="16"/>
-        </w:rPr>
-        <w:t xml:space="preserve">    }</w:t>
-      </w:r>
-    </w:p>
-    <w:p>
-      <w:pPr>
-        <w:spacing w:after="0" w:line="220"/>
-      </w:pPr>
-      <w:r>
-        <w:rPr>
-          <w:rFonts w:ascii="Consolas" w:cs="Consolas" w:eastAsia="Consolas" w:hAnsi="Consolas"/>
-          <w:sz w:val="16"/>
-          <w:szCs w:val="16"/>
-        </w:rPr>
-        <w:t xml:space="preserve">  }</w:t>
-      </w:r>
-    </w:p>
-    <w:p>
-      <w:pPr>
-        <w:spacing w:after="0" w:line="220"/>
-      </w:pPr>
-      <w:r>
-        <w:rPr>
-          <w:rFonts w:ascii="Consolas" w:cs="Consolas" w:eastAsia="Consolas" w:hAnsi="Consolas"/>
-          <w:sz w:val="16"/>
-          <w:szCs w:val="16"/>
-        </w:rPr>
-        <w:t xml:space="preserve"> </w:t>
-      </w:r>
-    </w:p>
-    <w:p>
-      <w:pPr>
-        <w:spacing w:after="0" w:line="220"/>
-      </w:pPr>
-      <w:r>
-        <w:rPr>
-          <w:rFonts w:ascii="Consolas" w:cs="Consolas" w:eastAsia="Consolas" w:hAnsi="Consolas"/>
-          <w:sz w:val="16"/>
-          <w:szCs w:val="16"/>
-        </w:rPr>
-        <w:t xml:space="preserve">  // Click Generate with a FINAL fully-synchronous format assert — no awaits</w:t>
-      </w:r>
-    </w:p>
-    <w:p>
-      <w:pPr>
-        <w:spacing w:after="0" w:line="220"/>
-      </w:pPr>
-      <w:r>
-        <w:rPr>
-          <w:rFonts w:ascii="Consolas" w:cs="Consolas" w:eastAsia="Consolas" w:hAnsi="Consolas"/>
-          <w:sz w:val="16"/>
-          <w:szCs w:val="16"/>
-        </w:rPr>
-        <w:t xml:space="preserve">  // between the check and the click, so no async re-render can flip the format</w:t>
-      </w:r>
-    </w:p>
-    <w:p>
-      <w:pPr>
-        <w:spacing w:after="0" w:line="220"/>
-      </w:pPr>
-      <w:r>
-        <w:rPr>
-          <w:rFonts w:ascii="Consolas" w:cs="Consolas" w:eastAsia="Consolas" w:hAnsi="Consolas"/>
-          <w:sz w:val="16"/>
-          <w:szCs w:val="16"/>
-        </w:rPr>
-        <w:t xml:space="preserve">  // back to HTML in between.</w:t>
-      </w:r>
-    </w:p>
-    <w:p>
-      <w:pPr>
-        <w:spacing w:after="0" w:line="220"/>
-      </w:pPr>
-      <w:r>
-        <w:rPr>
-          <w:rFonts w:ascii="Consolas" w:cs="Consolas" w:eastAsia="Consolas" w:hAnsi="Consolas"/>
-          <w:sz w:val="16"/>
-          <w:szCs w:val="16"/>
-        </w:rPr>
-        <w:t xml:space="preserve">  function clickGenerateAsserted(tag, gen) {</w:t>
-      </w:r>
-    </w:p>
-    <w:p>
-      <w:pPr>
-        <w:spacing w:after="0" w:line="220"/>
-      </w:pPr>
-      <w:r>
-        <w:rPr>
-          <w:rFonts w:ascii="Consolas" w:cs="Consolas" w:eastAsia="Consolas" w:hAnsi="Consolas"/>
-          <w:sz w:val="16"/>
-          <w:szCs w:val="16"/>
-        </w:rPr>
-        <w:t xml:space="preserve">    if (hasExcelOutputControl() &amp;&amp; !isExcelSelected()) {</w:t>
-      </w:r>
-    </w:p>
-    <w:p>
-      <w:pPr>
-        <w:spacing w:after="0" w:line="220"/>
-      </w:pPr>
-      <w:r>
-        <w:rPr>
-          <w:rFonts w:ascii="Consolas" w:cs="Consolas" w:eastAsia="Consolas" w:hAnsi="Consolas"/>
-          <w:sz w:val="16"/>
-          <w:szCs w:val="16"/>
-        </w:rPr>
-        <w:t xml:space="preserve">      selectOutputFormat();</w:t>
-      </w:r>
-    </w:p>
-    <w:p>
-      <w:pPr>
-        <w:spacing w:after="0" w:line="220"/>
-      </w:pPr>
-      <w:r>
-        <w:rPr>
-          <w:rFonts w:ascii="Consolas" w:cs="Consolas" w:eastAsia="Consolas" w:hAnsi="Consolas"/>
-          <w:sz w:val="16"/>
-          <w:szCs w:val="16"/>
-        </w:rPr>
-        <w:t xml:space="preserve">      if (!isExcelSelected()) throw new Error(`${tag}: XLSX reverted right before Generate — skipped to avoid an HTML run`);</w:t>
-      </w:r>
-    </w:p>
-    <w:p>
-      <w:pPr>
-        <w:spacing w:after="0" w:line="220"/>
-      </w:pPr>
-      <w:r>
-        <w:rPr>
-          <w:rFonts w:ascii="Consolas" w:cs="Consolas" w:eastAsia="Consolas" w:hAnsi="Consolas"/>
-          <w:sz w:val="16"/>
-          <w:szCs w:val="16"/>
-        </w:rPr>
-        <w:t xml:space="preserve">    }</w:t>
-      </w:r>
-    </w:p>
-    <w:p>
-      <w:pPr>
-        <w:spacing w:after="0" w:line="220"/>
-      </w:pPr>
-      <w:r>
-        <w:rPr>
-          <w:rFonts w:ascii="Consolas" w:cs="Consolas" w:eastAsia="Consolas" w:hAnsi="Consolas"/>
-          <w:sz w:val="16"/>
-          <w:szCs w:val="16"/>
-        </w:rPr>
-        <w:t xml:space="preserve">    clickEl(gen);</w:t>
-      </w:r>
-    </w:p>
-    <w:p>
-      <w:pPr>
-        <w:spacing w:after="0" w:line="220"/>
-      </w:pPr>
-      <w:r>
-        <w:rPr>
-          <w:rFonts w:ascii="Consolas" w:cs="Consolas" w:eastAsia="Consolas" w:hAnsi="Consolas"/>
-          <w:sz w:val="16"/>
-          <w:szCs w:val="16"/>
-        </w:rPr>
-        <w:t xml:space="preserve">  }</w:t>
-      </w:r>
-    </w:p>
-    <w:p>
-      <w:pPr>
-        <w:spacing w:after="0" w:line="220"/>
-      </w:pPr>
-      <w:r>
-        <w:rPr>
-          <w:rFonts w:ascii="Consolas" w:cs="Consolas" w:eastAsia="Consolas" w:hAnsi="Consolas"/>
-          <w:sz w:val="16"/>
-          <w:szCs w:val="16"/>
-        </w:rPr>
-        <w:t xml:space="preserve"> </w:t>
-      </w:r>
-    </w:p>
-    <w:p>
-      <w:pPr>
-        <w:spacing w:after="0" w:line="220"/>
-      </w:pPr>
-      <w:r>
-        <w:rPr>
-          <w:rFonts w:ascii="Consolas" w:cs="Consolas" w:eastAsia="Consolas" w:hAnsi="Consolas"/>
-          <w:sz w:val="16"/>
-          <w:szCs w:val="16"/>
-        </w:rPr>
-        <w:t xml:space="preserve">  // How long we let ONE report sit in Paycom's queue before giving up.</w:t>
-      </w:r>
-    </w:p>
-    <w:p>
-      <w:pPr>
-        <w:spacing w:after="0" w:line="220"/>
-      </w:pPr>
-      <w:r>
-        <w:rPr>
-          <w:rFonts w:ascii="Consolas" w:cs="Consolas" w:eastAsia="Consolas" w:hAnsi="Consolas"/>
-          <w:sz w:val="16"/>
-          <w:szCs w:val="16"/>
-        </w:rPr>
-        <w:t xml:space="preserve">  // Measured end-to-end (generate → file on disk) on STAVE DELIVERY:</w:t>
-      </w:r>
-    </w:p>
-    <w:p>
-      <w:pPr>
-        <w:spacing w:after="0" w:line="220"/>
-      </w:pPr>
-      <w:r>
-        <w:rPr>
-          <w:rFonts w:ascii="Consolas" w:cs="Consolas" w:eastAsia="Consolas" w:hAnsi="Consolas"/>
-          <w:sz w:val="16"/>
-          <w:szCs w:val="16"/>
-        </w:rPr>
-        <w:t xml:space="preserve">  //   Prior Payroll 2023 —  9,674 rows / 21 MB — ~2 min</w:t>
-      </w:r>
-    </w:p>
-    <w:p>
-      <w:pPr>
-        <w:spacing w:after="0" w:line="220"/>
-      </w:pPr>
-      <w:r>
-        <w:rPr>
-          <w:rFonts w:ascii="Consolas" w:cs="Consolas" w:eastAsia="Consolas" w:hAnsi="Consolas"/>
-          <w:sz w:val="16"/>
-          <w:szCs w:val="16"/>
-        </w:rPr>
-        <w:t xml:space="preserve">  //   Prior Payroll 2024 — 14,760 rows / 33 MB — ~10 min</w:t>
-      </w:r>
-    </w:p>
-    <w:p>
-      <w:pPr>
-        <w:spacing w:after="0" w:line="220"/>
-      </w:pPr>
-      <w:r>
-        <w:rPr>
-          <w:rFonts w:ascii="Consolas" w:cs="Consolas" w:eastAsia="Consolas" w:hAnsi="Consolas"/>
-          <w:sz w:val="16"/>
-          <w:szCs w:val="16"/>
-        </w:rPr>
-        <w:t xml:space="preserve">  // Row count rose 1.5x but the wait rose 5x, so the cost is strongly</w:t>
-      </w:r>
-    </w:p>
-    <w:p>
-      <w:pPr>
-        <w:spacing w:after="0" w:line="220"/>
-      </w:pPr>
-      <w:r>
-        <w:rPr>
-          <w:rFonts w:ascii="Consolas" w:cs="Consolas" w:eastAsia="Consolas" w:hAnsi="Consolas"/>
-          <w:sz w:val="16"/>
-          <w:szCs w:val="16"/>
-        </w:rPr>
-        <w:t xml:space="preserve">  // super-linear: a bigger client or a bigger year can plausibly exceed 30 min</w:t>
-      </w:r>
-    </w:p>
-    <w:p>
-      <w:pPr>
-        <w:spacing w:after="0" w:line="220"/>
-      </w:pPr>
-      <w:r>
-        <w:rPr>
-          <w:rFonts w:ascii="Consolas" w:cs="Consolas" w:eastAsia="Consolas" w:hAnsi="Consolas"/>
-          <w:sz w:val="16"/>
-          <w:szCs w:val="16"/>
-        </w:rPr>
-        <w:t xml:space="preserve">  // even though the report itself would have finished fine. Timing out on a</w:t>
-      </w:r>
-    </w:p>
-    <w:p>
-      <w:pPr>
-        <w:spacing w:after="0" w:line="220"/>
-      </w:pPr>
-      <w:r>
-        <w:rPr>
-          <w:rFonts w:ascii="Consolas" w:cs="Consolas" w:eastAsia="Consolas" w:hAnsi="Consolas"/>
-          <w:sz w:val="16"/>
-          <w:szCs w:val="16"/>
-        </w:rPr>
-        <w:t xml:space="preserve">  // report Paycom IS still building is the worst outcome — it throws away the</w:t>
-      </w:r>
-    </w:p>
-    <w:p>
-      <w:pPr>
-        <w:spacing w:after="0" w:line="220"/>
-      </w:pPr>
-      <w:r>
-        <w:rPr>
-          <w:rFonts w:ascii="Consolas" w:cs="Consolas" w:eastAsia="Consolas" w:hAnsi="Consolas"/>
-          <w:sz w:val="16"/>
-          <w:szCs w:val="16"/>
-        </w:rPr>
-        <w:t xml:space="preserve">  // work and the queue slot — so allow 45.</w:t>
-      </w:r>
-    </w:p>
-    <w:p>
-      <w:pPr>
-        <w:spacing w:after="0" w:line="220"/>
-      </w:pPr>
-      <w:r>
-        <w:rPr>
-          <w:rFonts w:ascii="Consolas" w:cs="Consolas" w:eastAsia="Consolas" w:hAnsi="Consolas"/>
-          <w:sz w:val="16"/>
-          <w:szCs w:val="16"/>
-        </w:rPr>
-        <w:t xml:space="preserve">  const QUEUE_TIMEOUT_MS = 45 * 60 * 1000;</w:t>
-      </w:r>
-    </w:p>
-    <w:p>
-      <w:pPr>
-        <w:spacing w:after="0" w:line="220"/>
-      </w:pPr>
-      <w:r>
-        <w:rPr>
-          <w:rFonts w:ascii="Consolas" w:cs="Consolas" w:eastAsia="Consolas" w:hAnsi="Consolas"/>
-          <w:sz w:val="16"/>
-          <w:szCs w:val="16"/>
-        </w:rPr>
-        <w:t xml:space="preserve"> </w:t>
-      </w:r>
-    </w:p>
-    <w:p>
-      <w:pPr>
-        <w:spacing w:after="0" w:line="220"/>
-      </w:pPr>
-      <w:r>
-        <w:rPr>
-          <w:rFonts w:ascii="Consolas" w:cs="Consolas" w:eastAsia="Consolas" w:hAnsi="Consolas"/>
-          <w:sz w:val="16"/>
-          <w:szCs w:val="16"/>
-        </w:rPr>
-        <w:t xml:space="preserve">  // Human-readable elapsed time for the timing log ("9m 37s").</w:t>
-      </w:r>
-    </w:p>
-    <w:p>
-      <w:pPr>
-        <w:spacing w:after="0" w:line="220"/>
-      </w:pPr>
-      <w:r>
-        <w:rPr>
-          <w:rFonts w:ascii="Consolas" w:cs="Consolas" w:eastAsia="Consolas" w:hAnsi="Consolas"/>
-          <w:sz w:val="16"/>
-          <w:szCs w:val="16"/>
-        </w:rPr>
-        <w:t xml:space="preserve">  function fmtElapsed(ms) {</w:t>
-      </w:r>
-    </w:p>
-    <w:p>
-      <w:pPr>
-        <w:spacing w:after="0" w:line="220"/>
-      </w:pPr>
-      <w:r>
-        <w:rPr>
-          <w:rFonts w:ascii="Consolas" w:cs="Consolas" w:eastAsia="Consolas" w:hAnsi="Consolas"/>
-          <w:sz w:val="16"/>
-          <w:szCs w:val="16"/>
-        </w:rPr>
-        <w:t xml:space="preserve">    const s = Math.round(ms / 1000);</w:t>
-      </w:r>
-    </w:p>
-    <w:p>
-      <w:pPr>
-        <w:spacing w:after="0" w:line="220"/>
-      </w:pPr>
-      <w:r>
-        <w:rPr>
-          <w:rFonts w:ascii="Consolas" w:cs="Consolas" w:eastAsia="Consolas" w:hAnsi="Consolas"/>
-          <w:sz w:val="16"/>
-          <w:szCs w:val="16"/>
-        </w:rPr>
-        <w:t xml:space="preserve">    return s &lt; 60 ? `${s}s` : `${Math.floor(s / 60)}m ${String(s % 60).padStart(2, '0')}s`;</w:t>
-      </w:r>
-    </w:p>
-    <w:p>
-      <w:pPr>
-        <w:spacing w:after="0" w:line="220"/>
-      </w:pPr>
-      <w:r>
-        <w:rPr>
-          <w:rFonts w:ascii="Consolas" w:cs="Consolas" w:eastAsia="Consolas" w:hAnsi="Consolas"/>
-          <w:sz w:val="16"/>
-          <w:szCs w:val="16"/>
-        </w:rPr>
-        <w:t xml:space="preserve">  }</w:t>
-      </w:r>
-    </w:p>
-    <w:p>
-      <w:pPr>
-        <w:spacing w:after="0" w:line="220"/>
-      </w:pPr>
-      <w:r>
-        <w:rPr>
-          <w:rFonts w:ascii="Consolas" w:cs="Consolas" w:eastAsia="Consolas" w:hAnsi="Consolas"/>
-          <w:sz w:val="16"/>
-          <w:szCs w:val="16"/>
-        </w:rPr>
-        <w:t xml:space="preserve"> </w:t>
-      </w:r>
-    </w:p>
-    <w:p>
-      <w:pPr>
-        <w:spacing w:after="0" w:line="220"/>
-      </w:pPr>
-      <w:r>
-        <w:rPr>
-          <w:rFonts w:ascii="Consolas" w:cs="Consolas" w:eastAsia="Consolas" w:hAnsi="Consolas"/>
-          <w:sz w:val="16"/>
-          <w:szCs w:val="16"/>
-        </w:rPr>
-        <w:t xml:space="preserve">  async function generateAndDownload(tag, baseName) {</w:t>
-      </w:r>
-    </w:p>
-    <w:p>
-      <w:pPr>
-        <w:spacing w:after="0" w:line="220"/>
-      </w:pPr>
-      <w:r>
-        <w:rPr>
-          <w:rFonts w:ascii="Consolas" w:cs="Consolas" w:eastAsia="Consolas" w:hAnsi="Consolas"/>
-          <w:sz w:val="16"/>
-          <w:szCs w:val="16"/>
-        </w:rPr>
-        <w:t xml:space="preserve">    await lockExcelOutput(tag);</w:t>
-      </w:r>
-    </w:p>
-    <w:p>
-      <w:pPr>
-        <w:spacing w:after="0" w:line="220"/>
-      </w:pPr>
-      <w:r>
-        <w:rPr>
-          <w:rFonts w:ascii="Consolas" w:cs="Consolas" w:eastAsia="Consolas" w:hAnsi="Consolas"/>
-          <w:sz w:val="16"/>
-          <w:szCs w:val="16"/>
-        </w:rPr>
-        <w:t xml:space="preserve"> </w:t>
-      </w:r>
-    </w:p>
-    <w:p>
-      <w:pPr>
-        <w:spacing w:after="0" w:line="220"/>
-      </w:pPr>
-      <w:r>
-        <w:rPr>
-          <w:rFonts w:ascii="Consolas" w:cs="Consolas" w:eastAsia="Consolas" w:hAnsi="Consolas"/>
-          <w:sz w:val="16"/>
-          <w:szCs w:val="16"/>
-        </w:rPr>
-        <w:t xml:space="preserve">    const initial = getDownloadButtons().length;</w:t>
-      </w:r>
-    </w:p>
-    <w:p>
-      <w:pPr>
-        <w:spacing w:after="0" w:line="220"/>
-      </w:pPr>
-      <w:r>
-        <w:rPr>
-          <w:rFonts w:ascii="Consolas" w:cs="Consolas" w:eastAsia="Consolas" w:hAnsi="Consolas"/>
-          <w:sz w:val="16"/>
-          <w:szCs w:val="16"/>
-        </w:rPr>
-        <w:t xml:space="preserve">    const gen = findGenerateReportButton();</w:t>
-      </w:r>
-    </w:p>
-    <w:p>
-      <w:pPr>
-        <w:spacing w:after="0" w:line="220"/>
-      </w:pPr>
-      <w:r>
-        <w:rPr>
-          <w:rFonts w:ascii="Consolas" w:cs="Consolas" w:eastAsia="Consolas" w:hAnsi="Consolas"/>
-          <w:sz w:val="16"/>
-          <w:szCs w:val="16"/>
-        </w:rPr>
-        <w:t xml:space="preserve">    if (!gen) throw new Error(`${tag}: Generate Report button not found`);</w:t>
-      </w:r>
-    </w:p>
-    <w:p>
-      <w:pPr>
-        <w:spacing w:after="0" w:line="220"/>
-      </w:pPr>
-      <w:r>
-        <w:rPr>
-          <w:rFonts w:ascii="Consolas" w:cs="Consolas" w:eastAsia="Consolas" w:hAnsi="Consolas"/>
-          <w:sz w:val="16"/>
-          <w:szCs w:val="16"/>
-        </w:rPr>
-        <w:t xml:space="preserve">    showBanner(`${tag}: generating…`);</w:t>
-      </w:r>
-    </w:p>
-    <w:p>
-      <w:pPr>
-        <w:spacing w:after="0" w:line="220"/>
-      </w:pPr>
-      <w:r>
-        <w:rPr>
-          <w:rFonts w:ascii="Consolas" w:cs="Consolas" w:eastAsia="Consolas" w:hAnsi="Consolas"/>
-          <w:sz w:val="16"/>
-          <w:szCs w:val="16"/>
-        </w:rPr>
-        <w:t xml:space="preserve">    uiLog(`${tag}: generating…`);</w:t>
-      </w:r>
-    </w:p>
-    <w:p>
-      <w:pPr>
-        <w:spacing w:after="0" w:line="220"/>
-      </w:pPr>
-      <w:r>
-        <w:rPr>
-          <w:rFonts w:ascii="Consolas" w:cs="Consolas" w:eastAsia="Consolas" w:hAnsi="Consolas"/>
-          <w:sz w:val="16"/>
-          <w:szCs w:val="16"/>
-        </w:rPr>
-        <w:t xml:space="preserve">    const t0 = Date.now();</w:t>
-      </w:r>
-    </w:p>
-    <w:p>
-      <w:pPr>
-        <w:spacing w:after="0" w:line="220"/>
-      </w:pPr>
-      <w:r>
-        <w:rPr>
-          <w:rFonts w:ascii="Consolas" w:cs="Consolas" w:eastAsia="Consolas" w:hAnsi="Consolas"/>
-          <w:sz w:val="16"/>
-          <w:szCs w:val="16"/>
-        </w:rPr>
-        <w:t xml:space="preserve">    clickGenerateAsserted(tag, gen);</w:t>
-      </w:r>
-    </w:p>
-    <w:p>
-      <w:pPr>
-        <w:spacing w:after="0" w:line="220"/>
-      </w:pPr>
-      <w:r>
-        <w:rPr>
-          <w:rFonts w:ascii="Consolas" w:cs="Consolas" w:eastAsia="Consolas" w:hAnsi="Consolas"/>
-          <w:sz w:val="16"/>
-          <w:szCs w:val="16"/>
-        </w:rPr>
-        <w:t xml:space="preserve">    await waitFor(() =&gt; getDownloadButtons().length &gt; initial, {</w:t>
-      </w:r>
-    </w:p>
-    <w:p>
-      <w:pPr>
-        <w:spacing w:after="0" w:line="220"/>
-      </w:pPr>
-      <w:r>
-        <w:rPr>
-          <w:rFonts w:ascii="Consolas" w:cs="Consolas" w:eastAsia="Consolas" w:hAnsi="Consolas"/>
-          <w:sz w:val="16"/>
-          <w:szCs w:val="16"/>
-        </w:rPr>
-        <w:t xml:space="preserve">      timeout: QUEUE_TIMEOUT_MS, interval: 800, label: `${tag} Download button`,</w:t>
-      </w:r>
-    </w:p>
-    <w:p>
-      <w:pPr>
-        <w:spacing w:after="0" w:line="220"/>
-      </w:pPr>
-      <w:r>
-        <w:rPr>
-          <w:rFonts w:ascii="Consolas" w:cs="Consolas" w:eastAsia="Consolas" w:hAnsi="Consolas"/>
-          <w:sz w:val="16"/>
-          <w:szCs w:val="16"/>
-        </w:rPr>
-        <w:t xml:space="preserve">    });</w:t>
-      </w:r>
-    </w:p>
-    <w:p>
-      <w:pPr>
-        <w:spacing w:after="0" w:line="220"/>
-      </w:pPr>
-      <w:r>
-        <w:rPr>
-          <w:rFonts w:ascii="Consolas" w:cs="Consolas" w:eastAsia="Consolas" w:hAnsi="Consolas"/>
-          <w:sz w:val="16"/>
-          <w:szCs w:val="16"/>
-        </w:rPr>
         <w:t xml:space="preserve">    const genMs = Date.now() - t0;</w:t>
       </w:r>
     </w:p>
@@ -12609,7 +13545,7 @@
           <w:sz w:val="16"/>
           <w:szCs w:val="16"/>
         </w:rPr>
-        <w:t xml:space="preserve">    await downloadNewest(baseName);</w:t>
+        <w:t xml:space="preserve">    await downloadViaButton(btn, baseName);</w:t>
       </w:r>
     </w:p>
     <w:p>

--- a/distribution-docs/Paycom Historical Data Bot.docx
+++ b/distribution-docs/Paycom Historical Data Bot.docx
@@ -51,7 +51,7 @@
           <w:sz w:val="16"/>
           <w:szCs w:val="16"/>
         </w:rPr>
-        <w:t xml:space="preserve">// @version      0.34.0</w:t>
+        <w:t xml:space="preserve">// @version      0.34.1</w:t>
       </w:r>
     </w:p>
     <w:p>
@@ -181,6 +181,162 @@
           <w:sz w:val="16"/>
           <w:szCs w:val="16"/>
         </w:rPr>
+        <w:t xml:space="preserve">  // Shown in the panel header. Read from Tampermonkey so it can never drift</w:t>
+      </w:r>
+    </w:p>
+    <w:p>
+      <w:pPr>
+        <w:spacing w:after="0" w:line="220"/>
+      </w:pPr>
+      <w:r>
+        <w:rPr>
+          <w:rFonts w:ascii="Consolas" w:cs="Consolas" w:eastAsia="Consolas" w:hAnsi="Consolas"/>
+          <w:sz w:val="16"/>
+          <w:szCs w:val="16"/>
+        </w:rPr>
+        <w:t xml:space="preserve">  // from @version — a stale badge makes the panel useless for telling which</w:t>
+      </w:r>
+    </w:p>
+    <w:p>
+      <w:pPr>
+        <w:spacing w:after="0" w:line="220"/>
+      </w:pPr>
+      <w:r>
+        <w:rPr>
+          <w:rFonts w:ascii="Consolas" w:cs="Consolas" w:eastAsia="Consolas" w:hAnsi="Consolas"/>
+          <w:sz w:val="16"/>
+          <w:szCs w:val="16"/>
+        </w:rPr>
+        <w:t xml:space="preserve">  // build is actually loaded mid-run.</w:t>
+      </w:r>
+    </w:p>
+    <w:p>
+      <w:pPr>
+        <w:spacing w:after="0" w:line="220"/>
+      </w:pPr>
+      <w:r>
+        <w:rPr>
+          <w:rFonts w:ascii="Consolas" w:cs="Consolas" w:eastAsia="Consolas" w:hAnsi="Consolas"/>
+          <w:sz w:val="16"/>
+          <w:szCs w:val="16"/>
+        </w:rPr>
+        <w:t xml:space="preserve">  const SCRIPT_VERSION = (() =&gt; {</w:t>
+      </w:r>
+    </w:p>
+    <w:p>
+      <w:pPr>
+        <w:spacing w:after="0" w:line="220"/>
+      </w:pPr>
+      <w:r>
+        <w:rPr>
+          <w:rFonts w:ascii="Consolas" w:cs="Consolas" w:eastAsia="Consolas" w:hAnsi="Consolas"/>
+          <w:sz w:val="16"/>
+          <w:szCs w:val="16"/>
+        </w:rPr>
+        <w:t xml:space="preserve">    try {</w:t>
+      </w:r>
+    </w:p>
+    <w:p>
+      <w:pPr>
+        <w:spacing w:after="0" w:line="220"/>
+      </w:pPr>
+      <w:r>
+        <w:rPr>
+          <w:rFonts w:ascii="Consolas" w:cs="Consolas" w:eastAsia="Consolas" w:hAnsi="Consolas"/>
+          <w:sz w:val="16"/>
+          <w:szCs w:val="16"/>
+        </w:rPr>
+        <w:t xml:space="preserve">      if (typeof GM_info !== 'undefined' &amp;&amp; GM_info.script &amp;&amp; GM_info.script.version) {</w:t>
+      </w:r>
+    </w:p>
+    <w:p>
+      <w:pPr>
+        <w:spacing w:after="0" w:line="220"/>
+      </w:pPr>
+      <w:r>
+        <w:rPr>
+          <w:rFonts w:ascii="Consolas" w:cs="Consolas" w:eastAsia="Consolas" w:hAnsi="Consolas"/>
+          <w:sz w:val="16"/>
+          <w:szCs w:val="16"/>
+        </w:rPr>
+        <w:t xml:space="preserve">        return GM_info.script.version;</w:t>
+      </w:r>
+    </w:p>
+    <w:p>
+      <w:pPr>
+        <w:spacing w:after="0" w:line="220"/>
+      </w:pPr>
+      <w:r>
+        <w:rPr>
+          <w:rFonts w:ascii="Consolas" w:cs="Consolas" w:eastAsia="Consolas" w:hAnsi="Consolas"/>
+          <w:sz w:val="16"/>
+          <w:szCs w:val="16"/>
+        </w:rPr>
+        <w:t xml:space="preserve">      }</w:t>
+      </w:r>
+    </w:p>
+    <w:p>
+      <w:pPr>
+        <w:spacing w:after="0" w:line="220"/>
+      </w:pPr>
+      <w:r>
+        <w:rPr>
+          <w:rFonts w:ascii="Consolas" w:cs="Consolas" w:eastAsia="Consolas" w:hAnsi="Consolas"/>
+          <w:sz w:val="16"/>
+          <w:szCs w:val="16"/>
+        </w:rPr>
+        <w:t xml:space="preserve">    } catch (_) { }</w:t>
+      </w:r>
+    </w:p>
+    <w:p>
+      <w:pPr>
+        <w:spacing w:after="0" w:line="220"/>
+      </w:pPr>
+      <w:r>
+        <w:rPr>
+          <w:rFonts w:ascii="Consolas" w:cs="Consolas" w:eastAsia="Consolas" w:hAnsi="Consolas"/>
+          <w:sz w:val="16"/>
+          <w:szCs w:val="16"/>
+        </w:rPr>
+        <w:t xml:space="preserve">    return '0.34.1';</w:t>
+      </w:r>
+    </w:p>
+    <w:p>
+      <w:pPr>
+        <w:spacing w:after="0" w:line="220"/>
+      </w:pPr>
+      <w:r>
+        <w:rPr>
+          <w:rFonts w:ascii="Consolas" w:cs="Consolas" w:eastAsia="Consolas" w:hAnsi="Consolas"/>
+          <w:sz w:val="16"/>
+          <w:szCs w:val="16"/>
+        </w:rPr>
+        <w:t xml:space="preserve">  })();</w:t>
+      </w:r>
+    </w:p>
+    <w:p>
+      <w:pPr>
+        <w:spacing w:after="0" w:line="220"/>
+      </w:pPr>
+      <w:r>
+        <w:rPr>
+          <w:rFonts w:ascii="Consolas" w:cs="Consolas" w:eastAsia="Consolas" w:hAnsi="Consolas"/>
+          <w:sz w:val="16"/>
+          <w:szCs w:val="16"/>
+        </w:rPr>
+        <w:t xml:space="preserve"> </w:t>
+      </w:r>
+    </w:p>
+    <w:p>
+      <w:pPr>
+        <w:spacing w:after="0" w:line="220"/>
+      </w:pPr>
+      <w:r>
+        <w:rPr>
+          <w:rFonts w:ascii="Consolas" w:cs="Consolas" w:eastAsia="Consolas" w:hAnsi="Consolas"/>
+          <w:sz w:val="16"/>
+          <w:szCs w:val="16"/>
+        </w:rPr>
         <w:t xml:space="preserve">  // ── Duplicate-instance guards ──</w:t>
       </w:r>
     </w:p>
@@ -33136,6 +33292,32 @@
           <w:sz w:val="16"/>
           <w:szCs w:val="16"/>
         </w:rPr>
+        <w:t xml:space="preserve">        #histbot-panel .hb-ver{flex:none;font-size:10px;font-weight:700;letter-spacing:.3px;color:#cad2c5;</w:t>
+      </w:r>
+    </w:p>
+    <w:p>
+      <w:pPr>
+        <w:spacing w:after="0" w:line="220"/>
+      </w:pPr>
+      <w:r>
+        <w:rPr>
+          <w:rFonts w:ascii="Consolas" w:cs="Consolas" w:eastAsia="Consolas" w:hAnsi="Consolas"/>
+          <w:sz w:val="16"/>
+          <w:szCs w:val="16"/>
+        </w:rPr>
+        <w:t xml:space="preserve">          background:rgba(47,62,70,.45);border:1px solid rgba(202,210,197,.35);border-radius:999px;padding:1px 7px}</w:t>
+      </w:r>
+    </w:p>
+    <w:p>
+      <w:pPr>
+        <w:spacing w:after="0" w:line="220"/>
+      </w:pPr>
+      <w:r>
+        <w:rPr>
+          <w:rFonts w:ascii="Consolas" w:cs="Consolas" w:eastAsia="Consolas" w:hAnsi="Consolas"/>
+          <w:sz w:val="16"/>
+          <w:szCs w:val="16"/>
+        </w:rPr>
         <w:t xml:space="preserve">        #histbot-panel.minimized .body{display:none}</w:t>
       </w:r>
     </w:p>
@@ -33175,7 +33357,7 @@
           <w:sz w:val="16"/>
           <w:szCs w:val="16"/>
         </w:rPr>
-        <w:t xml:space="preserve">        &lt;h4&gt;Historical Data Bot&lt;/h4&gt;</w:t>
+        <w:t xml:space="preserve">        &lt;h4&gt;Historical Data Bot&lt;span class="hb-ver"&gt;v${SCRIPT_VERSION}&lt;/span&gt;&lt;/h4&gt;</w:t>
       </w:r>
     </w:p>
     <w:p>
